--- a/streamlit_data/tenants/demo/doc_rag/source_files/情報システム管理規程案.docx
+++ b/streamlit_data/tenants/demo/doc_rag/source_files/情報システム管理規程案.docx
@@ -1,6 +1,6 @@
 
 <file path=word/document.xml><?xml version="1.0" encoding="utf-8"?>
-<w:document xmlns:wpc="http://schemas.microsoft.com/office/word/2010/wordprocessingCanvas" xmlns:cx="http://schemas.microsoft.com/office/drawing/2014/chartex" xmlns:cx1="http://schemas.microsoft.com/office/drawing/2015/9/8/chartex" xmlns:cx2="http://schemas.microsoft.com/office/drawing/2015/10/21/chartex" xmlns:cx3="http://schemas.microsoft.com/office/drawing/2016/5/9/chartex" xmlns:cx4="http://schemas.microsoft.com/office/drawing/2016/5/10/chartex" xmlns:cx5="http://schemas.microsoft.com/office/drawing/2016/5/11/chartex" xmlns:cx6="http://schemas.microsoft.com/office/drawing/2016/5/12/chartex" xmlns:cx7="http://schemas.microsoft.com/office/drawing/2016/5/13/chartex" xmlns:cx8="http://schemas.microsoft.com/office/drawing/2016/5/14/chartex" xmlns:mc="http://schemas.openxmlformats.org/markup-compatibility/2006" xmlns:aink="http://schemas.microsoft.com/office/drawing/2016/ink" xmlns:am3d="http://schemas.microsoft.com/office/drawing/2017/model3d" xmlns:o="urn:schemas-microsoft-com:office:office" xmlns:oel="http://schemas.microsoft.com/office/2019/extlst" xmlns:r="http://schemas.openxmlformats.org/officeDocument/2006/relationships" xmlns:m="http://schemas.openxmlformats.org/officeDocument/2006/math" xmlns:v="urn:schemas-microsoft-com:vml" xmlns:wp14="http://schemas.microsoft.com/office/word/2010/wordprocessingDrawing" xmlns:wp="http://schemas.openxmlformats.org/drawingml/2006/wordprocessingDrawing" xmlns:w10="urn:schemas-microsoft-com:office:word" xmlns:w="http://schemas.openxmlformats.org/wordprocessingml/2006/main" xmlns:w14="http://schemas.microsoft.com/office/word/2010/wordml" xmlns:w15="http://schemas.microsoft.com/office/word/2012/wordml" xmlns:w16cex="http://schemas.microsoft.com/office/word/2018/wordml/cex" xmlns:w16cid="http://schemas.microsoft.com/office/word/2016/wordml/cid" xmlns:w16="http://schemas.microsoft.com/office/word/2018/wordml" xmlns:w16du="http://schemas.microsoft.com/office/word/2023/wordml/word16du" xmlns:w16sdtdh="http://schemas.microsoft.com/office/word/2020/wordml/sdtdatahash" xmlns:w16sdtfl="http://schemas.microsoft.com/office/word/2024/wordml/sdtformatlock" xmlns:w16se="http://schemas.microsoft.com/office/word/2015/wordml/symex" xmlns:wpg="http://schemas.microsoft.com/office/word/2010/wordprocessingGroup" xmlns:wpi="http://schemas.microsoft.com/office/word/2010/wordprocessingInk" xmlns:wne="http://schemas.microsoft.com/office/word/2006/wordml" xmlns:wps="http://schemas.microsoft.com/office/word/2010/wordprocessingShape" mc:Ignorable="w14 w15 w16se w16cid w16 w16cex w16sdtdh w16sdtfl w16du wp14">
+<w:document xmlns:wpc="http://schemas.microsoft.com/office/word/2010/wordprocessingCanvas" xmlns:cx="http://schemas.microsoft.com/office/drawing/2014/chartex" xmlns:cx1="http://schemas.microsoft.com/office/drawing/2015/9/8/chartex" xmlns:mc="http://schemas.openxmlformats.org/markup-compatibility/2006" xmlns:o="urn:schemas-microsoft-com:office:office" xmlns:r="http://schemas.openxmlformats.org/officeDocument/2006/relationships" xmlns:m="http://schemas.openxmlformats.org/officeDocument/2006/math" xmlns:v="urn:schemas-microsoft-com:vml" xmlns:wp14="http://schemas.microsoft.com/office/word/2010/wordprocessingDrawing" xmlns:wp="http://schemas.openxmlformats.org/drawingml/2006/wordprocessingDrawing" xmlns:w10="urn:schemas-microsoft-com:office:word" xmlns:w="http://schemas.openxmlformats.org/wordprocessingml/2006/main" xmlns:w14="http://schemas.microsoft.com/office/word/2010/wordml" xmlns:w15="http://schemas.microsoft.com/office/word/2012/wordml" xmlns:w16se="http://schemas.microsoft.com/office/word/2015/wordml/symex" xmlns:wpg="http://schemas.microsoft.com/office/word/2010/wordprocessingGroup" xmlns:wpi="http://schemas.microsoft.com/office/word/2010/wordprocessingInk" xmlns:wne="http://schemas.microsoft.com/office/word/2006/wordml" xmlns:wps="http://schemas.microsoft.com/office/word/2010/wordprocessingShape" mc:Ignorable="w14 w15 w16se wp14">
   <w:body>
     <w:p>
       <w:pPr>
@@ -199,18 +199,10 @@
           <w:sz w:val="36"/>
           <w:szCs w:val="36"/>
         </w:rPr>
-        <w:t>株式会社</w:t>
-      </w:r>
-      <w:r>
-        <w:rPr>
-          <w:rFonts w:ascii="ＭＳ ゴシック" w:eastAsia="ＭＳ ゴシック" w:hAnsi="ＭＳ ゴシック" w:hint="eastAsia"/>
-          <w:b/>
-          <w:bCs/>
-          <w:sz w:val="36"/>
-          <w:szCs w:val="36"/>
-        </w:rPr>
-        <w:t>XXXXXX</w:t>
-      </w:r>
+        <w:t>株式会社ネオXXXXXXXXXXXXX</w:t>
+      </w:r>
+      <w:bookmarkStart w:id="1" w:name="_GoBack"/>
+      <w:bookmarkEnd w:id="1"/>
     </w:p>
     <w:p>
       <w:pPr>
@@ -2288,7 +2280,7 @@
         </w:rPr>
         <w:t>者の承認</w:t>
       </w:r>
-      <w:bookmarkStart w:id="1" w:name="_Hlk189832187"/>
+      <w:bookmarkStart w:id="2" w:name="_Hlk189832187"/>
       <w:r>
         <w:rPr>
           <w:rFonts w:ascii="ＭＳ ゴシック" w:eastAsia="ＭＳ ゴシック" w:hAnsi="ＭＳ ゴシック" w:hint="eastAsia"/>
@@ -2310,7 +2302,7 @@
         </w:rPr>
         <w:t>）</w:t>
       </w:r>
-      <w:bookmarkEnd w:id="1"/>
+      <w:bookmarkEnd w:id="2"/>
       <w:r>
         <w:rPr>
           <w:rFonts w:ascii="ＭＳ ゴシック" w:eastAsia="ＭＳ ゴシック" w:hAnsi="ＭＳ ゴシック" w:hint="eastAsia"/>
@@ -3706,7 +3698,7 @@
               </wp:anchor>
             </w:drawing>
           </mc:Choice>
-          <mc:Fallback>
+          <mc:Fallback xmlns:w16sdtfl="http://schemas.microsoft.com/office/word/2024/wordml/sdtformatlock" xmlns:w16sdtdh="http://schemas.microsoft.com/office/word/2020/wordml/sdtdatahash" xmlns:w16du="http://schemas.microsoft.com/office/word/2023/wordml/word16du" xmlns:w16="http://schemas.microsoft.com/office/word/2018/wordml" xmlns:w16cid="http://schemas.microsoft.com/office/word/2016/wordml/cid" xmlns:w16cex="http://schemas.microsoft.com/office/word/2018/wordml/cex" xmlns:oel="http://schemas.microsoft.com/office/2019/extlst" xmlns:am3d="http://schemas.microsoft.com/office/drawing/2017/model3d" xmlns:aink="http://schemas.microsoft.com/office/drawing/2016/ink" xmlns:cx8="http://schemas.microsoft.com/office/drawing/2016/5/14/chartex" xmlns:cx7="http://schemas.microsoft.com/office/drawing/2016/5/13/chartex" xmlns:cx6="http://schemas.microsoft.com/office/drawing/2016/5/12/chartex" xmlns:cx5="http://schemas.microsoft.com/office/drawing/2016/5/11/chartex" xmlns:cx4="http://schemas.microsoft.com/office/drawing/2016/5/10/chartex" xmlns:cx3="http://schemas.microsoft.com/office/drawing/2016/5/9/chartex" xmlns:cx2="http://schemas.microsoft.com/office/drawing/2015/10/21/chartex">
             <w:pict>
               <v:shapetype w14:anchorId="375766F7" id="_x0000_t61" coordsize="21600,21600" o:spt="61" adj="1350,25920" path="m,l0@8@12@24,0@9,,21600@6,21600@15@27@7,21600,21600,21600,21600@9@18@30,21600@8,21600,0@7,0@21@33@6,xe">
                 <v:stroke joinstyle="miter"/>
@@ -4556,7 +4548,7 @@
         </w:rPr>
         <w:t>承認</w:t>
       </w:r>
-      <w:bookmarkStart w:id="2" w:name="_Hlk189832267"/>
+      <w:bookmarkStart w:id="3" w:name="_Hlk189832267"/>
       <w:r>
         <w:rPr>
           <w:rFonts w:ascii="ＭＳ ゴシック" w:eastAsia="ＭＳ ゴシック" w:hAnsi="ＭＳ ゴシック" w:hint="eastAsia"/>
@@ -4599,7 +4591,7 @@
         </w:rPr>
         <w:t>）</w:t>
       </w:r>
-      <w:bookmarkEnd w:id="2"/>
+      <w:bookmarkEnd w:id="3"/>
       <w:r>
         <w:rPr>
           <w:rFonts w:ascii="ＭＳ ゴシック" w:eastAsia="ＭＳ ゴシック" w:hAnsi="ＭＳ ゴシック" w:hint="eastAsia"/>
@@ -6890,6 +6882,189 @@
       <w:r>
         <w:rPr>
           <w:rFonts w:ascii="ＭＳ ゴシック" w:eastAsia="ＭＳ ゴシック" w:hAnsi="ＭＳ ゴシック" w:hint="eastAsia"/>
+          <w:noProof/>
+          <w:szCs w:val="21"/>
+        </w:rPr>
+        <mc:AlternateContent>
+          <mc:Choice Requires="wps">
+            <w:drawing>
+              <wp:anchor distT="0" distB="0" distL="114300" distR="114300" simplePos="0" relativeHeight="251661312" behindDoc="0" locked="0" layoutInCell="1" allowOverlap="1" wp14:anchorId="637BF29E" wp14:editId="63B2FDA9">
+                <wp:simplePos x="0" y="0"/>
+                <wp:positionH relativeFrom="column">
+                  <wp:posOffset>3810000</wp:posOffset>
+                </wp:positionH>
+                <wp:positionV relativeFrom="paragraph">
+                  <wp:posOffset>504825</wp:posOffset>
+                </wp:positionV>
+                <wp:extent cx="2352675" cy="476250"/>
+                <wp:effectExtent l="1504950" t="0" r="28575" b="209550"/>
+                <wp:wrapNone/>
+                <wp:docPr id="152739282" name="吹き出し: 四角形 1"/>
+                <wp:cNvGraphicFramePr/>
+                <a:graphic xmlns:a="http://schemas.openxmlformats.org/drawingml/2006/main">
+                  <a:graphicData uri="http://schemas.microsoft.com/office/word/2010/wordprocessingShape">
+                    <wps:wsp>
+                      <wps:cNvSpPr/>
+                      <wps:spPr>
+                        <a:xfrm>
+                          <a:off x="0" y="0"/>
+                          <a:ext cx="2352675" cy="476250"/>
+                        </a:xfrm>
+                        <a:prstGeom prst="wedgeRectCallout">
+                          <a:avLst>
+                            <a:gd name="adj1" fmla="val -111871"/>
+                            <a:gd name="adj2" fmla="val 83801"/>
+                          </a:avLst>
+                        </a:prstGeom>
+                        <a:solidFill>
+                          <a:schemeClr val="accent4">
+                            <a:lumMod val="20000"/>
+                            <a:lumOff val="80000"/>
+                          </a:schemeClr>
+                        </a:solidFill>
+                        <a:ln w="0"/>
+                      </wps:spPr>
+                      <wps:style>
+                        <a:lnRef idx="2">
+                          <a:schemeClr val="accent1">
+                            <a:shade val="15000"/>
+                          </a:schemeClr>
+                        </a:lnRef>
+                        <a:fillRef idx="1">
+                          <a:schemeClr val="accent1"/>
+                        </a:fillRef>
+                        <a:effectRef idx="0">
+                          <a:schemeClr val="accent1"/>
+                        </a:effectRef>
+                        <a:fontRef idx="minor">
+                          <a:schemeClr val="lt1"/>
+                        </a:fontRef>
+                      </wps:style>
+                      <wps:txbx>
+                        <w:txbxContent>
+                          <w:p>
+                            <w:pPr>
+                              <w:jc w:val="center"/>
+                              <w:rPr>
+                                <w:rFonts w:ascii="ＭＳ ゴシック" w:eastAsia="ＭＳ ゴシック" w:hAnsi="ＭＳ ゴシック"/>
+                                <w:b/>
+                                <w:bCs/>
+                                <w:color w:val="000000" w:themeColor="text1"/>
+                                <w:sz w:val="16"/>
+                                <w:szCs w:val="16"/>
+                                <w14:shadow w14:blurRad="38100" w14:dist="19050" w14:dir="2700000" w14:sx="100000" w14:sy="100000" w14:kx="0" w14:ky="0" w14:algn="tl">
+                                  <w14:schemeClr w14:val="dk1">
+                                    <w14:alpha w14:val="60000"/>
+                                  </w14:schemeClr>
+                                </w14:shadow>
+                                <w14:textOutline w14:w="0" w14:cap="flat" w14:cmpd="sng" w14:algn="ctr">
+                                  <w14:noFill/>
+                                  <w14:prstDash w14:val="solid"/>
+                                  <w14:round/>
+                                </w14:textOutline>
+                              </w:rPr>
+                            </w:pPr>
+                            <w:r>
+                              <w:rPr>
+                                <w:rFonts w:ascii="ＭＳ ゴシック" w:eastAsia="ＭＳ ゴシック" w:hAnsi="ＭＳ ゴシック" w:hint="eastAsia"/>
+                                <w:b/>
+                                <w:bCs/>
+                                <w:color w:val="000000" w:themeColor="text1"/>
+                                <w:sz w:val="16"/>
+                                <w:szCs w:val="16"/>
+                                <w14:shadow w14:blurRad="38100" w14:dist="19050" w14:dir="2700000" w14:sx="100000" w14:sy="100000" w14:kx="0" w14:ky="0" w14:algn="tl">
+                                  <w14:schemeClr w14:val="dk1">
+                                    <w14:alpha w14:val="60000"/>
+                                  </w14:schemeClr>
+                                </w14:shadow>
+                                <w14:textOutline w14:w="0" w14:cap="flat" w14:cmpd="sng" w14:algn="ctr">
+                                  <w14:noFill/>
+                                  <w14:prstDash w14:val="solid"/>
+                                  <w14:round/>
+                                </w14:textOutline>
+                              </w:rPr>
+                              <w:t>ログ管理の運用について、Neo側で確認できるのか？</w:t>
+                            </w:r>
+                          </w:p>
+                        </w:txbxContent>
+                      </wps:txbx>
+                      <wps:bodyPr rot="0" spcFirstLastPara="0" vertOverflow="overflow" horzOverflow="overflow" vert="horz" wrap="square" lIns="91440" tIns="45720" rIns="91440" bIns="45720" numCol="1" spcCol="0" rtlCol="0" fromWordArt="0" anchor="ctr" anchorCtr="0" forceAA="0" compatLnSpc="1">
+                        <a:prstTxWarp prst="textNoShape">
+                          <a:avLst/>
+                        </a:prstTxWarp>
+                        <a:noAutofit/>
+                      </wps:bodyPr>
+                    </wps:wsp>
+                  </a:graphicData>
+                </a:graphic>
+                <wp14:sizeRelH relativeFrom="margin">
+                  <wp14:pctWidth>0</wp14:pctWidth>
+                </wp14:sizeRelH>
+                <wp14:sizeRelV relativeFrom="margin">
+                  <wp14:pctHeight>0</wp14:pctHeight>
+                </wp14:sizeRelV>
+              </wp:anchor>
+            </w:drawing>
+          </mc:Choice>
+          <mc:Fallback xmlns:w16sdtfl="http://schemas.microsoft.com/office/word/2024/wordml/sdtformatlock" xmlns:w16sdtdh="http://schemas.microsoft.com/office/word/2020/wordml/sdtdatahash" xmlns:w16du="http://schemas.microsoft.com/office/word/2023/wordml/word16du" xmlns:w16="http://schemas.microsoft.com/office/word/2018/wordml" xmlns:w16cid="http://schemas.microsoft.com/office/word/2016/wordml/cid" xmlns:w16cex="http://schemas.microsoft.com/office/word/2018/wordml/cex" xmlns:oel="http://schemas.microsoft.com/office/2019/extlst" xmlns:am3d="http://schemas.microsoft.com/office/drawing/2017/model3d" xmlns:aink="http://schemas.microsoft.com/office/drawing/2016/ink" xmlns:cx8="http://schemas.microsoft.com/office/drawing/2016/5/14/chartex" xmlns:cx7="http://schemas.microsoft.com/office/drawing/2016/5/13/chartex" xmlns:cx6="http://schemas.microsoft.com/office/drawing/2016/5/12/chartex" xmlns:cx5="http://schemas.microsoft.com/office/drawing/2016/5/11/chartex" xmlns:cx4="http://schemas.microsoft.com/office/drawing/2016/5/10/chartex" xmlns:cx3="http://schemas.microsoft.com/office/drawing/2016/5/9/chartex" xmlns:cx2="http://schemas.microsoft.com/office/drawing/2015/10/21/chartex">
+            <w:pict>
+              <v:shape w14:anchorId="637BF29E" id="_x0000_s1027" type="#_x0000_t61" style="position:absolute;left:0;text-align:left;margin-left:300pt;margin-top:39.75pt;width:185.25pt;height:37.5pt;z-index:251661312;visibility:visible;mso-wrap-style:square;mso-width-percent:0;mso-height-percent:0;mso-wrap-distance-left:9pt;mso-wrap-distance-top:0;mso-wrap-distance-right:9pt;mso-wrap-distance-bottom:0;mso-position-horizontal:absolute;mso-position-horizontal-relative:text;mso-position-vertical:absolute;mso-position-vertical-relative:text;mso-width-percent:0;mso-height-percent:0;mso-width-relative:margin;mso-height-relative:margin;v-text-anchor:middle" o:gfxdata="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" adj="-13364,28901" fillcolor="#fff2cc [663]" strokecolor="#09101d [484]" strokeweight="0">
+                <v:textbox>
+                  <w:txbxContent>
+                    <w:p>
+                      <w:pPr>
+                        <w:jc w:val="center"/>
+                        <w:rPr>
+                          <w:rFonts w:ascii="ＭＳ ゴシック" w:eastAsia="ＭＳ ゴシック" w:hAnsi="ＭＳ ゴシック" w:hint="eastAsia"/>
+                          <w:b/>
+                          <w:bCs/>
+                          <w:color w:val="000000" w:themeColor="text1"/>
+                          <w:sz w:val="16"/>
+                          <w:szCs w:val="16"/>
+                          <w14:shadow w14:blurRad="38100" w14:dist="19050" w14:dir="2700000" w14:sx="100000" w14:sy="100000" w14:kx="0" w14:ky="0" w14:algn="tl">
+                            <w14:schemeClr w14:val="dk1">
+                              <w14:alpha w14:val="60000"/>
+                            </w14:schemeClr>
+                          </w14:shadow>
+                          <w14:textOutline w14:w="0" w14:cap="flat" w14:cmpd="sng" w14:algn="ctr">
+                            <w14:noFill/>
+                            <w14:prstDash w14:val="solid"/>
+                            <w14:round/>
+                          </w14:textOutline>
+                        </w:rPr>
+                      </w:pPr>
+                      <w:r>
+                        <w:rPr>
+                          <w:rFonts w:ascii="ＭＳ ゴシック" w:eastAsia="ＭＳ ゴシック" w:hAnsi="ＭＳ ゴシック" w:hint="eastAsia"/>
+                          <w:b/>
+                          <w:bCs/>
+                          <w:color w:val="000000" w:themeColor="text1"/>
+                          <w:sz w:val="16"/>
+                          <w:szCs w:val="16"/>
+                          <w14:shadow w14:blurRad="38100" w14:dist="19050" w14:dir="2700000" w14:sx="100000" w14:sy="100000" w14:kx="0" w14:ky="0" w14:algn="tl">
+                            <w14:schemeClr w14:val="dk1">
+                              <w14:alpha w14:val="60000"/>
+                            </w14:schemeClr>
+                          </w14:shadow>
+                          <w14:textOutline w14:w="0" w14:cap="flat" w14:cmpd="sng" w14:algn="ctr">
+                            <w14:noFill/>
+                            <w14:prstDash w14:val="solid"/>
+                            <w14:round/>
+                          </w14:textOutline>
+                        </w:rPr>
+                        <w:t>ログ管理の運用について、Neo側で確認できるのか？</w:t>
+                      </w:r>
+                    </w:p>
+                  </w:txbxContent>
+                </v:textbox>
+              </v:shape>
+            </w:pict>
+          </mc:Fallback>
+        </mc:AlternateContent>
+      </w:r>
+      <w:r>
+        <w:rPr>
+          <w:rFonts w:ascii="ＭＳ ゴシック" w:eastAsia="ＭＳ ゴシック" w:hAnsi="ＭＳ ゴシック" w:hint="eastAsia"/>
           <w:szCs w:val="21"/>
         </w:rPr>
         <w:t>情報システム担当者は、社内システムにおいて、ネットワークを介して外部との重要データの授受を行う場合は、認証機能、暗号機能及びアクセス制御機能を設定する。又、WEBホームページ上で重要データを収集する場合は必ずSSLなどの暗号化の措置を講じる｡</w:t>
@@ -8097,6 +8272,187 @@
       <w:r>
         <w:rPr>
           <w:rFonts w:ascii="ＭＳ ゴシック" w:eastAsia="ＭＳ ゴシック" w:hAnsi="ＭＳ ゴシック" w:hint="eastAsia"/>
+          <w:noProof/>
+          <w:szCs w:val="21"/>
+        </w:rPr>
+        <mc:AlternateContent>
+          <mc:Choice Requires="wps">
+            <w:drawing>
+              <wp:anchor distT="0" distB="0" distL="114300" distR="114300" simplePos="0" relativeHeight="251663360" behindDoc="0" locked="0" layoutInCell="1" allowOverlap="1" wp14:anchorId="25107069" wp14:editId="08EFC5C7">
+                <wp:simplePos x="0" y="0"/>
+                <wp:positionH relativeFrom="column">
+                  <wp:posOffset>3698240</wp:posOffset>
+                </wp:positionH>
+                <wp:positionV relativeFrom="paragraph">
+                  <wp:posOffset>90170</wp:posOffset>
+                </wp:positionV>
+                <wp:extent cx="2095500" cy="314325"/>
+                <wp:effectExtent l="0" t="0" r="19050" b="371475"/>
+                <wp:wrapNone/>
+                <wp:docPr id="650513966" name="吹き出し: 四角形 1"/>
+                <wp:cNvGraphicFramePr/>
+                <a:graphic xmlns:a="http://schemas.openxmlformats.org/drawingml/2006/main">
+                  <a:graphicData uri="http://schemas.microsoft.com/office/word/2010/wordprocessingShape">
+                    <wps:wsp>
+                      <wps:cNvSpPr/>
+                      <wps:spPr>
+                        <a:xfrm>
+                          <a:off x="0" y="0"/>
+                          <a:ext cx="2095500" cy="314325"/>
+                        </a:xfrm>
+                        <a:prstGeom prst="wedgeRectCallout">
+                          <a:avLst>
+                            <a:gd name="adj1" fmla="val 20923"/>
+                            <a:gd name="adj2" fmla="val 151801"/>
+                          </a:avLst>
+                        </a:prstGeom>
+                        <a:solidFill>
+                          <a:schemeClr val="accent4">
+                            <a:lumMod val="20000"/>
+                            <a:lumOff val="80000"/>
+                          </a:schemeClr>
+                        </a:solidFill>
+                        <a:ln w="0"/>
+                      </wps:spPr>
+                      <wps:style>
+                        <a:lnRef idx="2">
+                          <a:schemeClr val="accent1">
+                            <a:shade val="15000"/>
+                          </a:schemeClr>
+                        </a:lnRef>
+                        <a:fillRef idx="1">
+                          <a:schemeClr val="accent1"/>
+                        </a:fillRef>
+                        <a:effectRef idx="0">
+                          <a:schemeClr val="accent1"/>
+                        </a:effectRef>
+                        <a:fontRef idx="minor">
+                          <a:schemeClr val="lt1"/>
+                        </a:fontRef>
+                      </wps:style>
+                      <wps:txbx>
+                        <w:txbxContent>
+                          <w:p>
+                            <w:pPr>
+                              <w:rPr>
+                                <w:rFonts w:ascii="ＭＳ ゴシック" w:eastAsia="ＭＳ ゴシック" w:hAnsi="ＭＳ ゴシック"/>
+                                <w:b/>
+                                <w:bCs/>
+                                <w:color w:val="000000" w:themeColor="text1"/>
+                                <w:sz w:val="16"/>
+                                <w:szCs w:val="16"/>
+                                <w14:shadow w14:blurRad="38100" w14:dist="19050" w14:dir="2700000" w14:sx="100000" w14:sy="100000" w14:kx="0" w14:ky="0" w14:algn="tl">
+                                  <w14:schemeClr w14:val="dk1">
+                                    <w14:alpha w14:val="60000"/>
+                                  </w14:schemeClr>
+                                </w14:shadow>
+                                <w14:textOutline w14:w="0" w14:cap="flat" w14:cmpd="sng" w14:algn="ctr">
+                                  <w14:noFill/>
+                                  <w14:prstDash w14:val="solid"/>
+                                  <w14:round/>
+                                </w14:textOutline>
+                              </w:rPr>
+                            </w:pPr>
+                            <w:r>
+                              <w:rPr>
+                                <w:rFonts w:ascii="ＭＳ ゴシック" w:eastAsia="ＭＳ ゴシック" w:hAnsi="ＭＳ ゴシック" w:hint="eastAsia"/>
+                                <w:b/>
+                                <w:bCs/>
+                                <w:color w:val="000000" w:themeColor="text1"/>
+                                <w:sz w:val="16"/>
+                                <w:szCs w:val="16"/>
+                                <w14:shadow w14:blurRad="38100" w14:dist="19050" w14:dir="2700000" w14:sx="100000" w14:sy="100000" w14:kx="0" w14:ky="0" w14:algn="tl">
+                                  <w14:schemeClr w14:val="dk1">
+                                    <w14:alpha w14:val="60000"/>
+                                  </w14:schemeClr>
+                                </w14:shadow>
+                                <w14:textOutline w14:w="0" w14:cap="flat" w14:cmpd="sng" w14:algn="ctr">
+                                  <w14:noFill/>
+                                  <w14:prstDash w14:val="solid"/>
+                                  <w14:round/>
+                                </w14:textOutline>
+                              </w:rPr>
+                              <w:t>そもそもデータセンターはない</w:t>
+                            </w:r>
+                          </w:p>
+                        </w:txbxContent>
+                      </wps:txbx>
+                      <wps:bodyPr rot="0" spcFirstLastPara="0" vertOverflow="overflow" horzOverflow="overflow" vert="horz" wrap="square" lIns="91440" tIns="45720" rIns="91440" bIns="45720" numCol="1" spcCol="0" rtlCol="0" fromWordArt="0" anchor="ctr" anchorCtr="0" forceAA="0" compatLnSpc="1">
+                        <a:prstTxWarp prst="textNoShape">
+                          <a:avLst/>
+                        </a:prstTxWarp>
+                        <a:noAutofit/>
+                      </wps:bodyPr>
+                    </wps:wsp>
+                  </a:graphicData>
+                </a:graphic>
+                <wp14:sizeRelH relativeFrom="margin">
+                  <wp14:pctWidth>0</wp14:pctWidth>
+                </wp14:sizeRelH>
+                <wp14:sizeRelV relativeFrom="margin">
+                  <wp14:pctHeight>0</wp14:pctHeight>
+                </wp14:sizeRelV>
+              </wp:anchor>
+            </w:drawing>
+          </mc:Choice>
+          <mc:Fallback xmlns:w16sdtfl="http://schemas.microsoft.com/office/word/2024/wordml/sdtformatlock" xmlns:w16sdtdh="http://schemas.microsoft.com/office/word/2020/wordml/sdtdatahash" xmlns:w16du="http://schemas.microsoft.com/office/word/2023/wordml/word16du" xmlns:w16="http://schemas.microsoft.com/office/word/2018/wordml" xmlns:w16cid="http://schemas.microsoft.com/office/word/2016/wordml/cid" xmlns:w16cex="http://schemas.microsoft.com/office/word/2018/wordml/cex" xmlns:oel="http://schemas.microsoft.com/office/2019/extlst" xmlns:am3d="http://schemas.microsoft.com/office/drawing/2017/model3d" xmlns:aink="http://schemas.microsoft.com/office/drawing/2016/ink" xmlns:cx8="http://schemas.microsoft.com/office/drawing/2016/5/14/chartex" xmlns:cx7="http://schemas.microsoft.com/office/drawing/2016/5/13/chartex" xmlns:cx6="http://schemas.microsoft.com/office/drawing/2016/5/12/chartex" xmlns:cx5="http://schemas.microsoft.com/office/drawing/2016/5/11/chartex" xmlns:cx4="http://schemas.microsoft.com/office/drawing/2016/5/10/chartex" xmlns:cx3="http://schemas.microsoft.com/office/drawing/2016/5/9/chartex" xmlns:cx2="http://schemas.microsoft.com/office/drawing/2015/10/21/chartex">
+            <w:pict>
+              <v:shape w14:anchorId="25107069" id="_x0000_s1028" type="#_x0000_t61" style="position:absolute;left:0;text-align:left;margin-left:291.2pt;margin-top:7.1pt;width:165pt;height:24.75pt;z-index:251663360;visibility:visible;mso-wrap-style:square;mso-width-percent:0;mso-height-percent:0;mso-wrap-distance-left:9pt;mso-wrap-distance-top:0;mso-wrap-distance-right:9pt;mso-wrap-distance-bottom:0;mso-position-horizontal:absolute;mso-position-horizontal-relative:text;mso-position-vertical:absolute;mso-position-vertical-relative:text;mso-width-percent:0;mso-height-percent:0;mso-width-relative:margin;mso-height-relative:margin;v-text-anchor:middle" o:gfxdata="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" adj="15319,43589" fillcolor="#fff2cc [663]" strokecolor="#09101d [484]" strokeweight="0">
+                <v:textbox>
+                  <w:txbxContent>
+                    <w:p>
+                      <w:pPr>
+                        <w:rPr>
+                          <w:rFonts w:ascii="ＭＳ ゴシック" w:eastAsia="ＭＳ ゴシック" w:hAnsi="ＭＳ ゴシック" w:hint="eastAsia"/>
+                          <w:b/>
+                          <w:bCs/>
+                          <w:color w:val="000000" w:themeColor="text1"/>
+                          <w:sz w:val="16"/>
+                          <w:szCs w:val="16"/>
+                          <w14:shadow w14:blurRad="38100" w14:dist="19050" w14:dir="2700000" w14:sx="100000" w14:sy="100000" w14:kx="0" w14:ky="0" w14:algn="tl">
+                            <w14:schemeClr w14:val="dk1">
+                              <w14:alpha w14:val="60000"/>
+                            </w14:schemeClr>
+                          </w14:shadow>
+                          <w14:textOutline w14:w="0" w14:cap="flat" w14:cmpd="sng" w14:algn="ctr">
+                            <w14:noFill/>
+                            <w14:prstDash w14:val="solid"/>
+                            <w14:round/>
+                          </w14:textOutline>
+                        </w:rPr>
+                      </w:pPr>
+                      <w:r>
+                        <w:rPr>
+                          <w:rFonts w:ascii="ＭＳ ゴシック" w:eastAsia="ＭＳ ゴシック" w:hAnsi="ＭＳ ゴシック" w:hint="eastAsia"/>
+                          <w:b/>
+                          <w:bCs/>
+                          <w:color w:val="000000" w:themeColor="text1"/>
+                          <w:sz w:val="16"/>
+                          <w:szCs w:val="16"/>
+                          <w14:shadow w14:blurRad="38100" w14:dist="19050" w14:dir="2700000" w14:sx="100000" w14:sy="100000" w14:kx="0" w14:ky="0" w14:algn="tl">
+                            <w14:schemeClr w14:val="dk1">
+                              <w14:alpha w14:val="60000"/>
+                            </w14:schemeClr>
+                          </w14:shadow>
+                          <w14:textOutline w14:w="0" w14:cap="flat" w14:cmpd="sng" w14:algn="ctr">
+                            <w14:noFill/>
+                            <w14:prstDash w14:val="solid"/>
+                            <w14:round/>
+                          </w14:textOutline>
+                        </w:rPr>
+                        <w:t>そもそもデータセンターはない</w:t>
+                      </w:r>
+                    </w:p>
+                  </w:txbxContent>
+                </v:textbox>
+              </v:shape>
+            </w:pict>
+          </mc:Fallback>
+        </mc:AlternateContent>
+      </w:r>
+      <w:r>
+        <w:rPr>
+          <w:rFonts w:ascii="ＭＳ ゴシック" w:eastAsia="ＭＳ ゴシック" w:hAnsi="ＭＳ ゴシック" w:hint="eastAsia"/>
           <w:b/>
           <w:bCs/>
           <w:szCs w:val="21"/>
@@ -8510,6 +8866,187 @@
       <w:r>
         <w:rPr>
           <w:rFonts w:ascii="ＭＳ ゴシック" w:eastAsia="ＭＳ ゴシック" w:hAnsi="ＭＳ ゴシック" w:hint="eastAsia"/>
+          <w:noProof/>
+          <w:szCs w:val="21"/>
+        </w:rPr>
+        <mc:AlternateContent>
+          <mc:Choice Requires="wps">
+            <w:drawing>
+              <wp:anchor distT="0" distB="0" distL="114300" distR="114300" simplePos="0" relativeHeight="251665408" behindDoc="0" locked="0" layoutInCell="1" allowOverlap="1" wp14:anchorId="6E50FB84" wp14:editId="648736DE">
+                <wp:simplePos x="0" y="0"/>
+                <wp:positionH relativeFrom="column">
+                  <wp:posOffset>771525</wp:posOffset>
+                </wp:positionH>
+                <wp:positionV relativeFrom="paragraph">
+                  <wp:posOffset>628650</wp:posOffset>
+                </wp:positionV>
+                <wp:extent cx="2095500" cy="314325"/>
+                <wp:effectExtent l="0" t="0" r="19050" b="371475"/>
+                <wp:wrapNone/>
+                <wp:docPr id="2103542970" name="吹き出し: 四角形 1"/>
+                <wp:cNvGraphicFramePr/>
+                <a:graphic xmlns:a="http://schemas.openxmlformats.org/drawingml/2006/main">
+                  <a:graphicData uri="http://schemas.microsoft.com/office/word/2010/wordprocessingShape">
+                    <wps:wsp>
+                      <wps:cNvSpPr/>
+                      <wps:spPr>
+                        <a:xfrm>
+                          <a:off x="0" y="0"/>
+                          <a:ext cx="2095500" cy="314325"/>
+                        </a:xfrm>
+                        <a:prstGeom prst="wedgeRectCallout">
+                          <a:avLst>
+                            <a:gd name="adj1" fmla="val 20923"/>
+                            <a:gd name="adj2" fmla="val 151801"/>
+                          </a:avLst>
+                        </a:prstGeom>
+                        <a:solidFill>
+                          <a:schemeClr val="accent4">
+                            <a:lumMod val="20000"/>
+                            <a:lumOff val="80000"/>
+                          </a:schemeClr>
+                        </a:solidFill>
+                        <a:ln w="0"/>
+                      </wps:spPr>
+                      <wps:style>
+                        <a:lnRef idx="2">
+                          <a:schemeClr val="accent1">
+                            <a:shade val="15000"/>
+                          </a:schemeClr>
+                        </a:lnRef>
+                        <a:fillRef idx="1">
+                          <a:schemeClr val="accent1"/>
+                        </a:fillRef>
+                        <a:effectRef idx="0">
+                          <a:schemeClr val="accent1"/>
+                        </a:effectRef>
+                        <a:fontRef idx="minor">
+                          <a:schemeClr val="lt1"/>
+                        </a:fontRef>
+                      </wps:style>
+                      <wps:txbx>
+                        <w:txbxContent>
+                          <w:p>
+                            <w:pPr>
+                              <w:rPr>
+                                <w:rFonts w:ascii="ＭＳ ゴシック" w:eastAsia="ＭＳ ゴシック" w:hAnsi="ＭＳ ゴシック"/>
+                                <w:b/>
+                                <w:bCs/>
+                                <w:color w:val="000000" w:themeColor="text1"/>
+                                <w:sz w:val="16"/>
+                                <w:szCs w:val="16"/>
+                                <w14:shadow w14:blurRad="38100" w14:dist="19050" w14:dir="2700000" w14:sx="100000" w14:sy="100000" w14:kx="0" w14:ky="0" w14:algn="tl">
+                                  <w14:schemeClr w14:val="dk1">
+                                    <w14:alpha w14:val="60000"/>
+                                  </w14:schemeClr>
+                                </w14:shadow>
+                                <w14:textOutline w14:w="0" w14:cap="flat" w14:cmpd="sng" w14:algn="ctr">
+                                  <w14:noFill/>
+                                  <w14:prstDash w14:val="solid"/>
+                                  <w14:round/>
+                                </w14:textOutline>
+                              </w:rPr>
+                            </w:pPr>
+                            <w:r>
+                              <w:rPr>
+                                <w:rFonts w:ascii="ＭＳ ゴシック" w:eastAsia="ＭＳ ゴシック" w:hAnsi="ＭＳ ゴシック" w:hint="eastAsia"/>
+                                <w:b/>
+                                <w:bCs/>
+                                <w:color w:val="000000" w:themeColor="text1"/>
+                                <w:sz w:val="16"/>
+                                <w:szCs w:val="16"/>
+                                <w14:shadow w14:blurRad="38100" w14:dist="19050" w14:dir="2700000" w14:sx="100000" w14:sy="100000" w14:kx="0" w14:ky="0" w14:algn="tl">
+                                  <w14:schemeClr w14:val="dk1">
+                                    <w14:alpha w14:val="60000"/>
+                                  </w14:schemeClr>
+                                </w14:shadow>
+                                <w14:textOutline w14:w="0" w14:cap="flat" w14:cmpd="sng" w14:algn="ctr">
+                                  <w14:noFill/>
+                                  <w14:prstDash w14:val="solid"/>
+                                  <w14:round/>
+                                </w14:textOutline>
+                              </w:rPr>
+                              <w:t>そもそもデータセンターはない</w:t>
+                            </w:r>
+                          </w:p>
+                        </w:txbxContent>
+                      </wps:txbx>
+                      <wps:bodyPr rot="0" spcFirstLastPara="0" vertOverflow="overflow" horzOverflow="overflow" vert="horz" wrap="square" lIns="91440" tIns="45720" rIns="91440" bIns="45720" numCol="1" spcCol="0" rtlCol="0" fromWordArt="0" anchor="ctr" anchorCtr="0" forceAA="0" compatLnSpc="1">
+                        <a:prstTxWarp prst="textNoShape">
+                          <a:avLst/>
+                        </a:prstTxWarp>
+                        <a:noAutofit/>
+                      </wps:bodyPr>
+                    </wps:wsp>
+                  </a:graphicData>
+                </a:graphic>
+                <wp14:sizeRelH relativeFrom="margin">
+                  <wp14:pctWidth>0</wp14:pctWidth>
+                </wp14:sizeRelH>
+                <wp14:sizeRelV relativeFrom="margin">
+                  <wp14:pctHeight>0</wp14:pctHeight>
+                </wp14:sizeRelV>
+              </wp:anchor>
+            </w:drawing>
+          </mc:Choice>
+          <mc:Fallback xmlns:w16sdtfl="http://schemas.microsoft.com/office/word/2024/wordml/sdtformatlock" xmlns:w16sdtdh="http://schemas.microsoft.com/office/word/2020/wordml/sdtdatahash" xmlns:w16du="http://schemas.microsoft.com/office/word/2023/wordml/word16du" xmlns:w16="http://schemas.microsoft.com/office/word/2018/wordml" xmlns:w16cid="http://schemas.microsoft.com/office/word/2016/wordml/cid" xmlns:w16cex="http://schemas.microsoft.com/office/word/2018/wordml/cex" xmlns:oel="http://schemas.microsoft.com/office/2019/extlst" xmlns:am3d="http://schemas.microsoft.com/office/drawing/2017/model3d" xmlns:aink="http://schemas.microsoft.com/office/drawing/2016/ink" xmlns:cx8="http://schemas.microsoft.com/office/drawing/2016/5/14/chartex" xmlns:cx7="http://schemas.microsoft.com/office/drawing/2016/5/13/chartex" xmlns:cx6="http://schemas.microsoft.com/office/drawing/2016/5/12/chartex" xmlns:cx5="http://schemas.microsoft.com/office/drawing/2016/5/11/chartex" xmlns:cx4="http://schemas.microsoft.com/office/drawing/2016/5/10/chartex" xmlns:cx3="http://schemas.microsoft.com/office/drawing/2016/5/9/chartex" xmlns:cx2="http://schemas.microsoft.com/office/drawing/2015/10/21/chartex">
+            <w:pict>
+              <v:shape w14:anchorId="6E50FB84" id="_x0000_s1029" type="#_x0000_t61" style="position:absolute;left:0;text-align:left;margin-left:60.75pt;margin-top:49.5pt;width:165pt;height:24.75pt;z-index:251665408;visibility:visible;mso-wrap-style:square;mso-width-percent:0;mso-height-percent:0;mso-wrap-distance-left:9pt;mso-wrap-distance-top:0;mso-wrap-distance-right:9pt;mso-wrap-distance-bottom:0;mso-position-horizontal:absolute;mso-position-horizontal-relative:text;mso-position-vertical:absolute;mso-position-vertical-relative:text;mso-width-percent:0;mso-height-percent:0;mso-width-relative:margin;mso-height-relative:margin;v-text-anchor:middle" o:gfxdata="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" adj="15319,43589" fillcolor="#fff2cc [663]" strokecolor="#09101d [484]" strokeweight="0">
+                <v:textbox>
+                  <w:txbxContent>
+                    <w:p>
+                      <w:pPr>
+                        <w:rPr>
+                          <w:rFonts w:ascii="ＭＳ ゴシック" w:eastAsia="ＭＳ ゴシック" w:hAnsi="ＭＳ ゴシック" w:hint="eastAsia"/>
+                          <w:b/>
+                          <w:bCs/>
+                          <w:color w:val="000000" w:themeColor="text1"/>
+                          <w:sz w:val="16"/>
+                          <w:szCs w:val="16"/>
+                          <w14:shadow w14:blurRad="38100" w14:dist="19050" w14:dir="2700000" w14:sx="100000" w14:sy="100000" w14:kx="0" w14:ky="0" w14:algn="tl">
+                            <w14:schemeClr w14:val="dk1">
+                              <w14:alpha w14:val="60000"/>
+                            </w14:schemeClr>
+                          </w14:shadow>
+                          <w14:textOutline w14:w="0" w14:cap="flat" w14:cmpd="sng" w14:algn="ctr">
+                            <w14:noFill/>
+                            <w14:prstDash w14:val="solid"/>
+                            <w14:round/>
+                          </w14:textOutline>
+                        </w:rPr>
+                      </w:pPr>
+                      <w:r>
+                        <w:rPr>
+                          <w:rFonts w:ascii="ＭＳ ゴシック" w:eastAsia="ＭＳ ゴシック" w:hAnsi="ＭＳ ゴシック" w:hint="eastAsia"/>
+                          <w:b/>
+                          <w:bCs/>
+                          <w:color w:val="000000" w:themeColor="text1"/>
+                          <w:sz w:val="16"/>
+                          <w:szCs w:val="16"/>
+                          <w14:shadow w14:blurRad="38100" w14:dist="19050" w14:dir="2700000" w14:sx="100000" w14:sy="100000" w14:kx="0" w14:ky="0" w14:algn="tl">
+                            <w14:schemeClr w14:val="dk1">
+                              <w14:alpha w14:val="60000"/>
+                            </w14:schemeClr>
+                          </w14:shadow>
+                          <w14:textOutline w14:w="0" w14:cap="flat" w14:cmpd="sng" w14:algn="ctr">
+                            <w14:noFill/>
+                            <w14:prstDash w14:val="solid"/>
+                            <w14:round/>
+                          </w14:textOutline>
+                        </w:rPr>
+                        <w:t>そもそもデータセンターはない</w:t>
+                      </w:r>
+                    </w:p>
+                  </w:txbxContent>
+                </v:textbox>
+              </v:shape>
+            </w:pict>
+          </mc:Fallback>
+        </mc:AlternateContent>
+      </w:r>
+      <w:r>
+        <w:rPr>
+          <w:rFonts w:ascii="ＭＳ ゴシック" w:eastAsia="ＭＳ ゴシック" w:hAnsi="ＭＳ ゴシック" w:hint="eastAsia"/>
           <w:szCs w:val="21"/>
         </w:rPr>
         <w:t>情報システム担当者は、業務時間外、休日及び深夜時間帯などを重点的に不正な入室者がいないかどうか、</w:t>
@@ -8714,6 +9251,187 @@
       <w:r>
         <w:rPr>
           <w:rFonts w:ascii="ＭＳ ゴシック" w:eastAsia="ＭＳ ゴシック" w:hAnsi="ＭＳ ゴシック" w:hint="eastAsia"/>
+          <w:noProof/>
+          <w:szCs w:val="21"/>
+        </w:rPr>
+        <mc:AlternateContent>
+          <mc:Choice Requires="wps">
+            <w:drawing>
+              <wp:anchor distT="0" distB="0" distL="114300" distR="114300" simplePos="0" relativeHeight="251667456" behindDoc="0" locked="0" layoutInCell="1" allowOverlap="1" wp14:anchorId="3AFE0D67" wp14:editId="1C49F46E">
+                <wp:simplePos x="0" y="0"/>
+                <wp:positionH relativeFrom="column">
+                  <wp:posOffset>3717290</wp:posOffset>
+                </wp:positionH>
+                <wp:positionV relativeFrom="paragraph">
+                  <wp:posOffset>109220</wp:posOffset>
+                </wp:positionV>
+                <wp:extent cx="3067050" cy="466725"/>
+                <wp:effectExtent l="0" t="0" r="19050" b="466725"/>
+                <wp:wrapNone/>
+                <wp:docPr id="1602457744" name="吹き出し: 四角形 1"/>
+                <wp:cNvGraphicFramePr/>
+                <a:graphic xmlns:a="http://schemas.openxmlformats.org/drawingml/2006/main">
+                  <a:graphicData uri="http://schemas.microsoft.com/office/word/2010/wordprocessingShape">
+                    <wps:wsp>
+                      <wps:cNvSpPr/>
+                      <wps:spPr>
+                        <a:xfrm>
+                          <a:off x="0" y="0"/>
+                          <a:ext cx="3067050" cy="466725"/>
+                        </a:xfrm>
+                        <a:prstGeom prst="wedgeRectCallout">
+                          <a:avLst>
+                            <a:gd name="adj1" fmla="val -30441"/>
+                            <a:gd name="adj2" fmla="val 139680"/>
+                          </a:avLst>
+                        </a:prstGeom>
+                        <a:solidFill>
+                          <a:schemeClr val="accent4">
+                            <a:lumMod val="20000"/>
+                            <a:lumOff val="80000"/>
+                          </a:schemeClr>
+                        </a:solidFill>
+                        <a:ln w="0"/>
+                      </wps:spPr>
+                      <wps:style>
+                        <a:lnRef idx="2">
+                          <a:schemeClr val="accent1">
+                            <a:shade val="15000"/>
+                          </a:schemeClr>
+                        </a:lnRef>
+                        <a:fillRef idx="1">
+                          <a:schemeClr val="accent1"/>
+                        </a:fillRef>
+                        <a:effectRef idx="0">
+                          <a:schemeClr val="accent1"/>
+                        </a:effectRef>
+                        <a:fontRef idx="minor">
+                          <a:schemeClr val="lt1"/>
+                        </a:fontRef>
+                      </wps:style>
+                      <wps:txbx>
+                        <w:txbxContent>
+                          <w:p>
+                            <w:pPr>
+                              <w:rPr>
+                                <w:rFonts w:ascii="ＭＳ ゴシック" w:eastAsia="ＭＳ ゴシック" w:hAnsi="ＭＳ ゴシック"/>
+                                <w:b/>
+                                <w:bCs/>
+                                <w:color w:val="000000" w:themeColor="text1"/>
+                                <w:sz w:val="16"/>
+                                <w:szCs w:val="16"/>
+                                <w14:shadow w14:blurRad="38100" w14:dist="19050" w14:dir="2700000" w14:sx="100000" w14:sy="100000" w14:kx="0" w14:ky="0" w14:algn="tl">
+                                  <w14:schemeClr w14:val="dk1">
+                                    <w14:alpha w14:val="60000"/>
+                                  </w14:schemeClr>
+                                </w14:shadow>
+                                <w14:textOutline w14:w="0" w14:cap="flat" w14:cmpd="sng" w14:algn="ctr">
+                                  <w14:noFill/>
+                                  <w14:prstDash w14:val="solid"/>
+                                  <w14:round/>
+                                </w14:textOutline>
+                              </w:rPr>
+                            </w:pPr>
+                            <w:r>
+                              <w:rPr>
+                                <w:rFonts w:ascii="ＭＳ ゴシック" w:eastAsia="ＭＳ ゴシック" w:hAnsi="ＭＳ ゴシック" w:hint="eastAsia"/>
+                                <w:b/>
+                                <w:bCs/>
+                                <w:color w:val="000000" w:themeColor="text1"/>
+                                <w:sz w:val="16"/>
+                                <w:szCs w:val="16"/>
+                                <w14:shadow w14:blurRad="38100" w14:dist="19050" w14:dir="2700000" w14:sx="100000" w14:sy="100000" w14:kx="0" w14:ky="0" w14:algn="tl">
+                                  <w14:schemeClr w14:val="dk1">
+                                    <w14:alpha w14:val="60000"/>
+                                  </w14:schemeClr>
+                                </w14:shadow>
+                                <w14:textOutline w14:w="0" w14:cap="flat" w14:cmpd="sng" w14:algn="ctr">
+                                  <w14:noFill/>
+                                  <w14:prstDash w14:val="solid"/>
+                                  <w14:round/>
+                                </w14:textOutline>
+                              </w:rPr>
+                              <w:t>よく書式の区別において質問があるので、説明を詳しく記載が必要か？</w:t>
+                            </w:r>
+                          </w:p>
+                        </w:txbxContent>
+                      </wps:txbx>
+                      <wps:bodyPr rot="0" spcFirstLastPara="0" vertOverflow="overflow" horzOverflow="overflow" vert="horz" wrap="square" lIns="91440" tIns="45720" rIns="91440" bIns="45720" numCol="1" spcCol="0" rtlCol="0" fromWordArt="0" anchor="ctr" anchorCtr="0" forceAA="0" compatLnSpc="1">
+                        <a:prstTxWarp prst="textNoShape">
+                          <a:avLst/>
+                        </a:prstTxWarp>
+                        <a:noAutofit/>
+                      </wps:bodyPr>
+                    </wps:wsp>
+                  </a:graphicData>
+                </a:graphic>
+                <wp14:sizeRelH relativeFrom="margin">
+                  <wp14:pctWidth>0</wp14:pctWidth>
+                </wp14:sizeRelH>
+                <wp14:sizeRelV relativeFrom="margin">
+                  <wp14:pctHeight>0</wp14:pctHeight>
+                </wp14:sizeRelV>
+              </wp:anchor>
+            </w:drawing>
+          </mc:Choice>
+          <mc:Fallback xmlns:w16sdtfl="http://schemas.microsoft.com/office/word/2024/wordml/sdtformatlock" xmlns:w16sdtdh="http://schemas.microsoft.com/office/word/2020/wordml/sdtdatahash" xmlns:w16du="http://schemas.microsoft.com/office/word/2023/wordml/word16du" xmlns:w16="http://schemas.microsoft.com/office/word/2018/wordml" xmlns:w16cid="http://schemas.microsoft.com/office/word/2016/wordml/cid" xmlns:w16cex="http://schemas.microsoft.com/office/word/2018/wordml/cex" xmlns:oel="http://schemas.microsoft.com/office/2019/extlst" xmlns:am3d="http://schemas.microsoft.com/office/drawing/2017/model3d" xmlns:aink="http://schemas.microsoft.com/office/drawing/2016/ink" xmlns:cx8="http://schemas.microsoft.com/office/drawing/2016/5/14/chartex" xmlns:cx7="http://schemas.microsoft.com/office/drawing/2016/5/13/chartex" xmlns:cx6="http://schemas.microsoft.com/office/drawing/2016/5/12/chartex" xmlns:cx5="http://schemas.microsoft.com/office/drawing/2016/5/11/chartex" xmlns:cx4="http://schemas.microsoft.com/office/drawing/2016/5/10/chartex" xmlns:cx3="http://schemas.microsoft.com/office/drawing/2016/5/9/chartex" xmlns:cx2="http://schemas.microsoft.com/office/drawing/2015/10/21/chartex">
+            <w:pict>
+              <v:shape w14:anchorId="3AFE0D67" id="_x0000_s1030" type="#_x0000_t61" style="position:absolute;left:0;text-align:left;margin-left:292.7pt;margin-top:8.6pt;width:241.5pt;height:36.75pt;z-index:251667456;visibility:visible;mso-wrap-style:square;mso-width-percent:0;mso-height-percent:0;mso-wrap-distance-left:9pt;mso-wrap-distance-top:0;mso-wrap-distance-right:9pt;mso-wrap-distance-bottom:0;mso-position-horizontal:absolute;mso-position-horizontal-relative:text;mso-position-vertical:absolute;mso-position-vertical-relative:text;mso-width-percent:0;mso-height-percent:0;mso-width-relative:margin;mso-height-relative:margin;v-text-anchor:middle" o:gfxdata="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" adj="4225,40971" fillcolor="#fff2cc [663]" strokecolor="#09101d [484]" strokeweight="0">
+                <v:textbox>
+                  <w:txbxContent>
+                    <w:p>
+                      <w:pPr>
+                        <w:rPr>
+                          <w:rFonts w:ascii="ＭＳ ゴシック" w:eastAsia="ＭＳ ゴシック" w:hAnsi="ＭＳ ゴシック" w:hint="eastAsia"/>
+                          <w:b/>
+                          <w:bCs/>
+                          <w:color w:val="000000" w:themeColor="text1"/>
+                          <w:sz w:val="16"/>
+                          <w:szCs w:val="16"/>
+                          <w14:shadow w14:blurRad="38100" w14:dist="19050" w14:dir="2700000" w14:sx="100000" w14:sy="100000" w14:kx="0" w14:ky="0" w14:algn="tl">
+                            <w14:schemeClr w14:val="dk1">
+                              <w14:alpha w14:val="60000"/>
+                            </w14:schemeClr>
+                          </w14:shadow>
+                          <w14:textOutline w14:w="0" w14:cap="flat" w14:cmpd="sng" w14:algn="ctr">
+                            <w14:noFill/>
+                            <w14:prstDash w14:val="solid"/>
+                            <w14:round/>
+                          </w14:textOutline>
+                        </w:rPr>
+                      </w:pPr>
+                      <w:r>
+                        <w:rPr>
+                          <w:rFonts w:ascii="ＭＳ ゴシック" w:eastAsia="ＭＳ ゴシック" w:hAnsi="ＭＳ ゴシック" w:hint="eastAsia"/>
+                          <w:b/>
+                          <w:bCs/>
+                          <w:color w:val="000000" w:themeColor="text1"/>
+                          <w:sz w:val="16"/>
+                          <w:szCs w:val="16"/>
+                          <w14:shadow w14:blurRad="38100" w14:dist="19050" w14:dir="2700000" w14:sx="100000" w14:sy="100000" w14:kx="0" w14:ky="0" w14:algn="tl">
+                            <w14:schemeClr w14:val="dk1">
+                              <w14:alpha w14:val="60000"/>
+                            </w14:schemeClr>
+                          </w14:shadow>
+                          <w14:textOutline w14:w="0" w14:cap="flat" w14:cmpd="sng" w14:algn="ctr">
+                            <w14:noFill/>
+                            <w14:prstDash w14:val="solid"/>
+                            <w14:round/>
+                          </w14:textOutline>
+                        </w:rPr>
+                        <w:t>よく書式の区別において質問があるので、説明を詳しく記載が必要か？</w:t>
+                      </w:r>
+                    </w:p>
+                  </w:txbxContent>
+                </v:textbox>
+              </v:shape>
+            </w:pict>
+          </mc:Fallback>
+        </mc:AlternateContent>
+      </w:r>
+      <w:r>
+        <w:rPr>
+          <w:rFonts w:ascii="ＭＳ ゴシック" w:eastAsia="ＭＳ ゴシック" w:hAnsi="ＭＳ ゴシック" w:hint="eastAsia"/>
           <w:szCs w:val="21"/>
           <w:highlight w:val="cyan"/>
         </w:rPr>
@@ -10610,6 +11328,187 @@
           <w:szCs w:val="21"/>
         </w:rPr>
       </w:pPr>
+      <w:r>
+        <w:rPr>
+          <w:rFonts w:ascii="ＭＳ ゴシック" w:eastAsia="ＭＳ ゴシック" w:hAnsi="ＭＳ ゴシック" w:hint="eastAsia"/>
+          <w:noProof/>
+          <w:szCs w:val="21"/>
+        </w:rPr>
+        <mc:AlternateContent>
+          <mc:Choice Requires="wps">
+            <w:drawing>
+              <wp:anchor distT="0" distB="0" distL="114300" distR="114300" simplePos="0" relativeHeight="251669504" behindDoc="0" locked="0" layoutInCell="1" allowOverlap="1" wp14:anchorId="0B86BBAE" wp14:editId="51F6D23D">
+                <wp:simplePos x="0" y="0"/>
+                <wp:positionH relativeFrom="column">
+                  <wp:posOffset>3126740</wp:posOffset>
+                </wp:positionH>
+                <wp:positionV relativeFrom="paragraph">
+                  <wp:posOffset>204470</wp:posOffset>
+                </wp:positionV>
+                <wp:extent cx="3067050" cy="466725"/>
+                <wp:effectExtent l="323850" t="0" r="19050" b="28575"/>
+                <wp:wrapNone/>
+                <wp:docPr id="1575978611" name="吹き出し: 四角形 1"/>
+                <wp:cNvGraphicFramePr/>
+                <a:graphic xmlns:a="http://schemas.openxmlformats.org/drawingml/2006/main">
+                  <a:graphicData uri="http://schemas.microsoft.com/office/word/2010/wordprocessingShape">
+                    <wps:wsp>
+                      <wps:cNvSpPr/>
+                      <wps:spPr>
+                        <a:xfrm>
+                          <a:off x="0" y="0"/>
+                          <a:ext cx="3067050" cy="466725"/>
+                        </a:xfrm>
+                        <a:prstGeom prst="wedgeRectCallout">
+                          <a:avLst>
+                            <a:gd name="adj1" fmla="val -59012"/>
+                            <a:gd name="adj2" fmla="val 29476"/>
+                          </a:avLst>
+                        </a:prstGeom>
+                        <a:solidFill>
+                          <a:schemeClr val="accent4">
+                            <a:lumMod val="20000"/>
+                            <a:lumOff val="80000"/>
+                          </a:schemeClr>
+                        </a:solidFill>
+                        <a:ln w="0"/>
+                      </wps:spPr>
+                      <wps:style>
+                        <a:lnRef idx="2">
+                          <a:schemeClr val="accent1">
+                            <a:shade val="15000"/>
+                          </a:schemeClr>
+                        </a:lnRef>
+                        <a:fillRef idx="1">
+                          <a:schemeClr val="accent1"/>
+                        </a:fillRef>
+                        <a:effectRef idx="0">
+                          <a:schemeClr val="accent1"/>
+                        </a:effectRef>
+                        <a:fontRef idx="minor">
+                          <a:schemeClr val="lt1"/>
+                        </a:fontRef>
+                      </wps:style>
+                      <wps:txbx>
+                        <w:txbxContent>
+                          <w:p>
+                            <w:pPr>
+                              <w:rPr>
+                                <w:rFonts w:ascii="ＭＳ ゴシック" w:eastAsia="ＭＳ ゴシック" w:hAnsi="ＭＳ ゴシック"/>
+                                <w:b/>
+                                <w:bCs/>
+                                <w:color w:val="000000" w:themeColor="text1"/>
+                                <w:sz w:val="16"/>
+                                <w:szCs w:val="16"/>
+                                <w14:shadow w14:blurRad="38100" w14:dist="19050" w14:dir="2700000" w14:sx="100000" w14:sy="100000" w14:kx="0" w14:ky="0" w14:algn="tl">
+                                  <w14:schemeClr w14:val="dk1">
+                                    <w14:alpha w14:val="60000"/>
+                                  </w14:schemeClr>
+                                </w14:shadow>
+                                <w14:textOutline w14:w="0" w14:cap="flat" w14:cmpd="sng" w14:algn="ctr">
+                                  <w14:noFill/>
+                                  <w14:prstDash w14:val="solid"/>
+                                  <w14:round/>
+                                </w14:textOutline>
+                              </w:rPr>
+                            </w:pPr>
+                            <w:r>
+                              <w:rPr>
+                                <w:rFonts w:ascii="ＭＳ ゴシック" w:eastAsia="ＭＳ ゴシック" w:hAnsi="ＭＳ ゴシック" w:hint="eastAsia"/>
+                                <w:b/>
+                                <w:bCs/>
+                                <w:color w:val="000000" w:themeColor="text1"/>
+                                <w:sz w:val="16"/>
+                                <w:szCs w:val="16"/>
+                                <w14:shadow w14:blurRad="38100" w14:dist="19050" w14:dir="2700000" w14:sx="100000" w14:sy="100000" w14:kx="0" w14:ky="0" w14:algn="tl">
+                                  <w14:schemeClr w14:val="dk1">
+                                    <w14:alpha w14:val="60000"/>
+                                  </w14:schemeClr>
+                                </w14:shadow>
+                                <w14:textOutline w14:w="0" w14:cap="flat" w14:cmpd="sng" w14:algn="ctr">
+                                  <w14:noFill/>
+                                  <w14:prstDash w14:val="solid"/>
+                                  <w14:round/>
+                                </w14:textOutline>
+                              </w:rPr>
+                              <w:t>運用の見直し。</w:t>
+                            </w:r>
+                          </w:p>
+                        </w:txbxContent>
+                      </wps:txbx>
+                      <wps:bodyPr rot="0" spcFirstLastPara="0" vertOverflow="overflow" horzOverflow="overflow" vert="horz" wrap="square" lIns="91440" tIns="45720" rIns="91440" bIns="45720" numCol="1" spcCol="0" rtlCol="0" fromWordArt="0" anchor="ctr" anchorCtr="0" forceAA="0" compatLnSpc="1">
+                        <a:prstTxWarp prst="textNoShape">
+                          <a:avLst/>
+                        </a:prstTxWarp>
+                        <a:noAutofit/>
+                      </wps:bodyPr>
+                    </wps:wsp>
+                  </a:graphicData>
+                </a:graphic>
+                <wp14:sizeRelH relativeFrom="margin">
+                  <wp14:pctWidth>0</wp14:pctWidth>
+                </wp14:sizeRelH>
+                <wp14:sizeRelV relativeFrom="margin">
+                  <wp14:pctHeight>0</wp14:pctHeight>
+                </wp14:sizeRelV>
+              </wp:anchor>
+            </w:drawing>
+          </mc:Choice>
+          <mc:Fallback xmlns:w16sdtfl="http://schemas.microsoft.com/office/word/2024/wordml/sdtformatlock" xmlns:w16sdtdh="http://schemas.microsoft.com/office/word/2020/wordml/sdtdatahash" xmlns:w16du="http://schemas.microsoft.com/office/word/2023/wordml/word16du" xmlns:w16="http://schemas.microsoft.com/office/word/2018/wordml" xmlns:w16cid="http://schemas.microsoft.com/office/word/2016/wordml/cid" xmlns:w16cex="http://schemas.microsoft.com/office/word/2018/wordml/cex" xmlns:oel="http://schemas.microsoft.com/office/2019/extlst" xmlns:am3d="http://schemas.microsoft.com/office/drawing/2017/model3d" xmlns:aink="http://schemas.microsoft.com/office/drawing/2016/ink" xmlns:cx8="http://schemas.microsoft.com/office/drawing/2016/5/14/chartex" xmlns:cx7="http://schemas.microsoft.com/office/drawing/2016/5/13/chartex" xmlns:cx6="http://schemas.microsoft.com/office/drawing/2016/5/12/chartex" xmlns:cx5="http://schemas.microsoft.com/office/drawing/2016/5/11/chartex" xmlns:cx4="http://schemas.microsoft.com/office/drawing/2016/5/10/chartex" xmlns:cx3="http://schemas.microsoft.com/office/drawing/2016/5/9/chartex" xmlns:cx2="http://schemas.microsoft.com/office/drawing/2015/10/21/chartex">
+            <w:pict>
+              <v:shape w14:anchorId="0B86BBAE" id="_x0000_s1031" type="#_x0000_t61" style="position:absolute;left:0;text-align:left;margin-left:246.2pt;margin-top:16.1pt;width:241.5pt;height:36.75pt;z-index:251669504;visibility:visible;mso-wrap-style:square;mso-width-percent:0;mso-height-percent:0;mso-wrap-distance-left:9pt;mso-wrap-distance-top:0;mso-wrap-distance-right:9pt;mso-wrap-distance-bottom:0;mso-position-horizontal:absolute;mso-position-horizontal-relative:text;mso-position-vertical:absolute;mso-position-vertical-relative:text;mso-width-percent:0;mso-height-percent:0;mso-width-relative:margin;mso-height-relative:margin;v-text-anchor:middle" o:gfxdata="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" adj="-1947,17167" fillcolor="#fff2cc [663]" strokecolor="#09101d [484]" strokeweight="0">
+                <v:textbox>
+                  <w:txbxContent>
+                    <w:p>
+                      <w:pPr>
+                        <w:rPr>
+                          <w:rFonts w:ascii="ＭＳ ゴシック" w:eastAsia="ＭＳ ゴシック" w:hAnsi="ＭＳ ゴシック" w:hint="eastAsia"/>
+                          <w:b/>
+                          <w:bCs/>
+                          <w:color w:val="000000" w:themeColor="text1"/>
+                          <w:sz w:val="16"/>
+                          <w:szCs w:val="16"/>
+                          <w14:shadow w14:blurRad="38100" w14:dist="19050" w14:dir="2700000" w14:sx="100000" w14:sy="100000" w14:kx="0" w14:ky="0" w14:algn="tl">
+                            <w14:schemeClr w14:val="dk1">
+                              <w14:alpha w14:val="60000"/>
+                            </w14:schemeClr>
+                          </w14:shadow>
+                          <w14:textOutline w14:w="0" w14:cap="flat" w14:cmpd="sng" w14:algn="ctr">
+                            <w14:noFill/>
+                            <w14:prstDash w14:val="solid"/>
+                            <w14:round/>
+                          </w14:textOutline>
+                        </w:rPr>
+                      </w:pPr>
+                      <w:r>
+                        <w:rPr>
+                          <w:rFonts w:ascii="ＭＳ ゴシック" w:eastAsia="ＭＳ ゴシック" w:hAnsi="ＭＳ ゴシック" w:hint="eastAsia"/>
+                          <w:b/>
+                          <w:bCs/>
+                          <w:color w:val="000000" w:themeColor="text1"/>
+                          <w:sz w:val="16"/>
+                          <w:szCs w:val="16"/>
+                          <w14:shadow w14:blurRad="38100" w14:dist="19050" w14:dir="2700000" w14:sx="100000" w14:sy="100000" w14:kx="0" w14:ky="0" w14:algn="tl">
+                            <w14:schemeClr w14:val="dk1">
+                              <w14:alpha w14:val="60000"/>
+                            </w14:schemeClr>
+                          </w14:shadow>
+                          <w14:textOutline w14:w="0" w14:cap="flat" w14:cmpd="sng" w14:algn="ctr">
+                            <w14:noFill/>
+                            <w14:prstDash w14:val="solid"/>
+                            <w14:round/>
+                          </w14:textOutline>
+                        </w:rPr>
+                        <w:t>運用の見直し。</w:t>
+                      </w:r>
+                    </w:p>
+                  </w:txbxContent>
+                </v:textbox>
+              </v:shape>
+            </w:pict>
+          </mc:Fallback>
+        </mc:AlternateContent>
+      </w:r>
       <w:r>
         <w:rPr>
           <w:rFonts w:ascii="ＭＳ ゴシック" w:eastAsia="ＭＳ ゴシック" w:hAnsi="ＭＳ ゴシック" w:hint="eastAsia"/>
@@ -13074,7 +13973,7 @@
 </file>
 
 <file path=word/endnotes.xml><?xml version="1.0" encoding="utf-8"?>
-<w:endnotes xmlns:wpc="http://schemas.microsoft.com/office/word/2010/wordprocessingCanvas" xmlns:cx="http://schemas.microsoft.com/office/drawing/2014/chartex" xmlns:cx1="http://schemas.microsoft.com/office/drawing/2015/9/8/chartex" xmlns:cx2="http://schemas.microsoft.com/office/drawing/2015/10/21/chartex" xmlns:cx3="http://schemas.microsoft.com/office/drawing/2016/5/9/chartex" xmlns:cx4="http://schemas.microsoft.com/office/drawing/2016/5/10/chartex" xmlns:cx5="http://schemas.microsoft.com/office/drawing/2016/5/11/chartex" xmlns:cx6="http://schemas.microsoft.com/office/drawing/2016/5/12/chartex" xmlns:cx7="http://schemas.microsoft.com/office/drawing/2016/5/13/chartex" xmlns:cx8="http://schemas.microsoft.com/office/drawing/2016/5/14/chartex" xmlns:mc="http://schemas.openxmlformats.org/markup-compatibility/2006" xmlns:aink="http://schemas.microsoft.com/office/drawing/2016/ink" xmlns:am3d="http://schemas.microsoft.com/office/drawing/2017/model3d" xmlns:o="urn:schemas-microsoft-com:office:office" xmlns:oel="http://schemas.microsoft.com/office/2019/extlst" xmlns:r="http://schemas.openxmlformats.org/officeDocument/2006/relationships" xmlns:m="http://schemas.openxmlformats.org/officeDocument/2006/math" xmlns:v="urn:schemas-microsoft-com:vml" xmlns:wp14="http://schemas.microsoft.com/office/word/2010/wordprocessingDrawing" xmlns:wp="http://schemas.openxmlformats.org/drawingml/2006/wordprocessingDrawing" xmlns:w10="urn:schemas-microsoft-com:office:word" xmlns:w="http://schemas.openxmlformats.org/wordprocessingml/2006/main" xmlns:w14="http://schemas.microsoft.com/office/word/2010/wordml" xmlns:w15="http://schemas.microsoft.com/office/word/2012/wordml" xmlns:w16cex="http://schemas.microsoft.com/office/word/2018/wordml/cex" xmlns:w16cid="http://schemas.microsoft.com/office/word/2016/wordml/cid" xmlns:w16="http://schemas.microsoft.com/office/word/2018/wordml" xmlns:w16du="http://schemas.microsoft.com/office/word/2023/wordml/word16du" xmlns:w16sdtdh="http://schemas.microsoft.com/office/word/2020/wordml/sdtdatahash" xmlns:w16sdtfl="http://schemas.microsoft.com/office/word/2024/wordml/sdtformatlock" xmlns:w16se="http://schemas.microsoft.com/office/word/2015/wordml/symex" xmlns:wpg="http://schemas.microsoft.com/office/word/2010/wordprocessingGroup" xmlns:wpi="http://schemas.microsoft.com/office/word/2010/wordprocessingInk" xmlns:wne="http://schemas.microsoft.com/office/word/2006/wordml" xmlns:wps="http://schemas.microsoft.com/office/word/2010/wordprocessingShape" mc:Ignorable="w14 w15 w16se w16cid w16 w16cex w16sdtdh w16sdtfl w16du wp14">
+<w:endnotes xmlns:wpc="http://schemas.microsoft.com/office/word/2010/wordprocessingCanvas" xmlns:cx="http://schemas.microsoft.com/office/drawing/2014/chartex" xmlns:cx1="http://schemas.microsoft.com/office/drawing/2015/9/8/chartex" xmlns:mc="http://schemas.openxmlformats.org/markup-compatibility/2006" xmlns:o="urn:schemas-microsoft-com:office:office" xmlns:r="http://schemas.openxmlformats.org/officeDocument/2006/relationships" xmlns:m="http://schemas.openxmlformats.org/officeDocument/2006/math" xmlns:v="urn:schemas-microsoft-com:vml" xmlns:wp14="http://schemas.microsoft.com/office/word/2010/wordprocessingDrawing" xmlns:wp="http://schemas.openxmlformats.org/drawingml/2006/wordprocessingDrawing" xmlns:w10="urn:schemas-microsoft-com:office:word" xmlns:w="http://schemas.openxmlformats.org/wordprocessingml/2006/main" xmlns:w14="http://schemas.microsoft.com/office/word/2010/wordml" xmlns:w15="http://schemas.microsoft.com/office/word/2012/wordml" xmlns:w16se="http://schemas.microsoft.com/office/word/2015/wordml/symex" xmlns:wpg="http://schemas.microsoft.com/office/word/2010/wordprocessingGroup" xmlns:wpi="http://schemas.microsoft.com/office/word/2010/wordprocessingInk" xmlns:wne="http://schemas.microsoft.com/office/word/2006/wordml" xmlns:wps="http://schemas.microsoft.com/office/word/2010/wordprocessingShape" mc:Ignorable="w14 w15 w16se wp14">
   <w:endnote w:type="separator" w:id="-1">
     <w:p>
       <w:r>
@@ -13096,7 +13995,7 @@
 </file>
 
 <file path=word/footer1.xml><?xml version="1.0" encoding="utf-8"?>
-<w:ftr xmlns:wpc="http://schemas.microsoft.com/office/word/2010/wordprocessingCanvas" xmlns:cx="http://schemas.microsoft.com/office/drawing/2014/chartex" xmlns:cx1="http://schemas.microsoft.com/office/drawing/2015/9/8/chartex" xmlns:cx2="http://schemas.microsoft.com/office/drawing/2015/10/21/chartex" xmlns:cx3="http://schemas.microsoft.com/office/drawing/2016/5/9/chartex" xmlns:cx4="http://schemas.microsoft.com/office/drawing/2016/5/10/chartex" xmlns:cx5="http://schemas.microsoft.com/office/drawing/2016/5/11/chartex" xmlns:cx6="http://schemas.microsoft.com/office/drawing/2016/5/12/chartex" xmlns:cx7="http://schemas.microsoft.com/office/drawing/2016/5/13/chartex" xmlns:cx8="http://schemas.microsoft.com/office/drawing/2016/5/14/chartex" xmlns:mc="http://schemas.openxmlformats.org/markup-compatibility/2006" xmlns:aink="http://schemas.microsoft.com/office/drawing/2016/ink" xmlns:am3d="http://schemas.microsoft.com/office/drawing/2017/model3d" xmlns:o="urn:schemas-microsoft-com:office:office" xmlns:oel="http://schemas.microsoft.com/office/2019/extlst" xmlns:r="http://schemas.openxmlformats.org/officeDocument/2006/relationships" xmlns:m="http://schemas.openxmlformats.org/officeDocument/2006/math" xmlns:v="urn:schemas-microsoft-com:vml" xmlns:wp14="http://schemas.microsoft.com/office/word/2010/wordprocessingDrawing" xmlns:wp="http://schemas.openxmlformats.org/drawingml/2006/wordprocessingDrawing" xmlns:w10="urn:schemas-microsoft-com:office:word" xmlns:w="http://schemas.openxmlformats.org/wordprocessingml/2006/main" xmlns:w14="http://schemas.microsoft.com/office/word/2010/wordml" xmlns:w15="http://schemas.microsoft.com/office/word/2012/wordml" xmlns:w16cex="http://schemas.microsoft.com/office/word/2018/wordml/cex" xmlns:w16cid="http://schemas.microsoft.com/office/word/2016/wordml/cid" xmlns:w16="http://schemas.microsoft.com/office/word/2018/wordml" xmlns:w16du="http://schemas.microsoft.com/office/word/2023/wordml/word16du" xmlns:w16sdtdh="http://schemas.microsoft.com/office/word/2020/wordml/sdtdatahash" xmlns:w16sdtfl="http://schemas.microsoft.com/office/word/2024/wordml/sdtformatlock" xmlns:w16se="http://schemas.microsoft.com/office/word/2015/wordml/symex" xmlns:wpg="http://schemas.microsoft.com/office/word/2010/wordprocessingGroup" xmlns:wpi="http://schemas.microsoft.com/office/word/2010/wordprocessingInk" xmlns:wne="http://schemas.microsoft.com/office/word/2006/wordml" xmlns:wps="http://schemas.microsoft.com/office/word/2010/wordprocessingShape" mc:Ignorable="w14 w15 w16se w16cid w16 w16cex w16sdtdh w16sdtfl w16du wp14">
+<w:ftr xmlns:wpc="http://schemas.microsoft.com/office/word/2010/wordprocessingCanvas" xmlns:cx="http://schemas.microsoft.com/office/drawing/2014/chartex" xmlns:cx1="http://schemas.microsoft.com/office/drawing/2015/9/8/chartex" xmlns:mc="http://schemas.openxmlformats.org/markup-compatibility/2006" xmlns:o="urn:schemas-microsoft-com:office:office" xmlns:r="http://schemas.openxmlformats.org/officeDocument/2006/relationships" xmlns:m="http://schemas.openxmlformats.org/officeDocument/2006/math" xmlns:v="urn:schemas-microsoft-com:vml" xmlns:wp14="http://schemas.microsoft.com/office/word/2010/wordprocessingDrawing" xmlns:wp="http://schemas.openxmlformats.org/drawingml/2006/wordprocessingDrawing" xmlns:w10="urn:schemas-microsoft-com:office:word" xmlns:w="http://schemas.openxmlformats.org/wordprocessingml/2006/main" xmlns:w14="http://schemas.microsoft.com/office/word/2010/wordml" xmlns:w15="http://schemas.microsoft.com/office/word/2012/wordml" xmlns:w16se="http://schemas.microsoft.com/office/word/2015/wordml/symex" xmlns:wpg="http://schemas.microsoft.com/office/word/2010/wordprocessingGroup" xmlns:wpi="http://schemas.microsoft.com/office/word/2010/wordprocessingInk" xmlns:wne="http://schemas.microsoft.com/office/word/2006/wordml" xmlns:wps="http://schemas.microsoft.com/office/word/2010/wordprocessingShape" mc:Ignorable="w14 w15 w16se wp14">
   <w:p>
     <w:pPr>
       <w:pStyle w:val="a6"/>
@@ -13106,7 +14005,7 @@
 </file>
 
 <file path=word/footer2.xml><?xml version="1.0" encoding="utf-8"?>
-<w:ftr xmlns:wpc="http://schemas.microsoft.com/office/word/2010/wordprocessingCanvas" xmlns:cx="http://schemas.microsoft.com/office/drawing/2014/chartex" xmlns:cx1="http://schemas.microsoft.com/office/drawing/2015/9/8/chartex" xmlns:cx2="http://schemas.microsoft.com/office/drawing/2015/10/21/chartex" xmlns:cx3="http://schemas.microsoft.com/office/drawing/2016/5/9/chartex" xmlns:cx4="http://schemas.microsoft.com/office/drawing/2016/5/10/chartex" xmlns:cx5="http://schemas.microsoft.com/office/drawing/2016/5/11/chartex" xmlns:cx6="http://schemas.microsoft.com/office/drawing/2016/5/12/chartex" xmlns:cx7="http://schemas.microsoft.com/office/drawing/2016/5/13/chartex" xmlns:cx8="http://schemas.microsoft.com/office/drawing/2016/5/14/chartex" xmlns:mc="http://schemas.openxmlformats.org/markup-compatibility/2006" xmlns:aink="http://schemas.microsoft.com/office/drawing/2016/ink" xmlns:am3d="http://schemas.microsoft.com/office/drawing/2017/model3d" xmlns:o="urn:schemas-microsoft-com:office:office" xmlns:oel="http://schemas.microsoft.com/office/2019/extlst" xmlns:r="http://schemas.openxmlformats.org/officeDocument/2006/relationships" xmlns:m="http://schemas.openxmlformats.org/officeDocument/2006/math" xmlns:v="urn:schemas-microsoft-com:vml" xmlns:wp14="http://schemas.microsoft.com/office/word/2010/wordprocessingDrawing" xmlns:wp="http://schemas.openxmlformats.org/drawingml/2006/wordprocessingDrawing" xmlns:w10="urn:schemas-microsoft-com:office:word" xmlns:w="http://schemas.openxmlformats.org/wordprocessingml/2006/main" xmlns:w14="http://schemas.microsoft.com/office/word/2010/wordml" xmlns:w15="http://schemas.microsoft.com/office/word/2012/wordml" xmlns:w16cex="http://schemas.microsoft.com/office/word/2018/wordml/cex" xmlns:w16cid="http://schemas.microsoft.com/office/word/2016/wordml/cid" xmlns:w16="http://schemas.microsoft.com/office/word/2018/wordml" xmlns:w16du="http://schemas.microsoft.com/office/word/2023/wordml/word16du" xmlns:w16sdtdh="http://schemas.microsoft.com/office/word/2020/wordml/sdtdatahash" xmlns:w16sdtfl="http://schemas.microsoft.com/office/word/2024/wordml/sdtformatlock" xmlns:w16se="http://schemas.microsoft.com/office/word/2015/wordml/symex" xmlns:wpg="http://schemas.microsoft.com/office/word/2010/wordprocessingGroup" xmlns:wpi="http://schemas.microsoft.com/office/word/2010/wordprocessingInk" xmlns:wne="http://schemas.microsoft.com/office/word/2006/wordml" xmlns:wps="http://schemas.microsoft.com/office/word/2010/wordprocessingShape" mc:Ignorable="w14 w15 w16se w16cid w16 w16cex w16sdtdh w16sdtfl w16du wp14">
+<w:ftr xmlns:wpc="http://schemas.microsoft.com/office/word/2010/wordprocessingCanvas" xmlns:cx="http://schemas.microsoft.com/office/drawing/2014/chartex" xmlns:cx1="http://schemas.microsoft.com/office/drawing/2015/9/8/chartex" xmlns:mc="http://schemas.openxmlformats.org/markup-compatibility/2006" xmlns:o="urn:schemas-microsoft-com:office:office" xmlns:r="http://schemas.openxmlformats.org/officeDocument/2006/relationships" xmlns:m="http://schemas.openxmlformats.org/officeDocument/2006/math" xmlns:v="urn:schemas-microsoft-com:vml" xmlns:wp14="http://schemas.microsoft.com/office/word/2010/wordprocessingDrawing" xmlns:wp="http://schemas.openxmlformats.org/drawingml/2006/wordprocessingDrawing" xmlns:w10="urn:schemas-microsoft-com:office:word" xmlns:w="http://schemas.openxmlformats.org/wordprocessingml/2006/main" xmlns:w14="http://schemas.microsoft.com/office/word/2010/wordml" xmlns:w15="http://schemas.microsoft.com/office/word/2012/wordml" xmlns:w16se="http://schemas.microsoft.com/office/word/2015/wordml/symex" xmlns:wpg="http://schemas.microsoft.com/office/word/2010/wordprocessingGroup" xmlns:wpi="http://schemas.microsoft.com/office/word/2010/wordprocessingInk" xmlns:wne="http://schemas.microsoft.com/office/word/2006/wordml" xmlns:wps="http://schemas.microsoft.com/office/word/2010/wordprocessingShape" mc:Ignorable="w14 w15 w16se wp14">
   <w:p>
     <w:pPr>
       <w:pStyle w:val="a6"/>
@@ -13116,7 +14015,7 @@
 </file>
 
 <file path=word/footer3.xml><?xml version="1.0" encoding="utf-8"?>
-<w:ftr xmlns:wpc="http://schemas.microsoft.com/office/word/2010/wordprocessingCanvas" xmlns:cx="http://schemas.microsoft.com/office/drawing/2014/chartex" xmlns:cx1="http://schemas.microsoft.com/office/drawing/2015/9/8/chartex" xmlns:cx2="http://schemas.microsoft.com/office/drawing/2015/10/21/chartex" xmlns:cx3="http://schemas.microsoft.com/office/drawing/2016/5/9/chartex" xmlns:cx4="http://schemas.microsoft.com/office/drawing/2016/5/10/chartex" xmlns:cx5="http://schemas.microsoft.com/office/drawing/2016/5/11/chartex" xmlns:cx6="http://schemas.microsoft.com/office/drawing/2016/5/12/chartex" xmlns:cx7="http://schemas.microsoft.com/office/drawing/2016/5/13/chartex" xmlns:cx8="http://schemas.microsoft.com/office/drawing/2016/5/14/chartex" xmlns:mc="http://schemas.openxmlformats.org/markup-compatibility/2006" xmlns:aink="http://schemas.microsoft.com/office/drawing/2016/ink" xmlns:am3d="http://schemas.microsoft.com/office/drawing/2017/model3d" xmlns:o="urn:schemas-microsoft-com:office:office" xmlns:oel="http://schemas.microsoft.com/office/2019/extlst" xmlns:r="http://schemas.openxmlformats.org/officeDocument/2006/relationships" xmlns:m="http://schemas.openxmlformats.org/officeDocument/2006/math" xmlns:v="urn:schemas-microsoft-com:vml" xmlns:wp14="http://schemas.microsoft.com/office/word/2010/wordprocessingDrawing" xmlns:wp="http://schemas.openxmlformats.org/drawingml/2006/wordprocessingDrawing" xmlns:w10="urn:schemas-microsoft-com:office:word" xmlns:w="http://schemas.openxmlformats.org/wordprocessingml/2006/main" xmlns:w14="http://schemas.microsoft.com/office/word/2010/wordml" xmlns:w15="http://schemas.microsoft.com/office/word/2012/wordml" xmlns:w16cex="http://schemas.microsoft.com/office/word/2018/wordml/cex" xmlns:w16cid="http://schemas.microsoft.com/office/word/2016/wordml/cid" xmlns:w16="http://schemas.microsoft.com/office/word/2018/wordml" xmlns:w16du="http://schemas.microsoft.com/office/word/2023/wordml/word16du" xmlns:w16sdtdh="http://schemas.microsoft.com/office/word/2020/wordml/sdtdatahash" xmlns:w16sdtfl="http://schemas.microsoft.com/office/word/2024/wordml/sdtformatlock" xmlns:w16se="http://schemas.microsoft.com/office/word/2015/wordml/symex" xmlns:wpg="http://schemas.microsoft.com/office/word/2010/wordprocessingGroup" xmlns:wpi="http://schemas.microsoft.com/office/word/2010/wordprocessingInk" xmlns:wne="http://schemas.microsoft.com/office/word/2006/wordml" xmlns:wps="http://schemas.microsoft.com/office/word/2010/wordprocessingShape" mc:Ignorable="w14 w15 w16se w16cid w16 w16cex w16sdtdh w16sdtfl w16du wp14">
+<w:ftr xmlns:wpc="http://schemas.microsoft.com/office/word/2010/wordprocessingCanvas" xmlns:cx="http://schemas.microsoft.com/office/drawing/2014/chartex" xmlns:cx1="http://schemas.microsoft.com/office/drawing/2015/9/8/chartex" xmlns:mc="http://schemas.openxmlformats.org/markup-compatibility/2006" xmlns:o="urn:schemas-microsoft-com:office:office" xmlns:r="http://schemas.openxmlformats.org/officeDocument/2006/relationships" xmlns:m="http://schemas.openxmlformats.org/officeDocument/2006/math" xmlns:v="urn:schemas-microsoft-com:vml" xmlns:wp14="http://schemas.microsoft.com/office/word/2010/wordprocessingDrawing" xmlns:wp="http://schemas.openxmlformats.org/drawingml/2006/wordprocessingDrawing" xmlns:w10="urn:schemas-microsoft-com:office:word" xmlns:w="http://schemas.openxmlformats.org/wordprocessingml/2006/main" xmlns:w14="http://schemas.microsoft.com/office/word/2010/wordml" xmlns:w15="http://schemas.microsoft.com/office/word/2012/wordml" xmlns:w16se="http://schemas.microsoft.com/office/word/2015/wordml/symex" xmlns:wpg="http://schemas.microsoft.com/office/word/2010/wordprocessingGroup" xmlns:wpi="http://schemas.microsoft.com/office/word/2010/wordprocessingInk" xmlns:wne="http://schemas.microsoft.com/office/word/2006/wordml" xmlns:wps="http://schemas.microsoft.com/office/word/2010/wordprocessingShape" mc:Ignorable="w14 w15 w16se wp14">
   <w:p>
     <w:pPr>
       <w:pStyle w:val="a6"/>
@@ -13126,7 +14025,7 @@
 </file>
 
 <file path=word/footer4.xml><?xml version="1.0" encoding="utf-8"?>
-<w:ftr xmlns:wpc="http://schemas.microsoft.com/office/word/2010/wordprocessingCanvas" xmlns:cx="http://schemas.microsoft.com/office/drawing/2014/chartex" xmlns:cx1="http://schemas.microsoft.com/office/drawing/2015/9/8/chartex" xmlns:cx2="http://schemas.microsoft.com/office/drawing/2015/10/21/chartex" xmlns:cx3="http://schemas.microsoft.com/office/drawing/2016/5/9/chartex" xmlns:cx4="http://schemas.microsoft.com/office/drawing/2016/5/10/chartex" xmlns:cx5="http://schemas.microsoft.com/office/drawing/2016/5/11/chartex" xmlns:cx6="http://schemas.microsoft.com/office/drawing/2016/5/12/chartex" xmlns:cx7="http://schemas.microsoft.com/office/drawing/2016/5/13/chartex" xmlns:cx8="http://schemas.microsoft.com/office/drawing/2016/5/14/chartex" xmlns:mc="http://schemas.openxmlformats.org/markup-compatibility/2006" xmlns:aink="http://schemas.microsoft.com/office/drawing/2016/ink" xmlns:am3d="http://schemas.microsoft.com/office/drawing/2017/model3d" xmlns:o="urn:schemas-microsoft-com:office:office" xmlns:oel="http://schemas.microsoft.com/office/2019/extlst" xmlns:r="http://schemas.openxmlformats.org/officeDocument/2006/relationships" xmlns:m="http://schemas.openxmlformats.org/officeDocument/2006/math" xmlns:v="urn:schemas-microsoft-com:vml" xmlns:wp14="http://schemas.microsoft.com/office/word/2010/wordprocessingDrawing" xmlns:wp="http://schemas.openxmlformats.org/drawingml/2006/wordprocessingDrawing" xmlns:w10="urn:schemas-microsoft-com:office:word" xmlns:w="http://schemas.openxmlformats.org/wordprocessingml/2006/main" xmlns:w14="http://schemas.microsoft.com/office/word/2010/wordml" xmlns:w15="http://schemas.microsoft.com/office/word/2012/wordml" xmlns:w16cex="http://schemas.microsoft.com/office/word/2018/wordml/cex" xmlns:w16cid="http://schemas.microsoft.com/office/word/2016/wordml/cid" xmlns:w16="http://schemas.microsoft.com/office/word/2018/wordml" xmlns:w16du="http://schemas.microsoft.com/office/word/2023/wordml/word16du" xmlns:w16sdtdh="http://schemas.microsoft.com/office/word/2020/wordml/sdtdatahash" xmlns:w16sdtfl="http://schemas.microsoft.com/office/word/2024/wordml/sdtformatlock" xmlns:w16se="http://schemas.microsoft.com/office/word/2015/wordml/symex" xmlns:wpg="http://schemas.microsoft.com/office/word/2010/wordprocessingGroup" xmlns:wpi="http://schemas.microsoft.com/office/word/2010/wordprocessingInk" xmlns:wne="http://schemas.microsoft.com/office/word/2006/wordml" xmlns:wps="http://schemas.microsoft.com/office/word/2010/wordprocessingShape" mc:Ignorable="w14 w15 w16se w16cid w16 w16cex w16sdtdh w16sdtfl w16du wp14">
+<w:ftr xmlns:wpc="http://schemas.microsoft.com/office/word/2010/wordprocessingCanvas" xmlns:cx="http://schemas.microsoft.com/office/drawing/2014/chartex" xmlns:cx1="http://schemas.microsoft.com/office/drawing/2015/9/8/chartex" xmlns:mc="http://schemas.openxmlformats.org/markup-compatibility/2006" xmlns:o="urn:schemas-microsoft-com:office:office" xmlns:r="http://schemas.openxmlformats.org/officeDocument/2006/relationships" xmlns:m="http://schemas.openxmlformats.org/officeDocument/2006/math" xmlns:v="urn:schemas-microsoft-com:vml" xmlns:wp14="http://schemas.microsoft.com/office/word/2010/wordprocessingDrawing" xmlns:wp="http://schemas.openxmlformats.org/drawingml/2006/wordprocessingDrawing" xmlns:w10="urn:schemas-microsoft-com:office:word" xmlns:w="http://schemas.openxmlformats.org/wordprocessingml/2006/main" xmlns:w14="http://schemas.microsoft.com/office/word/2010/wordml" xmlns:w15="http://schemas.microsoft.com/office/word/2012/wordml" xmlns:w16se="http://schemas.microsoft.com/office/word/2015/wordml/symex" xmlns:wpg="http://schemas.microsoft.com/office/word/2010/wordprocessingGroup" xmlns:wpi="http://schemas.microsoft.com/office/word/2010/wordprocessingInk" xmlns:wne="http://schemas.microsoft.com/office/word/2006/wordml" xmlns:wps="http://schemas.microsoft.com/office/word/2010/wordprocessingShape" mc:Ignorable="w14 w15 w16se wp14">
   <w:p>
     <w:pPr>
       <w:pStyle w:val="a6"/>
@@ -13136,7 +14035,7 @@
 </file>
 
 <file path=word/footer5.xml><?xml version="1.0" encoding="utf-8"?>
-<w:ftr xmlns:wpc="http://schemas.microsoft.com/office/word/2010/wordprocessingCanvas" xmlns:cx="http://schemas.microsoft.com/office/drawing/2014/chartex" xmlns:cx1="http://schemas.microsoft.com/office/drawing/2015/9/8/chartex" xmlns:cx2="http://schemas.microsoft.com/office/drawing/2015/10/21/chartex" xmlns:cx3="http://schemas.microsoft.com/office/drawing/2016/5/9/chartex" xmlns:cx4="http://schemas.microsoft.com/office/drawing/2016/5/10/chartex" xmlns:cx5="http://schemas.microsoft.com/office/drawing/2016/5/11/chartex" xmlns:cx6="http://schemas.microsoft.com/office/drawing/2016/5/12/chartex" xmlns:cx7="http://schemas.microsoft.com/office/drawing/2016/5/13/chartex" xmlns:cx8="http://schemas.microsoft.com/office/drawing/2016/5/14/chartex" xmlns:mc="http://schemas.openxmlformats.org/markup-compatibility/2006" xmlns:aink="http://schemas.microsoft.com/office/drawing/2016/ink" xmlns:am3d="http://schemas.microsoft.com/office/drawing/2017/model3d" xmlns:o="urn:schemas-microsoft-com:office:office" xmlns:oel="http://schemas.microsoft.com/office/2019/extlst" xmlns:r="http://schemas.openxmlformats.org/officeDocument/2006/relationships" xmlns:m="http://schemas.openxmlformats.org/officeDocument/2006/math" xmlns:v="urn:schemas-microsoft-com:vml" xmlns:wp14="http://schemas.microsoft.com/office/word/2010/wordprocessingDrawing" xmlns:wp="http://schemas.openxmlformats.org/drawingml/2006/wordprocessingDrawing" xmlns:w10="urn:schemas-microsoft-com:office:word" xmlns:w="http://schemas.openxmlformats.org/wordprocessingml/2006/main" xmlns:w14="http://schemas.microsoft.com/office/word/2010/wordml" xmlns:w15="http://schemas.microsoft.com/office/word/2012/wordml" xmlns:w16cex="http://schemas.microsoft.com/office/word/2018/wordml/cex" xmlns:w16cid="http://schemas.microsoft.com/office/word/2016/wordml/cid" xmlns:w16="http://schemas.microsoft.com/office/word/2018/wordml" xmlns:w16du="http://schemas.microsoft.com/office/word/2023/wordml/word16du" xmlns:w16sdtdh="http://schemas.microsoft.com/office/word/2020/wordml/sdtdatahash" xmlns:w16sdtfl="http://schemas.microsoft.com/office/word/2024/wordml/sdtformatlock" xmlns:w16se="http://schemas.microsoft.com/office/word/2015/wordml/symex" xmlns:wpg="http://schemas.microsoft.com/office/word/2010/wordprocessingGroup" xmlns:wpi="http://schemas.microsoft.com/office/word/2010/wordprocessingInk" xmlns:wne="http://schemas.microsoft.com/office/word/2006/wordml" xmlns:wps="http://schemas.microsoft.com/office/word/2010/wordprocessingShape" mc:Ignorable="w14 w15 w16se w16cid w16 w16cex w16sdtdh w16sdtfl w16du wp14">
+<w:ftr xmlns:wpc="http://schemas.microsoft.com/office/word/2010/wordprocessingCanvas" xmlns:cx="http://schemas.microsoft.com/office/drawing/2014/chartex" xmlns:cx1="http://schemas.microsoft.com/office/drawing/2015/9/8/chartex" xmlns:mc="http://schemas.openxmlformats.org/markup-compatibility/2006" xmlns:o="urn:schemas-microsoft-com:office:office" xmlns:r="http://schemas.openxmlformats.org/officeDocument/2006/relationships" xmlns:m="http://schemas.openxmlformats.org/officeDocument/2006/math" xmlns:v="urn:schemas-microsoft-com:vml" xmlns:wp14="http://schemas.microsoft.com/office/word/2010/wordprocessingDrawing" xmlns:wp="http://schemas.openxmlformats.org/drawingml/2006/wordprocessingDrawing" xmlns:w10="urn:schemas-microsoft-com:office:word" xmlns:w="http://schemas.openxmlformats.org/wordprocessingml/2006/main" xmlns:w14="http://schemas.microsoft.com/office/word/2010/wordml" xmlns:w15="http://schemas.microsoft.com/office/word/2012/wordml" xmlns:w16se="http://schemas.microsoft.com/office/word/2015/wordml/symex" xmlns:wpg="http://schemas.microsoft.com/office/word/2010/wordprocessingGroup" xmlns:wpi="http://schemas.microsoft.com/office/word/2010/wordprocessingInk" xmlns:wne="http://schemas.microsoft.com/office/word/2006/wordml" xmlns:wps="http://schemas.microsoft.com/office/word/2010/wordprocessingShape" mc:Ignorable="w14 w15 w16se wp14">
   <w:tbl>
     <w:tblPr>
       <w:tblStyle w:val="a3"/>
@@ -13234,7 +14133,7 @@
 </file>
 
 <file path=word/footer6.xml><?xml version="1.0" encoding="utf-8"?>
-<w:ftr xmlns:wpc="http://schemas.microsoft.com/office/word/2010/wordprocessingCanvas" xmlns:cx="http://schemas.microsoft.com/office/drawing/2014/chartex" xmlns:cx1="http://schemas.microsoft.com/office/drawing/2015/9/8/chartex" xmlns:cx2="http://schemas.microsoft.com/office/drawing/2015/10/21/chartex" xmlns:cx3="http://schemas.microsoft.com/office/drawing/2016/5/9/chartex" xmlns:cx4="http://schemas.microsoft.com/office/drawing/2016/5/10/chartex" xmlns:cx5="http://schemas.microsoft.com/office/drawing/2016/5/11/chartex" xmlns:cx6="http://schemas.microsoft.com/office/drawing/2016/5/12/chartex" xmlns:cx7="http://schemas.microsoft.com/office/drawing/2016/5/13/chartex" xmlns:cx8="http://schemas.microsoft.com/office/drawing/2016/5/14/chartex" xmlns:mc="http://schemas.openxmlformats.org/markup-compatibility/2006" xmlns:aink="http://schemas.microsoft.com/office/drawing/2016/ink" xmlns:am3d="http://schemas.microsoft.com/office/drawing/2017/model3d" xmlns:o="urn:schemas-microsoft-com:office:office" xmlns:oel="http://schemas.microsoft.com/office/2019/extlst" xmlns:r="http://schemas.openxmlformats.org/officeDocument/2006/relationships" xmlns:m="http://schemas.openxmlformats.org/officeDocument/2006/math" xmlns:v="urn:schemas-microsoft-com:vml" xmlns:wp14="http://schemas.microsoft.com/office/word/2010/wordprocessingDrawing" xmlns:wp="http://schemas.openxmlformats.org/drawingml/2006/wordprocessingDrawing" xmlns:w10="urn:schemas-microsoft-com:office:word" xmlns:w="http://schemas.openxmlformats.org/wordprocessingml/2006/main" xmlns:w14="http://schemas.microsoft.com/office/word/2010/wordml" xmlns:w15="http://schemas.microsoft.com/office/word/2012/wordml" xmlns:w16cex="http://schemas.microsoft.com/office/word/2018/wordml/cex" xmlns:w16cid="http://schemas.microsoft.com/office/word/2016/wordml/cid" xmlns:w16="http://schemas.microsoft.com/office/word/2018/wordml" xmlns:w16du="http://schemas.microsoft.com/office/word/2023/wordml/word16du" xmlns:w16sdtdh="http://schemas.microsoft.com/office/word/2020/wordml/sdtdatahash" xmlns:w16sdtfl="http://schemas.microsoft.com/office/word/2024/wordml/sdtformatlock" xmlns:w16se="http://schemas.microsoft.com/office/word/2015/wordml/symex" xmlns:wpg="http://schemas.microsoft.com/office/word/2010/wordprocessingGroup" xmlns:wpi="http://schemas.microsoft.com/office/word/2010/wordprocessingInk" xmlns:wne="http://schemas.microsoft.com/office/word/2006/wordml" xmlns:wps="http://schemas.microsoft.com/office/word/2010/wordprocessingShape" mc:Ignorable="w14 w15 w16se w16cid w16 w16cex w16sdtdh w16sdtfl w16du wp14">
+<w:ftr xmlns:wpc="http://schemas.microsoft.com/office/word/2010/wordprocessingCanvas" xmlns:cx="http://schemas.microsoft.com/office/drawing/2014/chartex" xmlns:cx1="http://schemas.microsoft.com/office/drawing/2015/9/8/chartex" xmlns:mc="http://schemas.openxmlformats.org/markup-compatibility/2006" xmlns:o="urn:schemas-microsoft-com:office:office" xmlns:r="http://schemas.openxmlformats.org/officeDocument/2006/relationships" xmlns:m="http://schemas.openxmlformats.org/officeDocument/2006/math" xmlns:v="urn:schemas-microsoft-com:vml" xmlns:wp14="http://schemas.microsoft.com/office/word/2010/wordprocessingDrawing" xmlns:wp="http://schemas.openxmlformats.org/drawingml/2006/wordprocessingDrawing" xmlns:w10="urn:schemas-microsoft-com:office:word" xmlns:w="http://schemas.openxmlformats.org/wordprocessingml/2006/main" xmlns:w14="http://schemas.microsoft.com/office/word/2010/wordml" xmlns:w15="http://schemas.microsoft.com/office/word/2012/wordml" xmlns:w16se="http://schemas.microsoft.com/office/word/2015/wordml/symex" xmlns:wpg="http://schemas.microsoft.com/office/word/2010/wordprocessingGroup" xmlns:wpi="http://schemas.microsoft.com/office/word/2010/wordprocessingInk" xmlns:wne="http://schemas.microsoft.com/office/word/2006/wordml" xmlns:wps="http://schemas.microsoft.com/office/word/2010/wordprocessingShape" mc:Ignorable="w14 w15 w16se wp14">
   <w:p>
     <w:pPr>
       <w:pStyle w:val="a6"/>
@@ -13244,7 +14143,7 @@
 </file>
 
 <file path=word/footnotes.xml><?xml version="1.0" encoding="utf-8"?>
-<w:footnotes xmlns:wpc="http://schemas.microsoft.com/office/word/2010/wordprocessingCanvas" xmlns:cx="http://schemas.microsoft.com/office/drawing/2014/chartex" xmlns:cx1="http://schemas.microsoft.com/office/drawing/2015/9/8/chartex" xmlns:cx2="http://schemas.microsoft.com/office/drawing/2015/10/21/chartex" xmlns:cx3="http://schemas.microsoft.com/office/drawing/2016/5/9/chartex" xmlns:cx4="http://schemas.microsoft.com/office/drawing/2016/5/10/chartex" xmlns:cx5="http://schemas.microsoft.com/office/drawing/2016/5/11/chartex" xmlns:cx6="http://schemas.microsoft.com/office/drawing/2016/5/12/chartex" xmlns:cx7="http://schemas.microsoft.com/office/drawing/2016/5/13/chartex" xmlns:cx8="http://schemas.microsoft.com/office/drawing/2016/5/14/chartex" xmlns:mc="http://schemas.openxmlformats.org/markup-compatibility/2006" xmlns:aink="http://schemas.microsoft.com/office/drawing/2016/ink" xmlns:am3d="http://schemas.microsoft.com/office/drawing/2017/model3d" xmlns:o="urn:schemas-microsoft-com:office:office" xmlns:oel="http://schemas.microsoft.com/office/2019/extlst" xmlns:r="http://schemas.openxmlformats.org/officeDocument/2006/relationships" xmlns:m="http://schemas.openxmlformats.org/officeDocument/2006/math" xmlns:v="urn:schemas-microsoft-com:vml" xmlns:wp14="http://schemas.microsoft.com/office/word/2010/wordprocessingDrawing" xmlns:wp="http://schemas.openxmlformats.org/drawingml/2006/wordprocessingDrawing" xmlns:w10="urn:schemas-microsoft-com:office:word" xmlns:w="http://schemas.openxmlformats.org/wordprocessingml/2006/main" xmlns:w14="http://schemas.microsoft.com/office/word/2010/wordml" xmlns:w15="http://schemas.microsoft.com/office/word/2012/wordml" xmlns:w16cex="http://schemas.microsoft.com/office/word/2018/wordml/cex" xmlns:w16cid="http://schemas.microsoft.com/office/word/2016/wordml/cid" xmlns:w16="http://schemas.microsoft.com/office/word/2018/wordml" xmlns:w16du="http://schemas.microsoft.com/office/word/2023/wordml/word16du" xmlns:w16sdtdh="http://schemas.microsoft.com/office/word/2020/wordml/sdtdatahash" xmlns:w16sdtfl="http://schemas.microsoft.com/office/word/2024/wordml/sdtformatlock" xmlns:w16se="http://schemas.microsoft.com/office/word/2015/wordml/symex" xmlns:wpg="http://schemas.microsoft.com/office/word/2010/wordprocessingGroup" xmlns:wpi="http://schemas.microsoft.com/office/word/2010/wordprocessingInk" xmlns:wne="http://schemas.microsoft.com/office/word/2006/wordml" xmlns:wps="http://schemas.microsoft.com/office/word/2010/wordprocessingShape" mc:Ignorable="w14 w15 w16se w16cid w16 w16cex w16sdtdh w16sdtfl w16du wp14">
+<w:footnotes xmlns:wpc="http://schemas.microsoft.com/office/word/2010/wordprocessingCanvas" xmlns:cx="http://schemas.microsoft.com/office/drawing/2014/chartex" xmlns:cx1="http://schemas.microsoft.com/office/drawing/2015/9/8/chartex" xmlns:mc="http://schemas.openxmlformats.org/markup-compatibility/2006" xmlns:o="urn:schemas-microsoft-com:office:office" xmlns:r="http://schemas.openxmlformats.org/officeDocument/2006/relationships" xmlns:m="http://schemas.openxmlformats.org/officeDocument/2006/math" xmlns:v="urn:schemas-microsoft-com:vml" xmlns:wp14="http://schemas.microsoft.com/office/word/2010/wordprocessingDrawing" xmlns:wp="http://schemas.openxmlformats.org/drawingml/2006/wordprocessingDrawing" xmlns:w10="urn:schemas-microsoft-com:office:word" xmlns:w="http://schemas.openxmlformats.org/wordprocessingml/2006/main" xmlns:w14="http://schemas.microsoft.com/office/word/2010/wordml" xmlns:w15="http://schemas.microsoft.com/office/word/2012/wordml" xmlns:w16se="http://schemas.microsoft.com/office/word/2015/wordml/symex" xmlns:wpg="http://schemas.microsoft.com/office/word/2010/wordprocessingGroup" xmlns:wpi="http://schemas.microsoft.com/office/word/2010/wordprocessingInk" xmlns:wne="http://schemas.microsoft.com/office/word/2006/wordml" xmlns:wps="http://schemas.microsoft.com/office/word/2010/wordprocessingShape" mc:Ignorable="w14 w15 w16se wp14">
   <w:footnote w:type="separator" w:id="-1">
     <w:p>
       <w:r>
@@ -13269,7 +14168,7 @@
 </file>
 
 <file path=word/header1.xml><?xml version="1.0" encoding="utf-8"?>
-<w:hdr xmlns:wpc="http://schemas.microsoft.com/office/word/2010/wordprocessingCanvas" xmlns:cx="http://schemas.microsoft.com/office/drawing/2014/chartex" xmlns:cx1="http://schemas.microsoft.com/office/drawing/2015/9/8/chartex" xmlns:cx2="http://schemas.microsoft.com/office/drawing/2015/10/21/chartex" xmlns:cx3="http://schemas.microsoft.com/office/drawing/2016/5/9/chartex" xmlns:cx4="http://schemas.microsoft.com/office/drawing/2016/5/10/chartex" xmlns:cx5="http://schemas.microsoft.com/office/drawing/2016/5/11/chartex" xmlns:cx6="http://schemas.microsoft.com/office/drawing/2016/5/12/chartex" xmlns:cx7="http://schemas.microsoft.com/office/drawing/2016/5/13/chartex" xmlns:cx8="http://schemas.microsoft.com/office/drawing/2016/5/14/chartex" xmlns:mc="http://schemas.openxmlformats.org/markup-compatibility/2006" xmlns:aink="http://schemas.microsoft.com/office/drawing/2016/ink" xmlns:am3d="http://schemas.microsoft.com/office/drawing/2017/model3d" xmlns:o="urn:schemas-microsoft-com:office:office" xmlns:oel="http://schemas.microsoft.com/office/2019/extlst" xmlns:r="http://schemas.openxmlformats.org/officeDocument/2006/relationships" xmlns:m="http://schemas.openxmlformats.org/officeDocument/2006/math" xmlns:v="urn:schemas-microsoft-com:vml" xmlns:wp14="http://schemas.microsoft.com/office/word/2010/wordprocessingDrawing" xmlns:wp="http://schemas.openxmlformats.org/drawingml/2006/wordprocessingDrawing" xmlns:w10="urn:schemas-microsoft-com:office:word" xmlns:w="http://schemas.openxmlformats.org/wordprocessingml/2006/main" xmlns:w14="http://schemas.microsoft.com/office/word/2010/wordml" xmlns:w15="http://schemas.microsoft.com/office/word/2012/wordml" xmlns:w16cex="http://schemas.microsoft.com/office/word/2018/wordml/cex" xmlns:w16cid="http://schemas.microsoft.com/office/word/2016/wordml/cid" xmlns:w16="http://schemas.microsoft.com/office/word/2018/wordml" xmlns:w16du="http://schemas.microsoft.com/office/word/2023/wordml/word16du" xmlns:w16sdtdh="http://schemas.microsoft.com/office/word/2020/wordml/sdtdatahash" xmlns:w16sdtfl="http://schemas.microsoft.com/office/word/2024/wordml/sdtformatlock" xmlns:w16se="http://schemas.microsoft.com/office/word/2015/wordml/symex" xmlns:wpg="http://schemas.microsoft.com/office/word/2010/wordprocessingGroup" xmlns:wpi="http://schemas.microsoft.com/office/word/2010/wordprocessingInk" xmlns:wne="http://schemas.microsoft.com/office/word/2006/wordml" xmlns:wps="http://schemas.microsoft.com/office/word/2010/wordprocessingShape" mc:Ignorable="w14 w15 w16se w16cid w16 w16cex w16sdtdh w16sdtfl w16du wp14">
+<w:hdr xmlns:wpc="http://schemas.microsoft.com/office/word/2010/wordprocessingCanvas" xmlns:cx="http://schemas.microsoft.com/office/drawing/2014/chartex" xmlns:cx1="http://schemas.microsoft.com/office/drawing/2015/9/8/chartex" xmlns:mc="http://schemas.openxmlformats.org/markup-compatibility/2006" xmlns:o="urn:schemas-microsoft-com:office:office" xmlns:r="http://schemas.openxmlformats.org/officeDocument/2006/relationships" xmlns:m="http://schemas.openxmlformats.org/officeDocument/2006/math" xmlns:v="urn:schemas-microsoft-com:vml" xmlns:wp14="http://schemas.microsoft.com/office/word/2010/wordprocessingDrawing" xmlns:wp="http://schemas.openxmlformats.org/drawingml/2006/wordprocessingDrawing" xmlns:w10="urn:schemas-microsoft-com:office:word" xmlns:w="http://schemas.openxmlformats.org/wordprocessingml/2006/main" xmlns:w14="http://schemas.microsoft.com/office/word/2010/wordml" xmlns:w15="http://schemas.microsoft.com/office/word/2012/wordml" xmlns:w16se="http://schemas.microsoft.com/office/word/2015/wordml/symex" xmlns:wpg="http://schemas.microsoft.com/office/word/2010/wordprocessingGroup" xmlns:wpi="http://schemas.microsoft.com/office/word/2010/wordprocessingInk" xmlns:wne="http://schemas.microsoft.com/office/word/2006/wordml" xmlns:wps="http://schemas.microsoft.com/office/word/2010/wordprocessingShape" mc:Ignorable="w14 w15 w16se wp14">
   <w:p>
     <w:pPr>
       <w:pStyle w:val="a4"/>
@@ -13279,7 +14178,7 @@
 </file>
 
 <file path=word/header2.xml><?xml version="1.0" encoding="utf-8"?>
-<w:hdr xmlns:wpc="http://schemas.microsoft.com/office/word/2010/wordprocessingCanvas" xmlns:cx="http://schemas.microsoft.com/office/drawing/2014/chartex" xmlns:cx1="http://schemas.microsoft.com/office/drawing/2015/9/8/chartex" xmlns:cx2="http://schemas.microsoft.com/office/drawing/2015/10/21/chartex" xmlns:cx3="http://schemas.microsoft.com/office/drawing/2016/5/9/chartex" xmlns:cx4="http://schemas.microsoft.com/office/drawing/2016/5/10/chartex" xmlns:cx5="http://schemas.microsoft.com/office/drawing/2016/5/11/chartex" xmlns:cx6="http://schemas.microsoft.com/office/drawing/2016/5/12/chartex" xmlns:cx7="http://schemas.microsoft.com/office/drawing/2016/5/13/chartex" xmlns:cx8="http://schemas.microsoft.com/office/drawing/2016/5/14/chartex" xmlns:mc="http://schemas.openxmlformats.org/markup-compatibility/2006" xmlns:aink="http://schemas.microsoft.com/office/drawing/2016/ink" xmlns:am3d="http://schemas.microsoft.com/office/drawing/2017/model3d" xmlns:o="urn:schemas-microsoft-com:office:office" xmlns:oel="http://schemas.microsoft.com/office/2019/extlst" xmlns:r="http://schemas.openxmlformats.org/officeDocument/2006/relationships" xmlns:m="http://schemas.openxmlformats.org/officeDocument/2006/math" xmlns:v="urn:schemas-microsoft-com:vml" xmlns:wp14="http://schemas.microsoft.com/office/word/2010/wordprocessingDrawing" xmlns:wp="http://schemas.openxmlformats.org/drawingml/2006/wordprocessingDrawing" xmlns:w10="urn:schemas-microsoft-com:office:word" xmlns:w="http://schemas.openxmlformats.org/wordprocessingml/2006/main" xmlns:w14="http://schemas.microsoft.com/office/word/2010/wordml" xmlns:w15="http://schemas.microsoft.com/office/word/2012/wordml" xmlns:w16cex="http://schemas.microsoft.com/office/word/2018/wordml/cex" xmlns:w16cid="http://schemas.microsoft.com/office/word/2016/wordml/cid" xmlns:w16="http://schemas.microsoft.com/office/word/2018/wordml" xmlns:w16du="http://schemas.microsoft.com/office/word/2023/wordml/word16du" xmlns:w16sdtdh="http://schemas.microsoft.com/office/word/2020/wordml/sdtdatahash" xmlns:w16sdtfl="http://schemas.microsoft.com/office/word/2024/wordml/sdtformatlock" xmlns:w16se="http://schemas.microsoft.com/office/word/2015/wordml/symex" xmlns:wpg="http://schemas.microsoft.com/office/word/2010/wordprocessingGroup" xmlns:wpi="http://schemas.microsoft.com/office/word/2010/wordprocessingInk" xmlns:wne="http://schemas.microsoft.com/office/word/2006/wordml" xmlns:wps="http://schemas.microsoft.com/office/word/2010/wordprocessingShape" mc:Ignorable="w14 w15 w16se w16cid w16 w16cex w16sdtdh w16sdtfl w16du wp14">
+<w:hdr xmlns:wpc="http://schemas.microsoft.com/office/word/2010/wordprocessingCanvas" xmlns:cx="http://schemas.microsoft.com/office/drawing/2014/chartex" xmlns:cx1="http://schemas.microsoft.com/office/drawing/2015/9/8/chartex" xmlns:mc="http://schemas.openxmlformats.org/markup-compatibility/2006" xmlns:o="urn:schemas-microsoft-com:office:office" xmlns:r="http://schemas.openxmlformats.org/officeDocument/2006/relationships" xmlns:m="http://schemas.openxmlformats.org/officeDocument/2006/math" xmlns:v="urn:schemas-microsoft-com:vml" xmlns:wp14="http://schemas.microsoft.com/office/word/2010/wordprocessingDrawing" xmlns:wp="http://schemas.openxmlformats.org/drawingml/2006/wordprocessingDrawing" xmlns:w10="urn:schemas-microsoft-com:office:word" xmlns:w="http://schemas.openxmlformats.org/wordprocessingml/2006/main" xmlns:w14="http://schemas.microsoft.com/office/word/2010/wordml" xmlns:w15="http://schemas.microsoft.com/office/word/2012/wordml" xmlns:w16se="http://schemas.microsoft.com/office/word/2015/wordml/symex" xmlns:wpg="http://schemas.microsoft.com/office/word/2010/wordprocessingGroup" xmlns:wpi="http://schemas.microsoft.com/office/word/2010/wordprocessingInk" xmlns:wne="http://schemas.microsoft.com/office/word/2006/wordml" xmlns:wps="http://schemas.microsoft.com/office/word/2010/wordprocessingShape" mc:Ignorable="w14 w15 w16se wp14">
   <w:p>
     <w:pPr>
       <w:pStyle w:val="a4"/>
@@ -13289,7 +14188,7 @@
 </file>
 
 <file path=word/header3.xml><?xml version="1.0" encoding="utf-8"?>
-<w:hdr xmlns:wpc="http://schemas.microsoft.com/office/word/2010/wordprocessingCanvas" xmlns:cx="http://schemas.microsoft.com/office/drawing/2014/chartex" xmlns:cx1="http://schemas.microsoft.com/office/drawing/2015/9/8/chartex" xmlns:cx2="http://schemas.microsoft.com/office/drawing/2015/10/21/chartex" xmlns:cx3="http://schemas.microsoft.com/office/drawing/2016/5/9/chartex" xmlns:cx4="http://schemas.microsoft.com/office/drawing/2016/5/10/chartex" xmlns:cx5="http://schemas.microsoft.com/office/drawing/2016/5/11/chartex" xmlns:cx6="http://schemas.microsoft.com/office/drawing/2016/5/12/chartex" xmlns:cx7="http://schemas.microsoft.com/office/drawing/2016/5/13/chartex" xmlns:cx8="http://schemas.microsoft.com/office/drawing/2016/5/14/chartex" xmlns:mc="http://schemas.openxmlformats.org/markup-compatibility/2006" xmlns:aink="http://schemas.microsoft.com/office/drawing/2016/ink" xmlns:am3d="http://schemas.microsoft.com/office/drawing/2017/model3d" xmlns:o="urn:schemas-microsoft-com:office:office" xmlns:oel="http://schemas.microsoft.com/office/2019/extlst" xmlns:r="http://schemas.openxmlformats.org/officeDocument/2006/relationships" xmlns:m="http://schemas.openxmlformats.org/officeDocument/2006/math" xmlns:v="urn:schemas-microsoft-com:vml" xmlns:wp14="http://schemas.microsoft.com/office/word/2010/wordprocessingDrawing" xmlns:wp="http://schemas.openxmlformats.org/drawingml/2006/wordprocessingDrawing" xmlns:w10="urn:schemas-microsoft-com:office:word" xmlns:w="http://schemas.openxmlformats.org/wordprocessingml/2006/main" xmlns:w14="http://schemas.microsoft.com/office/word/2010/wordml" xmlns:w15="http://schemas.microsoft.com/office/word/2012/wordml" xmlns:w16cex="http://schemas.microsoft.com/office/word/2018/wordml/cex" xmlns:w16cid="http://schemas.microsoft.com/office/word/2016/wordml/cid" xmlns:w16="http://schemas.microsoft.com/office/word/2018/wordml" xmlns:w16du="http://schemas.microsoft.com/office/word/2023/wordml/word16du" xmlns:w16sdtdh="http://schemas.microsoft.com/office/word/2020/wordml/sdtdatahash" xmlns:w16sdtfl="http://schemas.microsoft.com/office/word/2024/wordml/sdtformatlock" xmlns:w16se="http://schemas.microsoft.com/office/word/2015/wordml/symex" xmlns:wpg="http://schemas.microsoft.com/office/word/2010/wordprocessingGroup" xmlns:wpi="http://schemas.microsoft.com/office/word/2010/wordprocessingInk" xmlns:wne="http://schemas.microsoft.com/office/word/2006/wordml" xmlns:wps="http://schemas.microsoft.com/office/word/2010/wordprocessingShape" mc:Ignorable="w14 w15 w16se w16cid w16 w16cex w16sdtdh w16sdtfl w16du wp14">
+<w:hdr xmlns:wpc="http://schemas.microsoft.com/office/word/2010/wordprocessingCanvas" xmlns:cx="http://schemas.microsoft.com/office/drawing/2014/chartex" xmlns:cx1="http://schemas.microsoft.com/office/drawing/2015/9/8/chartex" xmlns:mc="http://schemas.openxmlformats.org/markup-compatibility/2006" xmlns:o="urn:schemas-microsoft-com:office:office" xmlns:r="http://schemas.openxmlformats.org/officeDocument/2006/relationships" xmlns:m="http://schemas.openxmlformats.org/officeDocument/2006/math" xmlns:v="urn:schemas-microsoft-com:vml" xmlns:wp14="http://schemas.microsoft.com/office/word/2010/wordprocessingDrawing" xmlns:wp="http://schemas.openxmlformats.org/drawingml/2006/wordprocessingDrawing" xmlns:w10="urn:schemas-microsoft-com:office:word" xmlns:w="http://schemas.openxmlformats.org/wordprocessingml/2006/main" xmlns:w14="http://schemas.microsoft.com/office/word/2010/wordml" xmlns:w15="http://schemas.microsoft.com/office/word/2012/wordml" xmlns:w16se="http://schemas.microsoft.com/office/word/2015/wordml/symex" xmlns:wpg="http://schemas.microsoft.com/office/word/2010/wordprocessingGroup" xmlns:wpi="http://schemas.microsoft.com/office/word/2010/wordprocessingInk" xmlns:wne="http://schemas.microsoft.com/office/word/2006/wordml" xmlns:wps="http://schemas.microsoft.com/office/word/2010/wordprocessingShape" mc:Ignorable="w14 w15 w16se wp14">
   <w:p>
     <w:pPr>
       <w:pStyle w:val="a4"/>
@@ -13299,7 +14198,7 @@
 </file>
 
 <file path=word/header4.xml><?xml version="1.0" encoding="utf-8"?>
-<w:hdr xmlns:wpc="http://schemas.microsoft.com/office/word/2010/wordprocessingCanvas" xmlns:cx="http://schemas.microsoft.com/office/drawing/2014/chartex" xmlns:cx1="http://schemas.microsoft.com/office/drawing/2015/9/8/chartex" xmlns:cx2="http://schemas.microsoft.com/office/drawing/2015/10/21/chartex" xmlns:cx3="http://schemas.microsoft.com/office/drawing/2016/5/9/chartex" xmlns:cx4="http://schemas.microsoft.com/office/drawing/2016/5/10/chartex" xmlns:cx5="http://schemas.microsoft.com/office/drawing/2016/5/11/chartex" xmlns:cx6="http://schemas.microsoft.com/office/drawing/2016/5/12/chartex" xmlns:cx7="http://schemas.microsoft.com/office/drawing/2016/5/13/chartex" xmlns:cx8="http://schemas.microsoft.com/office/drawing/2016/5/14/chartex" xmlns:mc="http://schemas.openxmlformats.org/markup-compatibility/2006" xmlns:aink="http://schemas.microsoft.com/office/drawing/2016/ink" xmlns:am3d="http://schemas.microsoft.com/office/drawing/2017/model3d" xmlns:o="urn:schemas-microsoft-com:office:office" xmlns:oel="http://schemas.microsoft.com/office/2019/extlst" xmlns:r="http://schemas.openxmlformats.org/officeDocument/2006/relationships" xmlns:m="http://schemas.openxmlformats.org/officeDocument/2006/math" xmlns:v="urn:schemas-microsoft-com:vml" xmlns:wp14="http://schemas.microsoft.com/office/word/2010/wordprocessingDrawing" xmlns:wp="http://schemas.openxmlformats.org/drawingml/2006/wordprocessingDrawing" xmlns:w10="urn:schemas-microsoft-com:office:word" xmlns:w="http://schemas.openxmlformats.org/wordprocessingml/2006/main" xmlns:w14="http://schemas.microsoft.com/office/word/2010/wordml" xmlns:w15="http://schemas.microsoft.com/office/word/2012/wordml" xmlns:w16cex="http://schemas.microsoft.com/office/word/2018/wordml/cex" xmlns:w16cid="http://schemas.microsoft.com/office/word/2016/wordml/cid" xmlns:w16="http://schemas.microsoft.com/office/word/2018/wordml" xmlns:w16du="http://schemas.microsoft.com/office/word/2023/wordml/word16du" xmlns:w16sdtdh="http://schemas.microsoft.com/office/word/2020/wordml/sdtdatahash" xmlns:w16sdtfl="http://schemas.microsoft.com/office/word/2024/wordml/sdtformatlock" xmlns:w16se="http://schemas.microsoft.com/office/word/2015/wordml/symex" xmlns:wpg="http://schemas.microsoft.com/office/word/2010/wordprocessingGroup" xmlns:wpi="http://schemas.microsoft.com/office/word/2010/wordprocessingInk" xmlns:wne="http://schemas.microsoft.com/office/word/2006/wordml" xmlns:wps="http://schemas.microsoft.com/office/word/2010/wordprocessingShape" mc:Ignorable="w14 w15 w16se w16cid w16 w16cex w16sdtdh w16sdtfl w16du wp14">
+<w:hdr xmlns:wpc="http://schemas.microsoft.com/office/word/2010/wordprocessingCanvas" xmlns:cx="http://schemas.microsoft.com/office/drawing/2014/chartex" xmlns:cx1="http://schemas.microsoft.com/office/drawing/2015/9/8/chartex" xmlns:mc="http://schemas.openxmlformats.org/markup-compatibility/2006" xmlns:o="urn:schemas-microsoft-com:office:office" xmlns:r="http://schemas.openxmlformats.org/officeDocument/2006/relationships" xmlns:m="http://schemas.openxmlformats.org/officeDocument/2006/math" xmlns:v="urn:schemas-microsoft-com:vml" xmlns:wp14="http://schemas.microsoft.com/office/word/2010/wordprocessingDrawing" xmlns:wp="http://schemas.openxmlformats.org/drawingml/2006/wordprocessingDrawing" xmlns:w10="urn:schemas-microsoft-com:office:word" xmlns:w="http://schemas.openxmlformats.org/wordprocessingml/2006/main" xmlns:w14="http://schemas.microsoft.com/office/word/2010/wordml" xmlns:w15="http://schemas.microsoft.com/office/word/2012/wordml" xmlns:w16se="http://schemas.microsoft.com/office/word/2015/wordml/symex" xmlns:wpg="http://schemas.microsoft.com/office/word/2010/wordprocessingGroup" xmlns:wpi="http://schemas.microsoft.com/office/word/2010/wordprocessingInk" xmlns:wne="http://schemas.microsoft.com/office/word/2006/wordml" xmlns:wps="http://schemas.microsoft.com/office/word/2010/wordprocessingShape" mc:Ignorable="w14 w15 w16se wp14">
   <w:tbl>
     <w:tblPr>
       <w:tblStyle w:val="a3"/>
@@ -13751,7 +14650,7 @@
 </file>
 
 <file path=word/header5.xml><?xml version="1.0" encoding="utf-8"?>
-<w:hdr xmlns:wpc="http://schemas.microsoft.com/office/word/2010/wordprocessingCanvas" xmlns:cx="http://schemas.microsoft.com/office/drawing/2014/chartex" xmlns:cx1="http://schemas.microsoft.com/office/drawing/2015/9/8/chartex" xmlns:cx2="http://schemas.microsoft.com/office/drawing/2015/10/21/chartex" xmlns:cx3="http://schemas.microsoft.com/office/drawing/2016/5/9/chartex" xmlns:cx4="http://schemas.microsoft.com/office/drawing/2016/5/10/chartex" xmlns:cx5="http://schemas.microsoft.com/office/drawing/2016/5/11/chartex" xmlns:cx6="http://schemas.microsoft.com/office/drawing/2016/5/12/chartex" xmlns:cx7="http://schemas.microsoft.com/office/drawing/2016/5/13/chartex" xmlns:cx8="http://schemas.microsoft.com/office/drawing/2016/5/14/chartex" xmlns:mc="http://schemas.openxmlformats.org/markup-compatibility/2006" xmlns:aink="http://schemas.microsoft.com/office/drawing/2016/ink" xmlns:am3d="http://schemas.microsoft.com/office/drawing/2017/model3d" xmlns:o="urn:schemas-microsoft-com:office:office" xmlns:oel="http://schemas.microsoft.com/office/2019/extlst" xmlns:r="http://schemas.openxmlformats.org/officeDocument/2006/relationships" xmlns:m="http://schemas.openxmlformats.org/officeDocument/2006/math" xmlns:v="urn:schemas-microsoft-com:vml" xmlns:wp14="http://schemas.microsoft.com/office/word/2010/wordprocessingDrawing" xmlns:wp="http://schemas.openxmlformats.org/drawingml/2006/wordprocessingDrawing" xmlns:w10="urn:schemas-microsoft-com:office:word" xmlns:w="http://schemas.openxmlformats.org/wordprocessingml/2006/main" xmlns:w14="http://schemas.microsoft.com/office/word/2010/wordml" xmlns:w15="http://schemas.microsoft.com/office/word/2012/wordml" xmlns:w16cex="http://schemas.microsoft.com/office/word/2018/wordml/cex" xmlns:w16cid="http://schemas.microsoft.com/office/word/2016/wordml/cid" xmlns:w16="http://schemas.microsoft.com/office/word/2018/wordml" xmlns:w16du="http://schemas.microsoft.com/office/word/2023/wordml/word16du" xmlns:w16sdtdh="http://schemas.microsoft.com/office/word/2020/wordml/sdtdatahash" xmlns:w16sdtfl="http://schemas.microsoft.com/office/word/2024/wordml/sdtformatlock" xmlns:w16se="http://schemas.microsoft.com/office/word/2015/wordml/symex" xmlns:wpg="http://schemas.microsoft.com/office/word/2010/wordprocessingGroup" xmlns:wpi="http://schemas.microsoft.com/office/word/2010/wordprocessingInk" xmlns:wne="http://schemas.microsoft.com/office/word/2006/wordml" xmlns:wps="http://schemas.microsoft.com/office/word/2010/wordprocessingShape" mc:Ignorable="w14 w15 w16se w16cid w16 w16cex w16sdtdh w16sdtfl w16du wp14">
+<w:hdr xmlns:wpc="http://schemas.microsoft.com/office/word/2010/wordprocessingCanvas" xmlns:cx="http://schemas.microsoft.com/office/drawing/2014/chartex" xmlns:cx1="http://schemas.microsoft.com/office/drawing/2015/9/8/chartex" xmlns:mc="http://schemas.openxmlformats.org/markup-compatibility/2006" xmlns:o="urn:schemas-microsoft-com:office:office" xmlns:r="http://schemas.openxmlformats.org/officeDocument/2006/relationships" xmlns:m="http://schemas.openxmlformats.org/officeDocument/2006/math" xmlns:v="urn:schemas-microsoft-com:vml" xmlns:wp14="http://schemas.microsoft.com/office/word/2010/wordprocessingDrawing" xmlns:wp="http://schemas.openxmlformats.org/drawingml/2006/wordprocessingDrawing" xmlns:w10="urn:schemas-microsoft-com:office:word" xmlns:w="http://schemas.openxmlformats.org/wordprocessingml/2006/main" xmlns:w14="http://schemas.microsoft.com/office/word/2010/wordml" xmlns:w15="http://schemas.microsoft.com/office/word/2012/wordml" xmlns:w16se="http://schemas.microsoft.com/office/word/2015/wordml/symex" xmlns:wpg="http://schemas.microsoft.com/office/word/2010/wordprocessingGroup" xmlns:wpi="http://schemas.microsoft.com/office/word/2010/wordprocessingInk" xmlns:wne="http://schemas.microsoft.com/office/word/2006/wordml" xmlns:wps="http://schemas.microsoft.com/office/word/2010/wordprocessingShape" mc:Ignorable="w14 w15 w16se wp14">
   <w:p>
     <w:pPr>
       <w:pStyle w:val="a4"/>
@@ -13761,7 +14660,7 @@
 </file>
 
 <file path=word/numbering.xml><?xml version="1.0" encoding="utf-8"?>
-<w:numbering xmlns:wpc="http://schemas.microsoft.com/office/word/2010/wordprocessingCanvas" xmlns:cx="http://schemas.microsoft.com/office/drawing/2014/chartex" xmlns:cx1="http://schemas.microsoft.com/office/drawing/2015/9/8/chartex" xmlns:cx2="http://schemas.microsoft.com/office/drawing/2015/10/21/chartex" xmlns:cx3="http://schemas.microsoft.com/office/drawing/2016/5/9/chartex" xmlns:cx4="http://schemas.microsoft.com/office/drawing/2016/5/10/chartex" xmlns:cx5="http://schemas.microsoft.com/office/drawing/2016/5/11/chartex" xmlns:cx6="http://schemas.microsoft.com/office/drawing/2016/5/12/chartex" xmlns:cx7="http://schemas.microsoft.com/office/drawing/2016/5/13/chartex" xmlns:cx8="http://schemas.microsoft.com/office/drawing/2016/5/14/chartex" xmlns:mc="http://schemas.openxmlformats.org/markup-compatibility/2006" xmlns:aink="http://schemas.microsoft.com/office/drawing/2016/ink" xmlns:am3d="http://schemas.microsoft.com/office/drawing/2017/model3d" xmlns:o="urn:schemas-microsoft-com:office:office" xmlns:oel="http://schemas.microsoft.com/office/2019/extlst" xmlns:r="http://schemas.openxmlformats.org/officeDocument/2006/relationships" xmlns:m="http://schemas.openxmlformats.org/officeDocument/2006/math" xmlns:v="urn:schemas-microsoft-com:vml" xmlns:wp14="http://schemas.microsoft.com/office/word/2010/wordprocessingDrawing" xmlns:wp="http://schemas.openxmlformats.org/drawingml/2006/wordprocessingDrawing" xmlns:w10="urn:schemas-microsoft-com:office:word" xmlns:w="http://schemas.openxmlformats.org/wordprocessingml/2006/main" xmlns:w14="http://schemas.microsoft.com/office/word/2010/wordml" xmlns:w15="http://schemas.microsoft.com/office/word/2012/wordml" xmlns:w16cex="http://schemas.microsoft.com/office/word/2018/wordml/cex" xmlns:w16cid="http://schemas.microsoft.com/office/word/2016/wordml/cid" xmlns:w16="http://schemas.microsoft.com/office/word/2018/wordml" xmlns:w16du="http://schemas.microsoft.com/office/word/2023/wordml/word16du" xmlns:w16sdtdh="http://schemas.microsoft.com/office/word/2020/wordml/sdtdatahash" xmlns:w16sdtfl="http://schemas.microsoft.com/office/word/2024/wordml/sdtformatlock" xmlns:w16se="http://schemas.microsoft.com/office/word/2015/wordml/symex" xmlns:wpg="http://schemas.microsoft.com/office/word/2010/wordprocessingGroup" xmlns:wpi="http://schemas.microsoft.com/office/word/2010/wordprocessingInk" xmlns:wne="http://schemas.microsoft.com/office/word/2006/wordml" xmlns:wps="http://schemas.microsoft.com/office/word/2010/wordprocessingShape" mc:Ignorable="w14 w15 w16se w16cid w16 w16cex w16sdtdh w16sdtfl w16du wp14">
+<w:numbering xmlns:wpc="http://schemas.microsoft.com/office/word/2010/wordprocessingCanvas" xmlns:cx="http://schemas.microsoft.com/office/drawing/2014/chartex" xmlns:cx1="http://schemas.microsoft.com/office/drawing/2015/9/8/chartex" xmlns:mc="http://schemas.openxmlformats.org/markup-compatibility/2006" xmlns:o="urn:schemas-microsoft-com:office:office" xmlns:r="http://schemas.openxmlformats.org/officeDocument/2006/relationships" xmlns:m="http://schemas.openxmlformats.org/officeDocument/2006/math" xmlns:v="urn:schemas-microsoft-com:vml" xmlns:wp14="http://schemas.microsoft.com/office/word/2010/wordprocessingDrawing" xmlns:wp="http://schemas.openxmlformats.org/drawingml/2006/wordprocessingDrawing" xmlns:w10="urn:schemas-microsoft-com:office:word" xmlns:w="http://schemas.openxmlformats.org/wordprocessingml/2006/main" xmlns:w14="http://schemas.microsoft.com/office/word/2010/wordml" xmlns:w15="http://schemas.microsoft.com/office/word/2012/wordml" xmlns:w16se="http://schemas.microsoft.com/office/word/2015/wordml/symex" xmlns:wpg="http://schemas.microsoft.com/office/word/2010/wordprocessingGroup" xmlns:wpi="http://schemas.microsoft.com/office/word/2010/wordprocessingInk" xmlns:wne="http://schemas.microsoft.com/office/word/2006/wordml" xmlns:wps="http://schemas.microsoft.com/office/word/2010/wordprocessingShape" mc:Ignorable="w14 w15 w16se wp14">
   <w:abstractNum w:abstractNumId="0" w15:restartNumberingAfterBreak="0">
     <w:nsid w:val="01D03072"/>
     <w:multiLevelType w:val="hybridMultilevel"/>
@@ -16827,106 +17726,106 @@
       </w:pPr>
     </w:lvl>
   </w:abstractNum>
-  <w:num w:numId="1" w16cid:durableId="143284236">
+  <w:num w:numId="1">
     <w:abstractNumId w:val="23"/>
   </w:num>
-  <w:num w:numId="2" w16cid:durableId="535704358">
+  <w:num w:numId="2">
     <w:abstractNumId w:val="5"/>
   </w:num>
-  <w:num w:numId="3" w16cid:durableId="391462701">
+  <w:num w:numId="3">
     <w:abstractNumId w:val="33"/>
   </w:num>
-  <w:num w:numId="4" w16cid:durableId="710962609">
+  <w:num w:numId="4">
     <w:abstractNumId w:val="7"/>
   </w:num>
-  <w:num w:numId="5" w16cid:durableId="1870290571">
+  <w:num w:numId="5">
     <w:abstractNumId w:val="2"/>
   </w:num>
-  <w:num w:numId="6" w16cid:durableId="634527842">
+  <w:num w:numId="6">
     <w:abstractNumId w:val="28"/>
   </w:num>
-  <w:num w:numId="7" w16cid:durableId="1615019521">
+  <w:num w:numId="7">
     <w:abstractNumId w:val="26"/>
   </w:num>
-  <w:num w:numId="8" w16cid:durableId="1919901803">
+  <w:num w:numId="8">
     <w:abstractNumId w:val="25"/>
   </w:num>
-  <w:num w:numId="9" w16cid:durableId="306210165">
+  <w:num w:numId="9">
     <w:abstractNumId w:val="27"/>
   </w:num>
-  <w:num w:numId="10" w16cid:durableId="1404252126">
+  <w:num w:numId="10">
     <w:abstractNumId w:val="0"/>
   </w:num>
-  <w:num w:numId="11" w16cid:durableId="1339309206">
+  <w:num w:numId="11">
     <w:abstractNumId w:val="16"/>
   </w:num>
-  <w:num w:numId="12" w16cid:durableId="463885799">
+  <w:num w:numId="12">
     <w:abstractNumId w:val="31"/>
   </w:num>
-  <w:num w:numId="13" w16cid:durableId="575821774">
+  <w:num w:numId="13">
     <w:abstractNumId w:val="32"/>
   </w:num>
-  <w:num w:numId="14" w16cid:durableId="2110075044">
+  <w:num w:numId="14">
     <w:abstractNumId w:val="18"/>
   </w:num>
-  <w:num w:numId="15" w16cid:durableId="1699315577">
+  <w:num w:numId="15">
     <w:abstractNumId w:val="13"/>
   </w:num>
-  <w:num w:numId="16" w16cid:durableId="1674332839">
+  <w:num w:numId="16">
     <w:abstractNumId w:val="11"/>
   </w:num>
-  <w:num w:numId="17" w16cid:durableId="105077546">
+  <w:num w:numId="17">
     <w:abstractNumId w:val="20"/>
   </w:num>
-  <w:num w:numId="18" w16cid:durableId="1174877029">
+  <w:num w:numId="18">
     <w:abstractNumId w:val="17"/>
   </w:num>
-  <w:num w:numId="19" w16cid:durableId="1770733922">
+  <w:num w:numId="19">
     <w:abstractNumId w:val="3"/>
   </w:num>
-  <w:num w:numId="20" w16cid:durableId="400560269">
+  <w:num w:numId="20">
     <w:abstractNumId w:val="4"/>
   </w:num>
-  <w:num w:numId="21" w16cid:durableId="945237392">
+  <w:num w:numId="21">
     <w:abstractNumId w:val="14"/>
   </w:num>
-  <w:num w:numId="22" w16cid:durableId="1481799756">
+  <w:num w:numId="22">
     <w:abstractNumId w:val="12"/>
   </w:num>
-  <w:num w:numId="23" w16cid:durableId="454568197">
+  <w:num w:numId="23">
     <w:abstractNumId w:val="10"/>
   </w:num>
-  <w:num w:numId="24" w16cid:durableId="1535385676">
+  <w:num w:numId="24">
     <w:abstractNumId w:val="30"/>
   </w:num>
-  <w:num w:numId="25" w16cid:durableId="1743289782">
+  <w:num w:numId="25">
     <w:abstractNumId w:val="8"/>
   </w:num>
-  <w:num w:numId="26" w16cid:durableId="493110043">
+  <w:num w:numId="26">
     <w:abstractNumId w:val="19"/>
   </w:num>
-  <w:num w:numId="27" w16cid:durableId="1064183247">
+  <w:num w:numId="27">
     <w:abstractNumId w:val="21"/>
   </w:num>
-  <w:num w:numId="28" w16cid:durableId="195586009">
+  <w:num w:numId="28">
     <w:abstractNumId w:val="15"/>
   </w:num>
-  <w:num w:numId="29" w16cid:durableId="2071154084">
+  <w:num w:numId="29">
     <w:abstractNumId w:val="29"/>
   </w:num>
-  <w:num w:numId="30" w16cid:durableId="396704292">
+  <w:num w:numId="30">
     <w:abstractNumId w:val="22"/>
   </w:num>
-  <w:num w:numId="31" w16cid:durableId="1314019154">
+  <w:num w:numId="31">
     <w:abstractNumId w:val="9"/>
   </w:num>
-  <w:num w:numId="32" w16cid:durableId="146560543">
+  <w:num w:numId="32">
     <w:abstractNumId w:val="24"/>
   </w:num>
-  <w:num w:numId="33" w16cid:durableId="1851792869">
+  <w:num w:numId="33">
     <w:abstractNumId w:val="1"/>
   </w:num>
-  <w:num w:numId="34" w16cid:durableId="2127383007">
+  <w:num w:numId="34">
     <w:abstractNumId w:val="6"/>
   </w:num>
   <w:numIdMacAtCleanup w:val="34"/>
@@ -16934,7 +17833,7 @@
 </file>
 
 <file path=word/styles.xml><?xml version="1.0" encoding="utf-8"?>
-<w:styles xmlns:mc="http://schemas.openxmlformats.org/markup-compatibility/2006" xmlns:r="http://schemas.openxmlformats.org/officeDocument/2006/relationships" xmlns:w="http://schemas.openxmlformats.org/wordprocessingml/2006/main" xmlns:w14="http://schemas.microsoft.com/office/word/2010/wordml" xmlns:w15="http://schemas.microsoft.com/office/word/2012/wordml" xmlns:w16cex="http://schemas.microsoft.com/office/word/2018/wordml/cex" xmlns:w16cid="http://schemas.microsoft.com/office/word/2016/wordml/cid" xmlns:w16="http://schemas.microsoft.com/office/word/2018/wordml" xmlns:w16du="http://schemas.microsoft.com/office/word/2023/wordml/word16du" xmlns:w16sdtdh="http://schemas.microsoft.com/office/word/2020/wordml/sdtdatahash" xmlns:w16sdtfl="http://schemas.microsoft.com/office/word/2024/wordml/sdtformatlock" xmlns:w16se="http://schemas.microsoft.com/office/word/2015/wordml/symex" mc:Ignorable="w14 w15 w16se w16cid w16 w16cex w16sdtdh w16sdtfl w16du">
+<w:styles xmlns:mc="http://schemas.openxmlformats.org/markup-compatibility/2006" xmlns:r="http://schemas.openxmlformats.org/officeDocument/2006/relationships" xmlns:w="http://schemas.openxmlformats.org/wordprocessingml/2006/main" xmlns:w14="http://schemas.microsoft.com/office/word/2010/wordml" xmlns:w15="http://schemas.microsoft.com/office/word/2012/wordml" xmlns:w16se="http://schemas.microsoft.com/office/word/2015/wordml/symex" mc:Ignorable="w14 w15 w16se">
   <w:docDefaults>
     <w:rPrDefault>
       <w:rPr>
@@ -16947,7 +17846,7 @@
     </w:rPrDefault>
     <w:pPrDefault/>
   </w:docDefaults>
-  <w:latentStyles w:defLockedState="0" w:defUIPriority="99" w:defSemiHidden="0" w:defUnhideWhenUsed="0" w:defQFormat="0" w:count="376">
+  <w:latentStyles w:defLockedState="0" w:defUIPriority="99" w:defSemiHidden="0" w:defUnhideWhenUsed="0" w:defQFormat="0" w:count="371">
     <w:lsdException w:name="Normal" w:uiPriority="0" w:qFormat="1"/>
     <w:lsdException w:name="heading 1" w:uiPriority="9" w:qFormat="1"/>
     <w:lsdException w:name="heading 2" w:semiHidden="1" w:uiPriority="9" w:unhideWhenUsed="1" w:qFormat="1"/>
@@ -17319,11 +18218,6 @@
     <w:lsdException w:name="List Table 5 Dark Accent 6" w:uiPriority="50"/>
     <w:lsdException w:name="List Table 6 Colorful Accent 6" w:uiPriority="51"/>
     <w:lsdException w:name="List Table 7 Colorful Accent 6" w:uiPriority="52"/>
-    <w:lsdException w:name="Mention" w:semiHidden="1" w:unhideWhenUsed="1"/>
-    <w:lsdException w:name="Smart Hyperlink" w:semiHidden="1" w:unhideWhenUsed="1"/>
-    <w:lsdException w:name="Hashtag" w:semiHidden="1" w:unhideWhenUsed="1"/>
-    <w:lsdException w:name="Unresolved Mention" w:semiHidden="1" w:unhideWhenUsed="1"/>
-    <w:lsdException w:name="Smart Link" w:semiHidden="1" w:unhideWhenUsed="1"/>
   </w:latentStyles>
   <w:style w:type="paragraph" w:default="1" w:styleId="a">
     <w:name w:val="Normal"/>
@@ -17844,7 +18738,7 @@
 </file>
 
 <file path=customXml/itemProps1.xml><?xml version="1.0" encoding="utf-8"?>
-<ds:datastoreItem xmlns:ds="http://schemas.openxmlformats.org/officeDocument/2006/customXml" ds:itemID="{424AA005-5655-48DB-9A14-5595F514090F}">
+<ds:datastoreItem xmlns:ds="http://schemas.openxmlformats.org/officeDocument/2006/customXml" ds:itemID="{7D94475B-4020-4CEA-AC29-5D8B43B7A3E2}">
   <ds:schemaRefs>
     <ds:schemaRef ds:uri="http://schemas.openxmlformats.org/officeDocument/2006/bibliography"/>
   </ds:schemaRefs>

--- a/streamlit_data/tenants/demo/doc_rag/source_files/情報システム管理規程案.docx
+++ b/streamlit_data/tenants/demo/doc_rag/source_files/情報システム管理規程案.docx
@@ -1,6 +1,6 @@
 
 <file path=word/document.xml><?xml version="1.0" encoding="utf-8"?>
-<w:document xmlns:wpc="http://schemas.microsoft.com/office/word/2010/wordprocessingCanvas" xmlns:cx="http://schemas.microsoft.com/office/drawing/2014/chartex" xmlns:cx1="http://schemas.microsoft.com/office/drawing/2015/9/8/chartex" xmlns:mc="http://schemas.openxmlformats.org/markup-compatibility/2006" xmlns:o="urn:schemas-microsoft-com:office:office" xmlns:r="http://schemas.openxmlformats.org/officeDocument/2006/relationships" xmlns:m="http://schemas.openxmlformats.org/officeDocument/2006/math" xmlns:v="urn:schemas-microsoft-com:vml" xmlns:wp14="http://schemas.microsoft.com/office/word/2010/wordprocessingDrawing" xmlns:wp="http://schemas.openxmlformats.org/drawingml/2006/wordprocessingDrawing" xmlns:w10="urn:schemas-microsoft-com:office:word" xmlns:w="http://schemas.openxmlformats.org/wordprocessingml/2006/main" xmlns:w14="http://schemas.microsoft.com/office/word/2010/wordml" xmlns:w15="http://schemas.microsoft.com/office/word/2012/wordml" xmlns:w16se="http://schemas.microsoft.com/office/word/2015/wordml/symex" xmlns:wpg="http://schemas.microsoft.com/office/word/2010/wordprocessingGroup" xmlns:wpi="http://schemas.microsoft.com/office/word/2010/wordprocessingInk" xmlns:wne="http://schemas.microsoft.com/office/word/2006/wordml" xmlns:wps="http://schemas.microsoft.com/office/word/2010/wordprocessingShape" mc:Ignorable="w14 w15 w16se wp14">
+<w:document xmlns:wpc="http://schemas.microsoft.com/office/word/2010/wordprocessingCanvas" xmlns:cx="http://schemas.microsoft.com/office/drawing/2014/chartex" xmlns:cx1="http://schemas.microsoft.com/office/drawing/2015/9/8/chartex" xmlns:cx2="http://schemas.microsoft.com/office/drawing/2015/10/21/chartex" xmlns:cx3="http://schemas.microsoft.com/office/drawing/2016/5/9/chartex" xmlns:cx4="http://schemas.microsoft.com/office/drawing/2016/5/10/chartex" xmlns:cx5="http://schemas.microsoft.com/office/drawing/2016/5/11/chartex" xmlns:cx6="http://schemas.microsoft.com/office/drawing/2016/5/12/chartex" xmlns:cx7="http://schemas.microsoft.com/office/drawing/2016/5/13/chartex" xmlns:cx8="http://schemas.microsoft.com/office/drawing/2016/5/14/chartex" xmlns:mc="http://schemas.openxmlformats.org/markup-compatibility/2006" xmlns:aink="http://schemas.microsoft.com/office/drawing/2016/ink" xmlns:am3d="http://schemas.microsoft.com/office/drawing/2017/model3d" xmlns:o="urn:schemas-microsoft-com:office:office" xmlns:oel="http://schemas.microsoft.com/office/2019/extlst" xmlns:r="http://schemas.openxmlformats.org/officeDocument/2006/relationships" xmlns:m="http://schemas.openxmlformats.org/officeDocument/2006/math" xmlns:v="urn:schemas-microsoft-com:vml" xmlns:wp14="http://schemas.microsoft.com/office/word/2010/wordprocessingDrawing" xmlns:wp="http://schemas.openxmlformats.org/drawingml/2006/wordprocessingDrawing" xmlns:w10="urn:schemas-microsoft-com:office:word" xmlns:w="http://schemas.openxmlformats.org/wordprocessingml/2006/main" xmlns:w14="http://schemas.microsoft.com/office/word/2010/wordml" xmlns:w15="http://schemas.microsoft.com/office/word/2012/wordml" xmlns:w16cex="http://schemas.microsoft.com/office/word/2018/wordml/cex" xmlns:w16cid="http://schemas.microsoft.com/office/word/2016/wordml/cid" xmlns:w16="http://schemas.microsoft.com/office/word/2018/wordml" xmlns:w16du="http://schemas.microsoft.com/office/word/2023/wordml/word16du" xmlns:w16sdtdh="http://schemas.microsoft.com/office/word/2020/wordml/sdtdatahash" xmlns:w16sdtfl="http://schemas.microsoft.com/office/word/2024/wordml/sdtformatlock" xmlns:w16se="http://schemas.microsoft.com/office/word/2015/wordml/symex" xmlns:wpg="http://schemas.microsoft.com/office/word/2010/wordprocessingGroup" xmlns:wpi="http://schemas.microsoft.com/office/word/2010/wordprocessingInk" xmlns:wne="http://schemas.microsoft.com/office/word/2006/wordml" xmlns:wps="http://schemas.microsoft.com/office/word/2010/wordprocessingShape" mc:Ignorable="w14 w15 w16se w16cid w16 w16cex w16sdtdh w16sdtfl w16du wp14">
   <w:body>
     <w:p>
       <w:pPr>
@@ -199,10 +199,18 @@
           <w:sz w:val="36"/>
           <w:szCs w:val="36"/>
         </w:rPr>
-        <w:t>株式会社ネオXXXXXXXXXXXXX</w:t>
-      </w:r>
-      <w:bookmarkStart w:id="1" w:name="_GoBack"/>
-      <w:bookmarkEnd w:id="1"/>
+        <w:t>株式会社</w:t>
+      </w:r>
+      <w:r>
+        <w:rPr>
+          <w:rFonts w:ascii="ＭＳ ゴシック" w:eastAsia="ＭＳ ゴシック" w:hAnsi="ＭＳ ゴシック" w:hint="eastAsia"/>
+          <w:b/>
+          <w:bCs/>
+          <w:sz w:val="36"/>
+          <w:szCs w:val="36"/>
+        </w:rPr>
+        <w:t>XXXXXX</w:t>
+      </w:r>
     </w:p>
     <w:p>
       <w:pPr>
@@ -2280,7 +2288,7 @@
         </w:rPr>
         <w:t>者の承認</w:t>
       </w:r>
-      <w:bookmarkStart w:id="2" w:name="_Hlk189832187"/>
+      <w:bookmarkStart w:id="1" w:name="_Hlk189832187"/>
       <w:r>
         <w:rPr>
           <w:rFonts w:ascii="ＭＳ ゴシック" w:eastAsia="ＭＳ ゴシック" w:hAnsi="ＭＳ ゴシック" w:hint="eastAsia"/>
@@ -2302,7 +2310,7 @@
         </w:rPr>
         <w:t>）</w:t>
       </w:r>
-      <w:bookmarkEnd w:id="2"/>
+      <w:bookmarkEnd w:id="1"/>
       <w:r>
         <w:rPr>
           <w:rFonts w:ascii="ＭＳ ゴシック" w:eastAsia="ＭＳ ゴシック" w:hAnsi="ＭＳ ゴシック" w:hint="eastAsia"/>
@@ -3698,7 +3706,7 @@
               </wp:anchor>
             </w:drawing>
           </mc:Choice>
-          <mc:Fallback xmlns:w16sdtfl="http://schemas.microsoft.com/office/word/2024/wordml/sdtformatlock" xmlns:w16sdtdh="http://schemas.microsoft.com/office/word/2020/wordml/sdtdatahash" xmlns:w16du="http://schemas.microsoft.com/office/word/2023/wordml/word16du" xmlns:w16="http://schemas.microsoft.com/office/word/2018/wordml" xmlns:w16cid="http://schemas.microsoft.com/office/word/2016/wordml/cid" xmlns:w16cex="http://schemas.microsoft.com/office/word/2018/wordml/cex" xmlns:oel="http://schemas.microsoft.com/office/2019/extlst" xmlns:am3d="http://schemas.microsoft.com/office/drawing/2017/model3d" xmlns:aink="http://schemas.microsoft.com/office/drawing/2016/ink" xmlns:cx8="http://schemas.microsoft.com/office/drawing/2016/5/14/chartex" xmlns:cx7="http://schemas.microsoft.com/office/drawing/2016/5/13/chartex" xmlns:cx6="http://schemas.microsoft.com/office/drawing/2016/5/12/chartex" xmlns:cx5="http://schemas.microsoft.com/office/drawing/2016/5/11/chartex" xmlns:cx4="http://schemas.microsoft.com/office/drawing/2016/5/10/chartex" xmlns:cx3="http://schemas.microsoft.com/office/drawing/2016/5/9/chartex" xmlns:cx2="http://schemas.microsoft.com/office/drawing/2015/10/21/chartex">
+          <mc:Fallback>
             <w:pict>
               <v:shapetype w14:anchorId="375766F7" id="_x0000_t61" coordsize="21600,21600" o:spt="61" adj="1350,25920" path="m,l0@8@12@24,0@9,,21600@6,21600@15@27@7,21600,21600,21600,21600@9@18@30,21600@8,21600,0@7,0@21@33@6,xe">
                 <v:stroke joinstyle="miter"/>
@@ -4548,7 +4556,7 @@
         </w:rPr>
         <w:t>承認</w:t>
       </w:r>
-      <w:bookmarkStart w:id="3" w:name="_Hlk189832267"/>
+      <w:bookmarkStart w:id="2" w:name="_Hlk189832267"/>
       <w:r>
         <w:rPr>
           <w:rFonts w:ascii="ＭＳ ゴシック" w:eastAsia="ＭＳ ゴシック" w:hAnsi="ＭＳ ゴシック" w:hint="eastAsia"/>
@@ -4591,7 +4599,7 @@
         </w:rPr>
         <w:t>）</w:t>
       </w:r>
-      <w:bookmarkEnd w:id="3"/>
+      <w:bookmarkEnd w:id="2"/>
       <w:r>
         <w:rPr>
           <w:rFonts w:ascii="ＭＳ ゴシック" w:eastAsia="ＭＳ ゴシック" w:hAnsi="ＭＳ ゴシック" w:hint="eastAsia"/>
@@ -6882,189 +6890,6 @@
       <w:r>
         <w:rPr>
           <w:rFonts w:ascii="ＭＳ ゴシック" w:eastAsia="ＭＳ ゴシック" w:hAnsi="ＭＳ ゴシック" w:hint="eastAsia"/>
-          <w:noProof/>
-          <w:szCs w:val="21"/>
-        </w:rPr>
-        <mc:AlternateContent>
-          <mc:Choice Requires="wps">
-            <w:drawing>
-              <wp:anchor distT="0" distB="0" distL="114300" distR="114300" simplePos="0" relativeHeight="251661312" behindDoc="0" locked="0" layoutInCell="1" allowOverlap="1" wp14:anchorId="637BF29E" wp14:editId="63B2FDA9">
-                <wp:simplePos x="0" y="0"/>
-                <wp:positionH relativeFrom="column">
-                  <wp:posOffset>3810000</wp:posOffset>
-                </wp:positionH>
-                <wp:positionV relativeFrom="paragraph">
-                  <wp:posOffset>504825</wp:posOffset>
-                </wp:positionV>
-                <wp:extent cx="2352675" cy="476250"/>
-                <wp:effectExtent l="1504950" t="0" r="28575" b="209550"/>
-                <wp:wrapNone/>
-                <wp:docPr id="152739282" name="吹き出し: 四角形 1"/>
-                <wp:cNvGraphicFramePr/>
-                <a:graphic xmlns:a="http://schemas.openxmlformats.org/drawingml/2006/main">
-                  <a:graphicData uri="http://schemas.microsoft.com/office/word/2010/wordprocessingShape">
-                    <wps:wsp>
-                      <wps:cNvSpPr/>
-                      <wps:spPr>
-                        <a:xfrm>
-                          <a:off x="0" y="0"/>
-                          <a:ext cx="2352675" cy="476250"/>
-                        </a:xfrm>
-                        <a:prstGeom prst="wedgeRectCallout">
-                          <a:avLst>
-                            <a:gd name="adj1" fmla="val -111871"/>
-                            <a:gd name="adj2" fmla="val 83801"/>
-                          </a:avLst>
-                        </a:prstGeom>
-                        <a:solidFill>
-                          <a:schemeClr val="accent4">
-                            <a:lumMod val="20000"/>
-                            <a:lumOff val="80000"/>
-                          </a:schemeClr>
-                        </a:solidFill>
-                        <a:ln w="0"/>
-                      </wps:spPr>
-                      <wps:style>
-                        <a:lnRef idx="2">
-                          <a:schemeClr val="accent1">
-                            <a:shade val="15000"/>
-                          </a:schemeClr>
-                        </a:lnRef>
-                        <a:fillRef idx="1">
-                          <a:schemeClr val="accent1"/>
-                        </a:fillRef>
-                        <a:effectRef idx="0">
-                          <a:schemeClr val="accent1"/>
-                        </a:effectRef>
-                        <a:fontRef idx="minor">
-                          <a:schemeClr val="lt1"/>
-                        </a:fontRef>
-                      </wps:style>
-                      <wps:txbx>
-                        <w:txbxContent>
-                          <w:p>
-                            <w:pPr>
-                              <w:jc w:val="center"/>
-                              <w:rPr>
-                                <w:rFonts w:ascii="ＭＳ ゴシック" w:eastAsia="ＭＳ ゴシック" w:hAnsi="ＭＳ ゴシック"/>
-                                <w:b/>
-                                <w:bCs/>
-                                <w:color w:val="000000" w:themeColor="text1"/>
-                                <w:sz w:val="16"/>
-                                <w:szCs w:val="16"/>
-                                <w14:shadow w14:blurRad="38100" w14:dist="19050" w14:dir="2700000" w14:sx="100000" w14:sy="100000" w14:kx="0" w14:ky="0" w14:algn="tl">
-                                  <w14:schemeClr w14:val="dk1">
-                                    <w14:alpha w14:val="60000"/>
-                                  </w14:schemeClr>
-                                </w14:shadow>
-                                <w14:textOutline w14:w="0" w14:cap="flat" w14:cmpd="sng" w14:algn="ctr">
-                                  <w14:noFill/>
-                                  <w14:prstDash w14:val="solid"/>
-                                  <w14:round/>
-                                </w14:textOutline>
-                              </w:rPr>
-                            </w:pPr>
-                            <w:r>
-                              <w:rPr>
-                                <w:rFonts w:ascii="ＭＳ ゴシック" w:eastAsia="ＭＳ ゴシック" w:hAnsi="ＭＳ ゴシック" w:hint="eastAsia"/>
-                                <w:b/>
-                                <w:bCs/>
-                                <w:color w:val="000000" w:themeColor="text1"/>
-                                <w:sz w:val="16"/>
-                                <w:szCs w:val="16"/>
-                                <w14:shadow w14:blurRad="38100" w14:dist="19050" w14:dir="2700000" w14:sx="100000" w14:sy="100000" w14:kx="0" w14:ky="0" w14:algn="tl">
-                                  <w14:schemeClr w14:val="dk1">
-                                    <w14:alpha w14:val="60000"/>
-                                  </w14:schemeClr>
-                                </w14:shadow>
-                                <w14:textOutline w14:w="0" w14:cap="flat" w14:cmpd="sng" w14:algn="ctr">
-                                  <w14:noFill/>
-                                  <w14:prstDash w14:val="solid"/>
-                                  <w14:round/>
-                                </w14:textOutline>
-                              </w:rPr>
-                              <w:t>ログ管理の運用について、Neo側で確認できるのか？</w:t>
-                            </w:r>
-                          </w:p>
-                        </w:txbxContent>
-                      </wps:txbx>
-                      <wps:bodyPr rot="0" spcFirstLastPara="0" vertOverflow="overflow" horzOverflow="overflow" vert="horz" wrap="square" lIns="91440" tIns="45720" rIns="91440" bIns="45720" numCol="1" spcCol="0" rtlCol="0" fromWordArt="0" anchor="ctr" anchorCtr="0" forceAA="0" compatLnSpc="1">
-                        <a:prstTxWarp prst="textNoShape">
-                          <a:avLst/>
-                        </a:prstTxWarp>
-                        <a:noAutofit/>
-                      </wps:bodyPr>
-                    </wps:wsp>
-                  </a:graphicData>
-                </a:graphic>
-                <wp14:sizeRelH relativeFrom="margin">
-                  <wp14:pctWidth>0</wp14:pctWidth>
-                </wp14:sizeRelH>
-                <wp14:sizeRelV relativeFrom="margin">
-                  <wp14:pctHeight>0</wp14:pctHeight>
-                </wp14:sizeRelV>
-              </wp:anchor>
-            </w:drawing>
-          </mc:Choice>
-          <mc:Fallback xmlns:w16sdtfl="http://schemas.microsoft.com/office/word/2024/wordml/sdtformatlock" xmlns:w16sdtdh="http://schemas.microsoft.com/office/word/2020/wordml/sdtdatahash" xmlns:w16du="http://schemas.microsoft.com/office/word/2023/wordml/word16du" xmlns:w16="http://schemas.microsoft.com/office/word/2018/wordml" xmlns:w16cid="http://schemas.microsoft.com/office/word/2016/wordml/cid" xmlns:w16cex="http://schemas.microsoft.com/office/word/2018/wordml/cex" xmlns:oel="http://schemas.microsoft.com/office/2019/extlst" xmlns:am3d="http://schemas.microsoft.com/office/drawing/2017/model3d" xmlns:aink="http://schemas.microsoft.com/office/drawing/2016/ink" xmlns:cx8="http://schemas.microsoft.com/office/drawing/2016/5/14/chartex" xmlns:cx7="http://schemas.microsoft.com/office/drawing/2016/5/13/chartex" xmlns:cx6="http://schemas.microsoft.com/office/drawing/2016/5/12/chartex" xmlns:cx5="http://schemas.microsoft.com/office/drawing/2016/5/11/chartex" xmlns:cx4="http://schemas.microsoft.com/office/drawing/2016/5/10/chartex" xmlns:cx3="http://schemas.microsoft.com/office/drawing/2016/5/9/chartex" xmlns:cx2="http://schemas.microsoft.com/office/drawing/2015/10/21/chartex">
-            <w:pict>
-              <v:shape w14:anchorId="637BF29E" id="_x0000_s1027" type="#_x0000_t61" style="position:absolute;left:0;text-align:left;margin-left:300pt;margin-top:39.75pt;width:185.25pt;height:37.5pt;z-index:251661312;visibility:visible;mso-wrap-style:square;mso-width-percent:0;mso-height-percent:0;mso-wrap-distance-left:9pt;mso-wrap-distance-top:0;mso-wrap-distance-right:9pt;mso-wrap-distance-bottom:0;mso-position-horizontal:absolute;mso-position-horizontal-relative:text;mso-position-vertical:absolute;mso-position-vertical-relative:text;mso-width-percent:0;mso-height-percent:0;mso-width-relative:margin;mso-height-relative:margin;v-text-anchor:middle" o:gfxdata="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" adj="-13364,28901" fillcolor="#fff2cc [663]" strokecolor="#09101d [484]" strokeweight="0">
-                <v:textbox>
-                  <w:txbxContent>
-                    <w:p>
-                      <w:pPr>
-                        <w:jc w:val="center"/>
-                        <w:rPr>
-                          <w:rFonts w:ascii="ＭＳ ゴシック" w:eastAsia="ＭＳ ゴシック" w:hAnsi="ＭＳ ゴシック" w:hint="eastAsia"/>
-                          <w:b/>
-                          <w:bCs/>
-                          <w:color w:val="000000" w:themeColor="text1"/>
-                          <w:sz w:val="16"/>
-                          <w:szCs w:val="16"/>
-                          <w14:shadow w14:blurRad="38100" w14:dist="19050" w14:dir="2700000" w14:sx="100000" w14:sy="100000" w14:kx="0" w14:ky="0" w14:algn="tl">
-                            <w14:schemeClr w14:val="dk1">
-                              <w14:alpha w14:val="60000"/>
-                            </w14:schemeClr>
-                          </w14:shadow>
-                          <w14:textOutline w14:w="0" w14:cap="flat" w14:cmpd="sng" w14:algn="ctr">
-                            <w14:noFill/>
-                            <w14:prstDash w14:val="solid"/>
-                            <w14:round/>
-                          </w14:textOutline>
-                        </w:rPr>
-                      </w:pPr>
-                      <w:r>
-                        <w:rPr>
-                          <w:rFonts w:ascii="ＭＳ ゴシック" w:eastAsia="ＭＳ ゴシック" w:hAnsi="ＭＳ ゴシック" w:hint="eastAsia"/>
-                          <w:b/>
-                          <w:bCs/>
-                          <w:color w:val="000000" w:themeColor="text1"/>
-                          <w:sz w:val="16"/>
-                          <w:szCs w:val="16"/>
-                          <w14:shadow w14:blurRad="38100" w14:dist="19050" w14:dir="2700000" w14:sx="100000" w14:sy="100000" w14:kx="0" w14:ky="0" w14:algn="tl">
-                            <w14:schemeClr w14:val="dk1">
-                              <w14:alpha w14:val="60000"/>
-                            </w14:schemeClr>
-                          </w14:shadow>
-                          <w14:textOutline w14:w="0" w14:cap="flat" w14:cmpd="sng" w14:algn="ctr">
-                            <w14:noFill/>
-                            <w14:prstDash w14:val="solid"/>
-                            <w14:round/>
-                          </w14:textOutline>
-                        </w:rPr>
-                        <w:t>ログ管理の運用について、Neo側で確認できるのか？</w:t>
-                      </w:r>
-                    </w:p>
-                  </w:txbxContent>
-                </v:textbox>
-              </v:shape>
-            </w:pict>
-          </mc:Fallback>
-        </mc:AlternateContent>
-      </w:r>
-      <w:r>
-        <w:rPr>
-          <w:rFonts w:ascii="ＭＳ ゴシック" w:eastAsia="ＭＳ ゴシック" w:hAnsi="ＭＳ ゴシック" w:hint="eastAsia"/>
           <w:szCs w:val="21"/>
         </w:rPr>
         <w:t>情報システム担当者は、社内システムにおいて、ネットワークを介して外部との重要データの授受を行う場合は、認証機能、暗号機能及びアクセス制御機能を設定する。又、WEBホームページ上で重要データを収集する場合は必ずSSLなどの暗号化の措置を講じる｡</w:t>
@@ -8272,187 +8097,6 @@
       <w:r>
         <w:rPr>
           <w:rFonts w:ascii="ＭＳ ゴシック" w:eastAsia="ＭＳ ゴシック" w:hAnsi="ＭＳ ゴシック" w:hint="eastAsia"/>
-          <w:noProof/>
-          <w:szCs w:val="21"/>
-        </w:rPr>
-        <mc:AlternateContent>
-          <mc:Choice Requires="wps">
-            <w:drawing>
-              <wp:anchor distT="0" distB="0" distL="114300" distR="114300" simplePos="0" relativeHeight="251663360" behindDoc="0" locked="0" layoutInCell="1" allowOverlap="1" wp14:anchorId="25107069" wp14:editId="08EFC5C7">
-                <wp:simplePos x="0" y="0"/>
-                <wp:positionH relativeFrom="column">
-                  <wp:posOffset>3698240</wp:posOffset>
-                </wp:positionH>
-                <wp:positionV relativeFrom="paragraph">
-                  <wp:posOffset>90170</wp:posOffset>
-                </wp:positionV>
-                <wp:extent cx="2095500" cy="314325"/>
-                <wp:effectExtent l="0" t="0" r="19050" b="371475"/>
-                <wp:wrapNone/>
-                <wp:docPr id="650513966" name="吹き出し: 四角形 1"/>
-                <wp:cNvGraphicFramePr/>
-                <a:graphic xmlns:a="http://schemas.openxmlformats.org/drawingml/2006/main">
-                  <a:graphicData uri="http://schemas.microsoft.com/office/word/2010/wordprocessingShape">
-                    <wps:wsp>
-                      <wps:cNvSpPr/>
-                      <wps:spPr>
-                        <a:xfrm>
-                          <a:off x="0" y="0"/>
-                          <a:ext cx="2095500" cy="314325"/>
-                        </a:xfrm>
-                        <a:prstGeom prst="wedgeRectCallout">
-                          <a:avLst>
-                            <a:gd name="adj1" fmla="val 20923"/>
-                            <a:gd name="adj2" fmla="val 151801"/>
-                          </a:avLst>
-                        </a:prstGeom>
-                        <a:solidFill>
-                          <a:schemeClr val="accent4">
-                            <a:lumMod val="20000"/>
-                            <a:lumOff val="80000"/>
-                          </a:schemeClr>
-                        </a:solidFill>
-                        <a:ln w="0"/>
-                      </wps:spPr>
-                      <wps:style>
-                        <a:lnRef idx="2">
-                          <a:schemeClr val="accent1">
-                            <a:shade val="15000"/>
-                          </a:schemeClr>
-                        </a:lnRef>
-                        <a:fillRef idx="1">
-                          <a:schemeClr val="accent1"/>
-                        </a:fillRef>
-                        <a:effectRef idx="0">
-                          <a:schemeClr val="accent1"/>
-                        </a:effectRef>
-                        <a:fontRef idx="minor">
-                          <a:schemeClr val="lt1"/>
-                        </a:fontRef>
-                      </wps:style>
-                      <wps:txbx>
-                        <w:txbxContent>
-                          <w:p>
-                            <w:pPr>
-                              <w:rPr>
-                                <w:rFonts w:ascii="ＭＳ ゴシック" w:eastAsia="ＭＳ ゴシック" w:hAnsi="ＭＳ ゴシック"/>
-                                <w:b/>
-                                <w:bCs/>
-                                <w:color w:val="000000" w:themeColor="text1"/>
-                                <w:sz w:val="16"/>
-                                <w:szCs w:val="16"/>
-                                <w14:shadow w14:blurRad="38100" w14:dist="19050" w14:dir="2700000" w14:sx="100000" w14:sy="100000" w14:kx="0" w14:ky="0" w14:algn="tl">
-                                  <w14:schemeClr w14:val="dk1">
-                                    <w14:alpha w14:val="60000"/>
-                                  </w14:schemeClr>
-                                </w14:shadow>
-                                <w14:textOutline w14:w="0" w14:cap="flat" w14:cmpd="sng" w14:algn="ctr">
-                                  <w14:noFill/>
-                                  <w14:prstDash w14:val="solid"/>
-                                  <w14:round/>
-                                </w14:textOutline>
-                              </w:rPr>
-                            </w:pPr>
-                            <w:r>
-                              <w:rPr>
-                                <w:rFonts w:ascii="ＭＳ ゴシック" w:eastAsia="ＭＳ ゴシック" w:hAnsi="ＭＳ ゴシック" w:hint="eastAsia"/>
-                                <w:b/>
-                                <w:bCs/>
-                                <w:color w:val="000000" w:themeColor="text1"/>
-                                <w:sz w:val="16"/>
-                                <w:szCs w:val="16"/>
-                                <w14:shadow w14:blurRad="38100" w14:dist="19050" w14:dir="2700000" w14:sx="100000" w14:sy="100000" w14:kx="0" w14:ky="0" w14:algn="tl">
-                                  <w14:schemeClr w14:val="dk1">
-                                    <w14:alpha w14:val="60000"/>
-                                  </w14:schemeClr>
-                                </w14:shadow>
-                                <w14:textOutline w14:w="0" w14:cap="flat" w14:cmpd="sng" w14:algn="ctr">
-                                  <w14:noFill/>
-                                  <w14:prstDash w14:val="solid"/>
-                                  <w14:round/>
-                                </w14:textOutline>
-                              </w:rPr>
-                              <w:t>そもそもデータセンターはない</w:t>
-                            </w:r>
-                          </w:p>
-                        </w:txbxContent>
-                      </wps:txbx>
-                      <wps:bodyPr rot="0" spcFirstLastPara="0" vertOverflow="overflow" horzOverflow="overflow" vert="horz" wrap="square" lIns="91440" tIns="45720" rIns="91440" bIns="45720" numCol="1" spcCol="0" rtlCol="0" fromWordArt="0" anchor="ctr" anchorCtr="0" forceAA="0" compatLnSpc="1">
-                        <a:prstTxWarp prst="textNoShape">
-                          <a:avLst/>
-                        </a:prstTxWarp>
-                        <a:noAutofit/>
-                      </wps:bodyPr>
-                    </wps:wsp>
-                  </a:graphicData>
-                </a:graphic>
-                <wp14:sizeRelH relativeFrom="margin">
-                  <wp14:pctWidth>0</wp14:pctWidth>
-                </wp14:sizeRelH>
-                <wp14:sizeRelV relativeFrom="margin">
-                  <wp14:pctHeight>0</wp14:pctHeight>
-                </wp14:sizeRelV>
-              </wp:anchor>
-            </w:drawing>
-          </mc:Choice>
-          <mc:Fallback xmlns:w16sdtfl="http://schemas.microsoft.com/office/word/2024/wordml/sdtformatlock" xmlns:w16sdtdh="http://schemas.microsoft.com/office/word/2020/wordml/sdtdatahash" xmlns:w16du="http://schemas.microsoft.com/office/word/2023/wordml/word16du" xmlns:w16="http://schemas.microsoft.com/office/word/2018/wordml" xmlns:w16cid="http://schemas.microsoft.com/office/word/2016/wordml/cid" xmlns:w16cex="http://schemas.microsoft.com/office/word/2018/wordml/cex" xmlns:oel="http://schemas.microsoft.com/office/2019/extlst" xmlns:am3d="http://schemas.microsoft.com/office/drawing/2017/model3d" xmlns:aink="http://schemas.microsoft.com/office/drawing/2016/ink" xmlns:cx8="http://schemas.microsoft.com/office/drawing/2016/5/14/chartex" xmlns:cx7="http://schemas.microsoft.com/office/drawing/2016/5/13/chartex" xmlns:cx6="http://schemas.microsoft.com/office/drawing/2016/5/12/chartex" xmlns:cx5="http://schemas.microsoft.com/office/drawing/2016/5/11/chartex" xmlns:cx4="http://schemas.microsoft.com/office/drawing/2016/5/10/chartex" xmlns:cx3="http://schemas.microsoft.com/office/drawing/2016/5/9/chartex" xmlns:cx2="http://schemas.microsoft.com/office/drawing/2015/10/21/chartex">
-            <w:pict>
-              <v:shape w14:anchorId="25107069" id="_x0000_s1028" type="#_x0000_t61" style="position:absolute;left:0;text-align:left;margin-left:291.2pt;margin-top:7.1pt;width:165pt;height:24.75pt;z-index:251663360;visibility:visible;mso-wrap-style:square;mso-width-percent:0;mso-height-percent:0;mso-wrap-distance-left:9pt;mso-wrap-distance-top:0;mso-wrap-distance-right:9pt;mso-wrap-distance-bottom:0;mso-position-horizontal:absolute;mso-position-horizontal-relative:text;mso-position-vertical:absolute;mso-position-vertical-relative:text;mso-width-percent:0;mso-height-percent:0;mso-width-relative:margin;mso-height-relative:margin;v-text-anchor:middle" o:gfxdata="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" adj="15319,43589" fillcolor="#fff2cc [663]" strokecolor="#09101d [484]" strokeweight="0">
-                <v:textbox>
-                  <w:txbxContent>
-                    <w:p>
-                      <w:pPr>
-                        <w:rPr>
-                          <w:rFonts w:ascii="ＭＳ ゴシック" w:eastAsia="ＭＳ ゴシック" w:hAnsi="ＭＳ ゴシック" w:hint="eastAsia"/>
-                          <w:b/>
-                          <w:bCs/>
-                          <w:color w:val="000000" w:themeColor="text1"/>
-                          <w:sz w:val="16"/>
-                          <w:szCs w:val="16"/>
-                          <w14:shadow w14:blurRad="38100" w14:dist="19050" w14:dir="2700000" w14:sx="100000" w14:sy="100000" w14:kx="0" w14:ky="0" w14:algn="tl">
-                            <w14:schemeClr w14:val="dk1">
-                              <w14:alpha w14:val="60000"/>
-                            </w14:schemeClr>
-                          </w14:shadow>
-                          <w14:textOutline w14:w="0" w14:cap="flat" w14:cmpd="sng" w14:algn="ctr">
-                            <w14:noFill/>
-                            <w14:prstDash w14:val="solid"/>
-                            <w14:round/>
-                          </w14:textOutline>
-                        </w:rPr>
-                      </w:pPr>
-                      <w:r>
-                        <w:rPr>
-                          <w:rFonts w:ascii="ＭＳ ゴシック" w:eastAsia="ＭＳ ゴシック" w:hAnsi="ＭＳ ゴシック" w:hint="eastAsia"/>
-                          <w:b/>
-                          <w:bCs/>
-                          <w:color w:val="000000" w:themeColor="text1"/>
-                          <w:sz w:val="16"/>
-                          <w:szCs w:val="16"/>
-                          <w14:shadow w14:blurRad="38100" w14:dist="19050" w14:dir="2700000" w14:sx="100000" w14:sy="100000" w14:kx="0" w14:ky="0" w14:algn="tl">
-                            <w14:schemeClr w14:val="dk1">
-                              <w14:alpha w14:val="60000"/>
-                            </w14:schemeClr>
-                          </w14:shadow>
-                          <w14:textOutline w14:w="0" w14:cap="flat" w14:cmpd="sng" w14:algn="ctr">
-                            <w14:noFill/>
-                            <w14:prstDash w14:val="solid"/>
-                            <w14:round/>
-                          </w14:textOutline>
-                        </w:rPr>
-                        <w:t>そもそもデータセンターはない</w:t>
-                      </w:r>
-                    </w:p>
-                  </w:txbxContent>
-                </v:textbox>
-              </v:shape>
-            </w:pict>
-          </mc:Fallback>
-        </mc:AlternateContent>
-      </w:r>
-      <w:r>
-        <w:rPr>
-          <w:rFonts w:ascii="ＭＳ ゴシック" w:eastAsia="ＭＳ ゴシック" w:hAnsi="ＭＳ ゴシック" w:hint="eastAsia"/>
           <w:b/>
           <w:bCs/>
           <w:szCs w:val="21"/>
@@ -8866,187 +8510,6 @@
       <w:r>
         <w:rPr>
           <w:rFonts w:ascii="ＭＳ ゴシック" w:eastAsia="ＭＳ ゴシック" w:hAnsi="ＭＳ ゴシック" w:hint="eastAsia"/>
-          <w:noProof/>
-          <w:szCs w:val="21"/>
-        </w:rPr>
-        <mc:AlternateContent>
-          <mc:Choice Requires="wps">
-            <w:drawing>
-              <wp:anchor distT="0" distB="0" distL="114300" distR="114300" simplePos="0" relativeHeight="251665408" behindDoc="0" locked="0" layoutInCell="1" allowOverlap="1" wp14:anchorId="6E50FB84" wp14:editId="648736DE">
-                <wp:simplePos x="0" y="0"/>
-                <wp:positionH relativeFrom="column">
-                  <wp:posOffset>771525</wp:posOffset>
-                </wp:positionH>
-                <wp:positionV relativeFrom="paragraph">
-                  <wp:posOffset>628650</wp:posOffset>
-                </wp:positionV>
-                <wp:extent cx="2095500" cy="314325"/>
-                <wp:effectExtent l="0" t="0" r="19050" b="371475"/>
-                <wp:wrapNone/>
-                <wp:docPr id="2103542970" name="吹き出し: 四角形 1"/>
-                <wp:cNvGraphicFramePr/>
-                <a:graphic xmlns:a="http://schemas.openxmlformats.org/drawingml/2006/main">
-                  <a:graphicData uri="http://schemas.microsoft.com/office/word/2010/wordprocessingShape">
-                    <wps:wsp>
-                      <wps:cNvSpPr/>
-                      <wps:spPr>
-                        <a:xfrm>
-                          <a:off x="0" y="0"/>
-                          <a:ext cx="2095500" cy="314325"/>
-                        </a:xfrm>
-                        <a:prstGeom prst="wedgeRectCallout">
-                          <a:avLst>
-                            <a:gd name="adj1" fmla="val 20923"/>
-                            <a:gd name="adj2" fmla="val 151801"/>
-                          </a:avLst>
-                        </a:prstGeom>
-                        <a:solidFill>
-                          <a:schemeClr val="accent4">
-                            <a:lumMod val="20000"/>
-                            <a:lumOff val="80000"/>
-                          </a:schemeClr>
-                        </a:solidFill>
-                        <a:ln w="0"/>
-                      </wps:spPr>
-                      <wps:style>
-                        <a:lnRef idx="2">
-                          <a:schemeClr val="accent1">
-                            <a:shade val="15000"/>
-                          </a:schemeClr>
-                        </a:lnRef>
-                        <a:fillRef idx="1">
-                          <a:schemeClr val="accent1"/>
-                        </a:fillRef>
-                        <a:effectRef idx="0">
-                          <a:schemeClr val="accent1"/>
-                        </a:effectRef>
-                        <a:fontRef idx="minor">
-                          <a:schemeClr val="lt1"/>
-                        </a:fontRef>
-                      </wps:style>
-                      <wps:txbx>
-                        <w:txbxContent>
-                          <w:p>
-                            <w:pPr>
-                              <w:rPr>
-                                <w:rFonts w:ascii="ＭＳ ゴシック" w:eastAsia="ＭＳ ゴシック" w:hAnsi="ＭＳ ゴシック"/>
-                                <w:b/>
-                                <w:bCs/>
-                                <w:color w:val="000000" w:themeColor="text1"/>
-                                <w:sz w:val="16"/>
-                                <w:szCs w:val="16"/>
-                                <w14:shadow w14:blurRad="38100" w14:dist="19050" w14:dir="2700000" w14:sx="100000" w14:sy="100000" w14:kx="0" w14:ky="0" w14:algn="tl">
-                                  <w14:schemeClr w14:val="dk1">
-                                    <w14:alpha w14:val="60000"/>
-                                  </w14:schemeClr>
-                                </w14:shadow>
-                                <w14:textOutline w14:w="0" w14:cap="flat" w14:cmpd="sng" w14:algn="ctr">
-                                  <w14:noFill/>
-                                  <w14:prstDash w14:val="solid"/>
-                                  <w14:round/>
-                                </w14:textOutline>
-                              </w:rPr>
-                            </w:pPr>
-                            <w:r>
-                              <w:rPr>
-                                <w:rFonts w:ascii="ＭＳ ゴシック" w:eastAsia="ＭＳ ゴシック" w:hAnsi="ＭＳ ゴシック" w:hint="eastAsia"/>
-                                <w:b/>
-                                <w:bCs/>
-                                <w:color w:val="000000" w:themeColor="text1"/>
-                                <w:sz w:val="16"/>
-                                <w:szCs w:val="16"/>
-                                <w14:shadow w14:blurRad="38100" w14:dist="19050" w14:dir="2700000" w14:sx="100000" w14:sy="100000" w14:kx="0" w14:ky="0" w14:algn="tl">
-                                  <w14:schemeClr w14:val="dk1">
-                                    <w14:alpha w14:val="60000"/>
-                                  </w14:schemeClr>
-                                </w14:shadow>
-                                <w14:textOutline w14:w="0" w14:cap="flat" w14:cmpd="sng" w14:algn="ctr">
-                                  <w14:noFill/>
-                                  <w14:prstDash w14:val="solid"/>
-                                  <w14:round/>
-                                </w14:textOutline>
-                              </w:rPr>
-                              <w:t>そもそもデータセンターはない</w:t>
-                            </w:r>
-                          </w:p>
-                        </w:txbxContent>
-                      </wps:txbx>
-                      <wps:bodyPr rot="0" spcFirstLastPara="0" vertOverflow="overflow" horzOverflow="overflow" vert="horz" wrap="square" lIns="91440" tIns="45720" rIns="91440" bIns="45720" numCol="1" spcCol="0" rtlCol="0" fromWordArt="0" anchor="ctr" anchorCtr="0" forceAA="0" compatLnSpc="1">
-                        <a:prstTxWarp prst="textNoShape">
-                          <a:avLst/>
-                        </a:prstTxWarp>
-                        <a:noAutofit/>
-                      </wps:bodyPr>
-                    </wps:wsp>
-                  </a:graphicData>
-                </a:graphic>
-                <wp14:sizeRelH relativeFrom="margin">
-                  <wp14:pctWidth>0</wp14:pctWidth>
-                </wp14:sizeRelH>
-                <wp14:sizeRelV relativeFrom="margin">
-                  <wp14:pctHeight>0</wp14:pctHeight>
-                </wp14:sizeRelV>
-              </wp:anchor>
-            </w:drawing>
-          </mc:Choice>
-          <mc:Fallback xmlns:w16sdtfl="http://schemas.microsoft.com/office/word/2024/wordml/sdtformatlock" xmlns:w16sdtdh="http://schemas.microsoft.com/office/word/2020/wordml/sdtdatahash" xmlns:w16du="http://schemas.microsoft.com/office/word/2023/wordml/word16du" xmlns:w16="http://schemas.microsoft.com/office/word/2018/wordml" xmlns:w16cid="http://schemas.microsoft.com/office/word/2016/wordml/cid" xmlns:w16cex="http://schemas.microsoft.com/office/word/2018/wordml/cex" xmlns:oel="http://schemas.microsoft.com/office/2019/extlst" xmlns:am3d="http://schemas.microsoft.com/office/drawing/2017/model3d" xmlns:aink="http://schemas.microsoft.com/office/drawing/2016/ink" xmlns:cx8="http://schemas.microsoft.com/office/drawing/2016/5/14/chartex" xmlns:cx7="http://schemas.microsoft.com/office/drawing/2016/5/13/chartex" xmlns:cx6="http://schemas.microsoft.com/office/drawing/2016/5/12/chartex" xmlns:cx5="http://schemas.microsoft.com/office/drawing/2016/5/11/chartex" xmlns:cx4="http://schemas.microsoft.com/office/drawing/2016/5/10/chartex" xmlns:cx3="http://schemas.microsoft.com/office/drawing/2016/5/9/chartex" xmlns:cx2="http://schemas.microsoft.com/office/drawing/2015/10/21/chartex">
-            <w:pict>
-              <v:shape w14:anchorId="6E50FB84" id="_x0000_s1029" type="#_x0000_t61" style="position:absolute;left:0;text-align:left;margin-left:60.75pt;margin-top:49.5pt;width:165pt;height:24.75pt;z-index:251665408;visibility:visible;mso-wrap-style:square;mso-width-percent:0;mso-height-percent:0;mso-wrap-distance-left:9pt;mso-wrap-distance-top:0;mso-wrap-distance-right:9pt;mso-wrap-distance-bottom:0;mso-position-horizontal:absolute;mso-position-horizontal-relative:text;mso-position-vertical:absolute;mso-position-vertical-relative:text;mso-width-percent:0;mso-height-percent:0;mso-width-relative:margin;mso-height-relative:margin;v-text-anchor:middle" o:gfxdata="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" adj="15319,43589" fillcolor="#fff2cc [663]" strokecolor="#09101d [484]" strokeweight="0">
-                <v:textbox>
-                  <w:txbxContent>
-                    <w:p>
-                      <w:pPr>
-                        <w:rPr>
-                          <w:rFonts w:ascii="ＭＳ ゴシック" w:eastAsia="ＭＳ ゴシック" w:hAnsi="ＭＳ ゴシック" w:hint="eastAsia"/>
-                          <w:b/>
-                          <w:bCs/>
-                          <w:color w:val="000000" w:themeColor="text1"/>
-                          <w:sz w:val="16"/>
-                          <w:szCs w:val="16"/>
-                          <w14:shadow w14:blurRad="38100" w14:dist="19050" w14:dir="2700000" w14:sx="100000" w14:sy="100000" w14:kx="0" w14:ky="0" w14:algn="tl">
-                            <w14:schemeClr w14:val="dk1">
-                              <w14:alpha w14:val="60000"/>
-                            </w14:schemeClr>
-                          </w14:shadow>
-                          <w14:textOutline w14:w="0" w14:cap="flat" w14:cmpd="sng" w14:algn="ctr">
-                            <w14:noFill/>
-                            <w14:prstDash w14:val="solid"/>
-                            <w14:round/>
-                          </w14:textOutline>
-                        </w:rPr>
-                      </w:pPr>
-                      <w:r>
-                        <w:rPr>
-                          <w:rFonts w:ascii="ＭＳ ゴシック" w:eastAsia="ＭＳ ゴシック" w:hAnsi="ＭＳ ゴシック" w:hint="eastAsia"/>
-                          <w:b/>
-                          <w:bCs/>
-                          <w:color w:val="000000" w:themeColor="text1"/>
-                          <w:sz w:val="16"/>
-                          <w:szCs w:val="16"/>
-                          <w14:shadow w14:blurRad="38100" w14:dist="19050" w14:dir="2700000" w14:sx="100000" w14:sy="100000" w14:kx="0" w14:ky="0" w14:algn="tl">
-                            <w14:schemeClr w14:val="dk1">
-                              <w14:alpha w14:val="60000"/>
-                            </w14:schemeClr>
-                          </w14:shadow>
-                          <w14:textOutline w14:w="0" w14:cap="flat" w14:cmpd="sng" w14:algn="ctr">
-                            <w14:noFill/>
-                            <w14:prstDash w14:val="solid"/>
-                            <w14:round/>
-                          </w14:textOutline>
-                        </w:rPr>
-                        <w:t>そもそもデータセンターはない</w:t>
-                      </w:r>
-                    </w:p>
-                  </w:txbxContent>
-                </v:textbox>
-              </v:shape>
-            </w:pict>
-          </mc:Fallback>
-        </mc:AlternateContent>
-      </w:r>
-      <w:r>
-        <w:rPr>
-          <w:rFonts w:ascii="ＭＳ ゴシック" w:eastAsia="ＭＳ ゴシック" w:hAnsi="ＭＳ ゴシック" w:hint="eastAsia"/>
           <w:szCs w:val="21"/>
         </w:rPr>
         <w:t>情報システム担当者は、業務時間外、休日及び深夜時間帯などを重点的に不正な入室者がいないかどうか、</w:t>
@@ -9251,187 +8714,6 @@
       <w:r>
         <w:rPr>
           <w:rFonts w:ascii="ＭＳ ゴシック" w:eastAsia="ＭＳ ゴシック" w:hAnsi="ＭＳ ゴシック" w:hint="eastAsia"/>
-          <w:noProof/>
-          <w:szCs w:val="21"/>
-        </w:rPr>
-        <mc:AlternateContent>
-          <mc:Choice Requires="wps">
-            <w:drawing>
-              <wp:anchor distT="0" distB="0" distL="114300" distR="114300" simplePos="0" relativeHeight="251667456" behindDoc="0" locked="0" layoutInCell="1" allowOverlap="1" wp14:anchorId="3AFE0D67" wp14:editId="1C49F46E">
-                <wp:simplePos x="0" y="0"/>
-                <wp:positionH relativeFrom="column">
-                  <wp:posOffset>3717290</wp:posOffset>
-                </wp:positionH>
-                <wp:positionV relativeFrom="paragraph">
-                  <wp:posOffset>109220</wp:posOffset>
-                </wp:positionV>
-                <wp:extent cx="3067050" cy="466725"/>
-                <wp:effectExtent l="0" t="0" r="19050" b="466725"/>
-                <wp:wrapNone/>
-                <wp:docPr id="1602457744" name="吹き出し: 四角形 1"/>
-                <wp:cNvGraphicFramePr/>
-                <a:graphic xmlns:a="http://schemas.openxmlformats.org/drawingml/2006/main">
-                  <a:graphicData uri="http://schemas.microsoft.com/office/word/2010/wordprocessingShape">
-                    <wps:wsp>
-                      <wps:cNvSpPr/>
-                      <wps:spPr>
-                        <a:xfrm>
-                          <a:off x="0" y="0"/>
-                          <a:ext cx="3067050" cy="466725"/>
-                        </a:xfrm>
-                        <a:prstGeom prst="wedgeRectCallout">
-                          <a:avLst>
-                            <a:gd name="adj1" fmla="val -30441"/>
-                            <a:gd name="adj2" fmla="val 139680"/>
-                          </a:avLst>
-                        </a:prstGeom>
-                        <a:solidFill>
-                          <a:schemeClr val="accent4">
-                            <a:lumMod val="20000"/>
-                            <a:lumOff val="80000"/>
-                          </a:schemeClr>
-                        </a:solidFill>
-                        <a:ln w="0"/>
-                      </wps:spPr>
-                      <wps:style>
-                        <a:lnRef idx="2">
-                          <a:schemeClr val="accent1">
-                            <a:shade val="15000"/>
-                          </a:schemeClr>
-                        </a:lnRef>
-                        <a:fillRef idx="1">
-                          <a:schemeClr val="accent1"/>
-                        </a:fillRef>
-                        <a:effectRef idx="0">
-                          <a:schemeClr val="accent1"/>
-                        </a:effectRef>
-                        <a:fontRef idx="minor">
-                          <a:schemeClr val="lt1"/>
-                        </a:fontRef>
-                      </wps:style>
-                      <wps:txbx>
-                        <w:txbxContent>
-                          <w:p>
-                            <w:pPr>
-                              <w:rPr>
-                                <w:rFonts w:ascii="ＭＳ ゴシック" w:eastAsia="ＭＳ ゴシック" w:hAnsi="ＭＳ ゴシック"/>
-                                <w:b/>
-                                <w:bCs/>
-                                <w:color w:val="000000" w:themeColor="text1"/>
-                                <w:sz w:val="16"/>
-                                <w:szCs w:val="16"/>
-                                <w14:shadow w14:blurRad="38100" w14:dist="19050" w14:dir="2700000" w14:sx="100000" w14:sy="100000" w14:kx="0" w14:ky="0" w14:algn="tl">
-                                  <w14:schemeClr w14:val="dk1">
-                                    <w14:alpha w14:val="60000"/>
-                                  </w14:schemeClr>
-                                </w14:shadow>
-                                <w14:textOutline w14:w="0" w14:cap="flat" w14:cmpd="sng" w14:algn="ctr">
-                                  <w14:noFill/>
-                                  <w14:prstDash w14:val="solid"/>
-                                  <w14:round/>
-                                </w14:textOutline>
-                              </w:rPr>
-                            </w:pPr>
-                            <w:r>
-                              <w:rPr>
-                                <w:rFonts w:ascii="ＭＳ ゴシック" w:eastAsia="ＭＳ ゴシック" w:hAnsi="ＭＳ ゴシック" w:hint="eastAsia"/>
-                                <w:b/>
-                                <w:bCs/>
-                                <w:color w:val="000000" w:themeColor="text1"/>
-                                <w:sz w:val="16"/>
-                                <w:szCs w:val="16"/>
-                                <w14:shadow w14:blurRad="38100" w14:dist="19050" w14:dir="2700000" w14:sx="100000" w14:sy="100000" w14:kx="0" w14:ky="0" w14:algn="tl">
-                                  <w14:schemeClr w14:val="dk1">
-                                    <w14:alpha w14:val="60000"/>
-                                  </w14:schemeClr>
-                                </w14:shadow>
-                                <w14:textOutline w14:w="0" w14:cap="flat" w14:cmpd="sng" w14:algn="ctr">
-                                  <w14:noFill/>
-                                  <w14:prstDash w14:val="solid"/>
-                                  <w14:round/>
-                                </w14:textOutline>
-                              </w:rPr>
-                              <w:t>よく書式の区別において質問があるので、説明を詳しく記載が必要か？</w:t>
-                            </w:r>
-                          </w:p>
-                        </w:txbxContent>
-                      </wps:txbx>
-                      <wps:bodyPr rot="0" spcFirstLastPara="0" vertOverflow="overflow" horzOverflow="overflow" vert="horz" wrap="square" lIns="91440" tIns="45720" rIns="91440" bIns="45720" numCol="1" spcCol="0" rtlCol="0" fromWordArt="0" anchor="ctr" anchorCtr="0" forceAA="0" compatLnSpc="1">
-                        <a:prstTxWarp prst="textNoShape">
-                          <a:avLst/>
-                        </a:prstTxWarp>
-                        <a:noAutofit/>
-                      </wps:bodyPr>
-                    </wps:wsp>
-                  </a:graphicData>
-                </a:graphic>
-                <wp14:sizeRelH relativeFrom="margin">
-                  <wp14:pctWidth>0</wp14:pctWidth>
-                </wp14:sizeRelH>
-                <wp14:sizeRelV relativeFrom="margin">
-                  <wp14:pctHeight>0</wp14:pctHeight>
-                </wp14:sizeRelV>
-              </wp:anchor>
-            </w:drawing>
-          </mc:Choice>
-          <mc:Fallback xmlns:w16sdtfl="http://schemas.microsoft.com/office/word/2024/wordml/sdtformatlock" xmlns:w16sdtdh="http://schemas.microsoft.com/office/word/2020/wordml/sdtdatahash" xmlns:w16du="http://schemas.microsoft.com/office/word/2023/wordml/word16du" xmlns:w16="http://schemas.microsoft.com/office/word/2018/wordml" xmlns:w16cid="http://schemas.microsoft.com/office/word/2016/wordml/cid" xmlns:w16cex="http://schemas.microsoft.com/office/word/2018/wordml/cex" xmlns:oel="http://schemas.microsoft.com/office/2019/extlst" xmlns:am3d="http://schemas.microsoft.com/office/drawing/2017/model3d" xmlns:aink="http://schemas.microsoft.com/office/drawing/2016/ink" xmlns:cx8="http://schemas.microsoft.com/office/drawing/2016/5/14/chartex" xmlns:cx7="http://schemas.microsoft.com/office/drawing/2016/5/13/chartex" xmlns:cx6="http://schemas.microsoft.com/office/drawing/2016/5/12/chartex" xmlns:cx5="http://schemas.microsoft.com/office/drawing/2016/5/11/chartex" xmlns:cx4="http://schemas.microsoft.com/office/drawing/2016/5/10/chartex" xmlns:cx3="http://schemas.microsoft.com/office/drawing/2016/5/9/chartex" xmlns:cx2="http://schemas.microsoft.com/office/drawing/2015/10/21/chartex">
-            <w:pict>
-              <v:shape w14:anchorId="3AFE0D67" id="_x0000_s1030" type="#_x0000_t61" style="position:absolute;left:0;text-align:left;margin-left:292.7pt;margin-top:8.6pt;width:241.5pt;height:36.75pt;z-index:251667456;visibility:visible;mso-wrap-style:square;mso-width-percent:0;mso-height-percent:0;mso-wrap-distance-left:9pt;mso-wrap-distance-top:0;mso-wrap-distance-right:9pt;mso-wrap-distance-bottom:0;mso-position-horizontal:absolute;mso-position-horizontal-relative:text;mso-position-vertical:absolute;mso-position-vertical-relative:text;mso-width-percent:0;mso-height-percent:0;mso-width-relative:margin;mso-height-relative:margin;v-text-anchor:middle" o:gfxdata="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" adj="4225,40971" fillcolor="#fff2cc [663]" strokecolor="#09101d [484]" strokeweight="0">
-                <v:textbox>
-                  <w:txbxContent>
-                    <w:p>
-                      <w:pPr>
-                        <w:rPr>
-                          <w:rFonts w:ascii="ＭＳ ゴシック" w:eastAsia="ＭＳ ゴシック" w:hAnsi="ＭＳ ゴシック" w:hint="eastAsia"/>
-                          <w:b/>
-                          <w:bCs/>
-                          <w:color w:val="000000" w:themeColor="text1"/>
-                          <w:sz w:val="16"/>
-                          <w:szCs w:val="16"/>
-                          <w14:shadow w14:blurRad="38100" w14:dist="19050" w14:dir="2700000" w14:sx="100000" w14:sy="100000" w14:kx="0" w14:ky="0" w14:algn="tl">
-                            <w14:schemeClr w14:val="dk1">
-                              <w14:alpha w14:val="60000"/>
-                            </w14:schemeClr>
-                          </w14:shadow>
-                          <w14:textOutline w14:w="0" w14:cap="flat" w14:cmpd="sng" w14:algn="ctr">
-                            <w14:noFill/>
-                            <w14:prstDash w14:val="solid"/>
-                            <w14:round/>
-                          </w14:textOutline>
-                        </w:rPr>
-                      </w:pPr>
-                      <w:r>
-                        <w:rPr>
-                          <w:rFonts w:ascii="ＭＳ ゴシック" w:eastAsia="ＭＳ ゴシック" w:hAnsi="ＭＳ ゴシック" w:hint="eastAsia"/>
-                          <w:b/>
-                          <w:bCs/>
-                          <w:color w:val="000000" w:themeColor="text1"/>
-                          <w:sz w:val="16"/>
-                          <w:szCs w:val="16"/>
-                          <w14:shadow w14:blurRad="38100" w14:dist="19050" w14:dir="2700000" w14:sx="100000" w14:sy="100000" w14:kx="0" w14:ky="0" w14:algn="tl">
-                            <w14:schemeClr w14:val="dk1">
-                              <w14:alpha w14:val="60000"/>
-                            </w14:schemeClr>
-                          </w14:shadow>
-                          <w14:textOutline w14:w="0" w14:cap="flat" w14:cmpd="sng" w14:algn="ctr">
-                            <w14:noFill/>
-                            <w14:prstDash w14:val="solid"/>
-                            <w14:round/>
-                          </w14:textOutline>
-                        </w:rPr>
-                        <w:t>よく書式の区別において質問があるので、説明を詳しく記載が必要か？</w:t>
-                      </w:r>
-                    </w:p>
-                  </w:txbxContent>
-                </v:textbox>
-              </v:shape>
-            </w:pict>
-          </mc:Fallback>
-        </mc:AlternateContent>
-      </w:r>
-      <w:r>
-        <w:rPr>
-          <w:rFonts w:ascii="ＭＳ ゴシック" w:eastAsia="ＭＳ ゴシック" w:hAnsi="ＭＳ ゴシック" w:hint="eastAsia"/>
           <w:szCs w:val="21"/>
           <w:highlight w:val="cyan"/>
         </w:rPr>
@@ -11328,187 +10610,6 @@
           <w:szCs w:val="21"/>
         </w:rPr>
       </w:pPr>
-      <w:r>
-        <w:rPr>
-          <w:rFonts w:ascii="ＭＳ ゴシック" w:eastAsia="ＭＳ ゴシック" w:hAnsi="ＭＳ ゴシック" w:hint="eastAsia"/>
-          <w:noProof/>
-          <w:szCs w:val="21"/>
-        </w:rPr>
-        <mc:AlternateContent>
-          <mc:Choice Requires="wps">
-            <w:drawing>
-              <wp:anchor distT="0" distB="0" distL="114300" distR="114300" simplePos="0" relativeHeight="251669504" behindDoc="0" locked="0" layoutInCell="1" allowOverlap="1" wp14:anchorId="0B86BBAE" wp14:editId="51F6D23D">
-                <wp:simplePos x="0" y="0"/>
-                <wp:positionH relativeFrom="column">
-                  <wp:posOffset>3126740</wp:posOffset>
-                </wp:positionH>
-                <wp:positionV relativeFrom="paragraph">
-                  <wp:posOffset>204470</wp:posOffset>
-                </wp:positionV>
-                <wp:extent cx="3067050" cy="466725"/>
-                <wp:effectExtent l="323850" t="0" r="19050" b="28575"/>
-                <wp:wrapNone/>
-                <wp:docPr id="1575978611" name="吹き出し: 四角形 1"/>
-                <wp:cNvGraphicFramePr/>
-                <a:graphic xmlns:a="http://schemas.openxmlformats.org/drawingml/2006/main">
-                  <a:graphicData uri="http://schemas.microsoft.com/office/word/2010/wordprocessingShape">
-                    <wps:wsp>
-                      <wps:cNvSpPr/>
-                      <wps:spPr>
-                        <a:xfrm>
-                          <a:off x="0" y="0"/>
-                          <a:ext cx="3067050" cy="466725"/>
-                        </a:xfrm>
-                        <a:prstGeom prst="wedgeRectCallout">
-                          <a:avLst>
-                            <a:gd name="adj1" fmla="val -59012"/>
-                            <a:gd name="adj2" fmla="val 29476"/>
-                          </a:avLst>
-                        </a:prstGeom>
-                        <a:solidFill>
-                          <a:schemeClr val="accent4">
-                            <a:lumMod val="20000"/>
-                            <a:lumOff val="80000"/>
-                          </a:schemeClr>
-                        </a:solidFill>
-                        <a:ln w="0"/>
-                      </wps:spPr>
-                      <wps:style>
-                        <a:lnRef idx="2">
-                          <a:schemeClr val="accent1">
-                            <a:shade val="15000"/>
-                          </a:schemeClr>
-                        </a:lnRef>
-                        <a:fillRef idx="1">
-                          <a:schemeClr val="accent1"/>
-                        </a:fillRef>
-                        <a:effectRef idx="0">
-                          <a:schemeClr val="accent1"/>
-                        </a:effectRef>
-                        <a:fontRef idx="minor">
-                          <a:schemeClr val="lt1"/>
-                        </a:fontRef>
-                      </wps:style>
-                      <wps:txbx>
-                        <w:txbxContent>
-                          <w:p>
-                            <w:pPr>
-                              <w:rPr>
-                                <w:rFonts w:ascii="ＭＳ ゴシック" w:eastAsia="ＭＳ ゴシック" w:hAnsi="ＭＳ ゴシック"/>
-                                <w:b/>
-                                <w:bCs/>
-                                <w:color w:val="000000" w:themeColor="text1"/>
-                                <w:sz w:val="16"/>
-                                <w:szCs w:val="16"/>
-                                <w14:shadow w14:blurRad="38100" w14:dist="19050" w14:dir="2700000" w14:sx="100000" w14:sy="100000" w14:kx="0" w14:ky="0" w14:algn="tl">
-                                  <w14:schemeClr w14:val="dk1">
-                                    <w14:alpha w14:val="60000"/>
-                                  </w14:schemeClr>
-                                </w14:shadow>
-                                <w14:textOutline w14:w="0" w14:cap="flat" w14:cmpd="sng" w14:algn="ctr">
-                                  <w14:noFill/>
-                                  <w14:prstDash w14:val="solid"/>
-                                  <w14:round/>
-                                </w14:textOutline>
-                              </w:rPr>
-                            </w:pPr>
-                            <w:r>
-                              <w:rPr>
-                                <w:rFonts w:ascii="ＭＳ ゴシック" w:eastAsia="ＭＳ ゴシック" w:hAnsi="ＭＳ ゴシック" w:hint="eastAsia"/>
-                                <w:b/>
-                                <w:bCs/>
-                                <w:color w:val="000000" w:themeColor="text1"/>
-                                <w:sz w:val="16"/>
-                                <w:szCs w:val="16"/>
-                                <w14:shadow w14:blurRad="38100" w14:dist="19050" w14:dir="2700000" w14:sx="100000" w14:sy="100000" w14:kx="0" w14:ky="0" w14:algn="tl">
-                                  <w14:schemeClr w14:val="dk1">
-                                    <w14:alpha w14:val="60000"/>
-                                  </w14:schemeClr>
-                                </w14:shadow>
-                                <w14:textOutline w14:w="0" w14:cap="flat" w14:cmpd="sng" w14:algn="ctr">
-                                  <w14:noFill/>
-                                  <w14:prstDash w14:val="solid"/>
-                                  <w14:round/>
-                                </w14:textOutline>
-                              </w:rPr>
-                              <w:t>運用の見直し。</w:t>
-                            </w:r>
-                          </w:p>
-                        </w:txbxContent>
-                      </wps:txbx>
-                      <wps:bodyPr rot="0" spcFirstLastPara="0" vertOverflow="overflow" horzOverflow="overflow" vert="horz" wrap="square" lIns="91440" tIns="45720" rIns="91440" bIns="45720" numCol="1" spcCol="0" rtlCol="0" fromWordArt="0" anchor="ctr" anchorCtr="0" forceAA="0" compatLnSpc="1">
-                        <a:prstTxWarp prst="textNoShape">
-                          <a:avLst/>
-                        </a:prstTxWarp>
-                        <a:noAutofit/>
-                      </wps:bodyPr>
-                    </wps:wsp>
-                  </a:graphicData>
-                </a:graphic>
-                <wp14:sizeRelH relativeFrom="margin">
-                  <wp14:pctWidth>0</wp14:pctWidth>
-                </wp14:sizeRelH>
-                <wp14:sizeRelV relativeFrom="margin">
-                  <wp14:pctHeight>0</wp14:pctHeight>
-                </wp14:sizeRelV>
-              </wp:anchor>
-            </w:drawing>
-          </mc:Choice>
-          <mc:Fallback xmlns:w16sdtfl="http://schemas.microsoft.com/office/word/2024/wordml/sdtformatlock" xmlns:w16sdtdh="http://schemas.microsoft.com/office/word/2020/wordml/sdtdatahash" xmlns:w16du="http://schemas.microsoft.com/office/word/2023/wordml/word16du" xmlns:w16="http://schemas.microsoft.com/office/word/2018/wordml" xmlns:w16cid="http://schemas.microsoft.com/office/word/2016/wordml/cid" xmlns:w16cex="http://schemas.microsoft.com/office/word/2018/wordml/cex" xmlns:oel="http://schemas.microsoft.com/office/2019/extlst" xmlns:am3d="http://schemas.microsoft.com/office/drawing/2017/model3d" xmlns:aink="http://schemas.microsoft.com/office/drawing/2016/ink" xmlns:cx8="http://schemas.microsoft.com/office/drawing/2016/5/14/chartex" xmlns:cx7="http://schemas.microsoft.com/office/drawing/2016/5/13/chartex" xmlns:cx6="http://schemas.microsoft.com/office/drawing/2016/5/12/chartex" xmlns:cx5="http://schemas.microsoft.com/office/drawing/2016/5/11/chartex" xmlns:cx4="http://schemas.microsoft.com/office/drawing/2016/5/10/chartex" xmlns:cx3="http://schemas.microsoft.com/office/drawing/2016/5/9/chartex" xmlns:cx2="http://schemas.microsoft.com/office/drawing/2015/10/21/chartex">
-            <w:pict>
-              <v:shape w14:anchorId="0B86BBAE" id="_x0000_s1031" type="#_x0000_t61" style="position:absolute;left:0;text-align:left;margin-left:246.2pt;margin-top:16.1pt;width:241.5pt;height:36.75pt;z-index:251669504;visibility:visible;mso-wrap-style:square;mso-width-percent:0;mso-height-percent:0;mso-wrap-distance-left:9pt;mso-wrap-distance-top:0;mso-wrap-distance-right:9pt;mso-wrap-distance-bottom:0;mso-position-horizontal:absolute;mso-position-horizontal-relative:text;mso-position-vertical:absolute;mso-position-vertical-relative:text;mso-width-percent:0;mso-height-percent:0;mso-width-relative:margin;mso-height-relative:margin;v-text-anchor:middle" o:gfxdata="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" adj="-1947,17167" fillcolor="#fff2cc [663]" strokecolor="#09101d [484]" strokeweight="0">
-                <v:textbox>
-                  <w:txbxContent>
-                    <w:p>
-                      <w:pPr>
-                        <w:rPr>
-                          <w:rFonts w:ascii="ＭＳ ゴシック" w:eastAsia="ＭＳ ゴシック" w:hAnsi="ＭＳ ゴシック" w:hint="eastAsia"/>
-                          <w:b/>
-                          <w:bCs/>
-                          <w:color w:val="000000" w:themeColor="text1"/>
-                          <w:sz w:val="16"/>
-                          <w:szCs w:val="16"/>
-                          <w14:shadow w14:blurRad="38100" w14:dist="19050" w14:dir="2700000" w14:sx="100000" w14:sy="100000" w14:kx="0" w14:ky="0" w14:algn="tl">
-                            <w14:schemeClr w14:val="dk1">
-                              <w14:alpha w14:val="60000"/>
-                            </w14:schemeClr>
-                          </w14:shadow>
-                          <w14:textOutline w14:w="0" w14:cap="flat" w14:cmpd="sng" w14:algn="ctr">
-                            <w14:noFill/>
-                            <w14:prstDash w14:val="solid"/>
-                            <w14:round/>
-                          </w14:textOutline>
-                        </w:rPr>
-                      </w:pPr>
-                      <w:r>
-                        <w:rPr>
-                          <w:rFonts w:ascii="ＭＳ ゴシック" w:eastAsia="ＭＳ ゴシック" w:hAnsi="ＭＳ ゴシック" w:hint="eastAsia"/>
-                          <w:b/>
-                          <w:bCs/>
-                          <w:color w:val="000000" w:themeColor="text1"/>
-                          <w:sz w:val="16"/>
-                          <w:szCs w:val="16"/>
-                          <w14:shadow w14:blurRad="38100" w14:dist="19050" w14:dir="2700000" w14:sx="100000" w14:sy="100000" w14:kx="0" w14:ky="0" w14:algn="tl">
-                            <w14:schemeClr w14:val="dk1">
-                              <w14:alpha w14:val="60000"/>
-                            </w14:schemeClr>
-                          </w14:shadow>
-                          <w14:textOutline w14:w="0" w14:cap="flat" w14:cmpd="sng" w14:algn="ctr">
-                            <w14:noFill/>
-                            <w14:prstDash w14:val="solid"/>
-                            <w14:round/>
-                          </w14:textOutline>
-                        </w:rPr>
-                        <w:t>運用の見直し。</w:t>
-                      </w:r>
-                    </w:p>
-                  </w:txbxContent>
-                </v:textbox>
-              </v:shape>
-            </w:pict>
-          </mc:Fallback>
-        </mc:AlternateContent>
-      </w:r>
       <w:r>
         <w:rPr>
           <w:rFonts w:ascii="ＭＳ ゴシック" w:eastAsia="ＭＳ ゴシック" w:hAnsi="ＭＳ ゴシック" w:hint="eastAsia"/>
@@ -13973,7 +13074,7 @@
 </file>
 
 <file path=word/endnotes.xml><?xml version="1.0" encoding="utf-8"?>
-<w:endnotes xmlns:wpc="http://schemas.microsoft.com/office/word/2010/wordprocessingCanvas" xmlns:cx="http://schemas.microsoft.com/office/drawing/2014/chartex" xmlns:cx1="http://schemas.microsoft.com/office/drawing/2015/9/8/chartex" xmlns:mc="http://schemas.openxmlformats.org/markup-compatibility/2006" xmlns:o="urn:schemas-microsoft-com:office:office" xmlns:r="http://schemas.openxmlformats.org/officeDocument/2006/relationships" xmlns:m="http://schemas.openxmlformats.org/officeDocument/2006/math" xmlns:v="urn:schemas-microsoft-com:vml" xmlns:wp14="http://schemas.microsoft.com/office/word/2010/wordprocessingDrawing" xmlns:wp="http://schemas.openxmlformats.org/drawingml/2006/wordprocessingDrawing" xmlns:w10="urn:schemas-microsoft-com:office:word" xmlns:w="http://schemas.openxmlformats.org/wordprocessingml/2006/main" xmlns:w14="http://schemas.microsoft.com/office/word/2010/wordml" xmlns:w15="http://schemas.microsoft.com/office/word/2012/wordml" xmlns:w16se="http://schemas.microsoft.com/office/word/2015/wordml/symex" xmlns:wpg="http://schemas.microsoft.com/office/word/2010/wordprocessingGroup" xmlns:wpi="http://schemas.microsoft.com/office/word/2010/wordprocessingInk" xmlns:wne="http://schemas.microsoft.com/office/word/2006/wordml" xmlns:wps="http://schemas.microsoft.com/office/word/2010/wordprocessingShape" mc:Ignorable="w14 w15 w16se wp14">
+<w:endnotes xmlns:wpc="http://schemas.microsoft.com/office/word/2010/wordprocessingCanvas" xmlns:cx="http://schemas.microsoft.com/office/drawing/2014/chartex" xmlns:cx1="http://schemas.microsoft.com/office/drawing/2015/9/8/chartex" xmlns:cx2="http://schemas.microsoft.com/office/drawing/2015/10/21/chartex" xmlns:cx3="http://schemas.microsoft.com/office/drawing/2016/5/9/chartex" xmlns:cx4="http://schemas.microsoft.com/office/drawing/2016/5/10/chartex" xmlns:cx5="http://schemas.microsoft.com/office/drawing/2016/5/11/chartex" xmlns:cx6="http://schemas.microsoft.com/office/drawing/2016/5/12/chartex" xmlns:cx7="http://schemas.microsoft.com/office/drawing/2016/5/13/chartex" xmlns:cx8="http://schemas.microsoft.com/office/drawing/2016/5/14/chartex" xmlns:mc="http://schemas.openxmlformats.org/markup-compatibility/2006" xmlns:aink="http://schemas.microsoft.com/office/drawing/2016/ink" xmlns:am3d="http://schemas.microsoft.com/office/drawing/2017/model3d" xmlns:o="urn:schemas-microsoft-com:office:office" xmlns:oel="http://schemas.microsoft.com/office/2019/extlst" xmlns:r="http://schemas.openxmlformats.org/officeDocument/2006/relationships" xmlns:m="http://schemas.openxmlformats.org/officeDocument/2006/math" xmlns:v="urn:schemas-microsoft-com:vml" xmlns:wp14="http://schemas.microsoft.com/office/word/2010/wordprocessingDrawing" xmlns:wp="http://schemas.openxmlformats.org/drawingml/2006/wordprocessingDrawing" xmlns:w10="urn:schemas-microsoft-com:office:word" xmlns:w="http://schemas.openxmlformats.org/wordprocessingml/2006/main" xmlns:w14="http://schemas.microsoft.com/office/word/2010/wordml" xmlns:w15="http://schemas.microsoft.com/office/word/2012/wordml" xmlns:w16cex="http://schemas.microsoft.com/office/word/2018/wordml/cex" xmlns:w16cid="http://schemas.microsoft.com/office/word/2016/wordml/cid" xmlns:w16="http://schemas.microsoft.com/office/word/2018/wordml" xmlns:w16du="http://schemas.microsoft.com/office/word/2023/wordml/word16du" xmlns:w16sdtdh="http://schemas.microsoft.com/office/word/2020/wordml/sdtdatahash" xmlns:w16sdtfl="http://schemas.microsoft.com/office/word/2024/wordml/sdtformatlock" xmlns:w16se="http://schemas.microsoft.com/office/word/2015/wordml/symex" xmlns:wpg="http://schemas.microsoft.com/office/word/2010/wordprocessingGroup" xmlns:wpi="http://schemas.microsoft.com/office/word/2010/wordprocessingInk" xmlns:wne="http://schemas.microsoft.com/office/word/2006/wordml" xmlns:wps="http://schemas.microsoft.com/office/word/2010/wordprocessingShape" mc:Ignorable="w14 w15 w16se w16cid w16 w16cex w16sdtdh w16sdtfl w16du wp14">
   <w:endnote w:type="separator" w:id="-1">
     <w:p>
       <w:r>
@@ -13995,7 +13096,7 @@
 </file>
 
 <file path=word/footer1.xml><?xml version="1.0" encoding="utf-8"?>
-<w:ftr xmlns:wpc="http://schemas.microsoft.com/office/word/2010/wordprocessingCanvas" xmlns:cx="http://schemas.microsoft.com/office/drawing/2014/chartex" xmlns:cx1="http://schemas.microsoft.com/office/drawing/2015/9/8/chartex" xmlns:mc="http://schemas.openxmlformats.org/markup-compatibility/2006" xmlns:o="urn:schemas-microsoft-com:office:office" xmlns:r="http://schemas.openxmlformats.org/officeDocument/2006/relationships" xmlns:m="http://schemas.openxmlformats.org/officeDocument/2006/math" xmlns:v="urn:schemas-microsoft-com:vml" xmlns:wp14="http://schemas.microsoft.com/office/word/2010/wordprocessingDrawing" xmlns:wp="http://schemas.openxmlformats.org/drawingml/2006/wordprocessingDrawing" xmlns:w10="urn:schemas-microsoft-com:office:word" xmlns:w="http://schemas.openxmlformats.org/wordprocessingml/2006/main" xmlns:w14="http://schemas.microsoft.com/office/word/2010/wordml" xmlns:w15="http://schemas.microsoft.com/office/word/2012/wordml" xmlns:w16se="http://schemas.microsoft.com/office/word/2015/wordml/symex" xmlns:wpg="http://schemas.microsoft.com/office/word/2010/wordprocessingGroup" xmlns:wpi="http://schemas.microsoft.com/office/word/2010/wordprocessingInk" xmlns:wne="http://schemas.microsoft.com/office/word/2006/wordml" xmlns:wps="http://schemas.microsoft.com/office/word/2010/wordprocessingShape" mc:Ignorable="w14 w15 w16se wp14">
+<w:ftr xmlns:wpc="http://schemas.microsoft.com/office/word/2010/wordprocessingCanvas" xmlns:cx="http://schemas.microsoft.com/office/drawing/2014/chartex" xmlns:cx1="http://schemas.microsoft.com/office/drawing/2015/9/8/chartex" xmlns:cx2="http://schemas.microsoft.com/office/drawing/2015/10/21/chartex" xmlns:cx3="http://schemas.microsoft.com/office/drawing/2016/5/9/chartex" xmlns:cx4="http://schemas.microsoft.com/office/drawing/2016/5/10/chartex" xmlns:cx5="http://schemas.microsoft.com/office/drawing/2016/5/11/chartex" xmlns:cx6="http://schemas.microsoft.com/office/drawing/2016/5/12/chartex" xmlns:cx7="http://schemas.microsoft.com/office/drawing/2016/5/13/chartex" xmlns:cx8="http://schemas.microsoft.com/office/drawing/2016/5/14/chartex" xmlns:mc="http://schemas.openxmlformats.org/markup-compatibility/2006" xmlns:aink="http://schemas.microsoft.com/office/drawing/2016/ink" xmlns:am3d="http://schemas.microsoft.com/office/drawing/2017/model3d" xmlns:o="urn:schemas-microsoft-com:office:office" xmlns:oel="http://schemas.microsoft.com/office/2019/extlst" xmlns:r="http://schemas.openxmlformats.org/officeDocument/2006/relationships" xmlns:m="http://schemas.openxmlformats.org/officeDocument/2006/math" xmlns:v="urn:schemas-microsoft-com:vml" xmlns:wp14="http://schemas.microsoft.com/office/word/2010/wordprocessingDrawing" xmlns:wp="http://schemas.openxmlformats.org/drawingml/2006/wordprocessingDrawing" xmlns:w10="urn:schemas-microsoft-com:office:word" xmlns:w="http://schemas.openxmlformats.org/wordprocessingml/2006/main" xmlns:w14="http://schemas.microsoft.com/office/word/2010/wordml" xmlns:w15="http://schemas.microsoft.com/office/word/2012/wordml" xmlns:w16cex="http://schemas.microsoft.com/office/word/2018/wordml/cex" xmlns:w16cid="http://schemas.microsoft.com/office/word/2016/wordml/cid" xmlns:w16="http://schemas.microsoft.com/office/word/2018/wordml" xmlns:w16du="http://schemas.microsoft.com/office/word/2023/wordml/word16du" xmlns:w16sdtdh="http://schemas.microsoft.com/office/word/2020/wordml/sdtdatahash" xmlns:w16sdtfl="http://schemas.microsoft.com/office/word/2024/wordml/sdtformatlock" xmlns:w16se="http://schemas.microsoft.com/office/word/2015/wordml/symex" xmlns:wpg="http://schemas.microsoft.com/office/word/2010/wordprocessingGroup" xmlns:wpi="http://schemas.microsoft.com/office/word/2010/wordprocessingInk" xmlns:wne="http://schemas.microsoft.com/office/word/2006/wordml" xmlns:wps="http://schemas.microsoft.com/office/word/2010/wordprocessingShape" mc:Ignorable="w14 w15 w16se w16cid w16 w16cex w16sdtdh w16sdtfl w16du wp14">
   <w:p>
     <w:pPr>
       <w:pStyle w:val="a6"/>
@@ -14005,7 +13106,7 @@
 </file>
 
 <file path=word/footer2.xml><?xml version="1.0" encoding="utf-8"?>
-<w:ftr xmlns:wpc="http://schemas.microsoft.com/office/word/2010/wordprocessingCanvas" xmlns:cx="http://schemas.microsoft.com/office/drawing/2014/chartex" xmlns:cx1="http://schemas.microsoft.com/office/drawing/2015/9/8/chartex" xmlns:mc="http://schemas.openxmlformats.org/markup-compatibility/2006" xmlns:o="urn:schemas-microsoft-com:office:office" xmlns:r="http://schemas.openxmlformats.org/officeDocument/2006/relationships" xmlns:m="http://schemas.openxmlformats.org/officeDocument/2006/math" xmlns:v="urn:schemas-microsoft-com:vml" xmlns:wp14="http://schemas.microsoft.com/office/word/2010/wordprocessingDrawing" xmlns:wp="http://schemas.openxmlformats.org/drawingml/2006/wordprocessingDrawing" xmlns:w10="urn:schemas-microsoft-com:office:word" xmlns:w="http://schemas.openxmlformats.org/wordprocessingml/2006/main" xmlns:w14="http://schemas.microsoft.com/office/word/2010/wordml" xmlns:w15="http://schemas.microsoft.com/office/word/2012/wordml" xmlns:w16se="http://schemas.microsoft.com/office/word/2015/wordml/symex" xmlns:wpg="http://schemas.microsoft.com/office/word/2010/wordprocessingGroup" xmlns:wpi="http://schemas.microsoft.com/office/word/2010/wordprocessingInk" xmlns:wne="http://schemas.microsoft.com/office/word/2006/wordml" xmlns:wps="http://schemas.microsoft.com/office/word/2010/wordprocessingShape" mc:Ignorable="w14 w15 w16se wp14">
+<w:ftr xmlns:wpc="http://schemas.microsoft.com/office/word/2010/wordprocessingCanvas" xmlns:cx="http://schemas.microsoft.com/office/drawing/2014/chartex" xmlns:cx1="http://schemas.microsoft.com/office/drawing/2015/9/8/chartex" xmlns:cx2="http://schemas.microsoft.com/office/drawing/2015/10/21/chartex" xmlns:cx3="http://schemas.microsoft.com/office/drawing/2016/5/9/chartex" xmlns:cx4="http://schemas.microsoft.com/office/drawing/2016/5/10/chartex" xmlns:cx5="http://schemas.microsoft.com/office/drawing/2016/5/11/chartex" xmlns:cx6="http://schemas.microsoft.com/office/drawing/2016/5/12/chartex" xmlns:cx7="http://schemas.microsoft.com/office/drawing/2016/5/13/chartex" xmlns:cx8="http://schemas.microsoft.com/office/drawing/2016/5/14/chartex" xmlns:mc="http://schemas.openxmlformats.org/markup-compatibility/2006" xmlns:aink="http://schemas.microsoft.com/office/drawing/2016/ink" xmlns:am3d="http://schemas.microsoft.com/office/drawing/2017/model3d" xmlns:o="urn:schemas-microsoft-com:office:office" xmlns:oel="http://schemas.microsoft.com/office/2019/extlst" xmlns:r="http://schemas.openxmlformats.org/officeDocument/2006/relationships" xmlns:m="http://schemas.openxmlformats.org/officeDocument/2006/math" xmlns:v="urn:schemas-microsoft-com:vml" xmlns:wp14="http://schemas.microsoft.com/office/word/2010/wordprocessingDrawing" xmlns:wp="http://schemas.openxmlformats.org/drawingml/2006/wordprocessingDrawing" xmlns:w10="urn:schemas-microsoft-com:office:word" xmlns:w="http://schemas.openxmlformats.org/wordprocessingml/2006/main" xmlns:w14="http://schemas.microsoft.com/office/word/2010/wordml" xmlns:w15="http://schemas.microsoft.com/office/word/2012/wordml" xmlns:w16cex="http://schemas.microsoft.com/office/word/2018/wordml/cex" xmlns:w16cid="http://schemas.microsoft.com/office/word/2016/wordml/cid" xmlns:w16="http://schemas.microsoft.com/office/word/2018/wordml" xmlns:w16du="http://schemas.microsoft.com/office/word/2023/wordml/word16du" xmlns:w16sdtdh="http://schemas.microsoft.com/office/word/2020/wordml/sdtdatahash" xmlns:w16sdtfl="http://schemas.microsoft.com/office/word/2024/wordml/sdtformatlock" xmlns:w16se="http://schemas.microsoft.com/office/word/2015/wordml/symex" xmlns:wpg="http://schemas.microsoft.com/office/word/2010/wordprocessingGroup" xmlns:wpi="http://schemas.microsoft.com/office/word/2010/wordprocessingInk" xmlns:wne="http://schemas.microsoft.com/office/word/2006/wordml" xmlns:wps="http://schemas.microsoft.com/office/word/2010/wordprocessingShape" mc:Ignorable="w14 w15 w16se w16cid w16 w16cex w16sdtdh w16sdtfl w16du wp14">
   <w:p>
     <w:pPr>
       <w:pStyle w:val="a6"/>
@@ -14015,7 +13116,7 @@
 </file>
 
 <file path=word/footer3.xml><?xml version="1.0" encoding="utf-8"?>
-<w:ftr xmlns:wpc="http://schemas.microsoft.com/office/word/2010/wordprocessingCanvas" xmlns:cx="http://schemas.microsoft.com/office/drawing/2014/chartex" xmlns:cx1="http://schemas.microsoft.com/office/drawing/2015/9/8/chartex" xmlns:mc="http://schemas.openxmlformats.org/markup-compatibility/2006" xmlns:o="urn:schemas-microsoft-com:office:office" xmlns:r="http://schemas.openxmlformats.org/officeDocument/2006/relationships" xmlns:m="http://schemas.openxmlformats.org/officeDocument/2006/math" xmlns:v="urn:schemas-microsoft-com:vml" xmlns:wp14="http://schemas.microsoft.com/office/word/2010/wordprocessingDrawing" xmlns:wp="http://schemas.openxmlformats.org/drawingml/2006/wordprocessingDrawing" xmlns:w10="urn:schemas-microsoft-com:office:word" xmlns:w="http://schemas.openxmlformats.org/wordprocessingml/2006/main" xmlns:w14="http://schemas.microsoft.com/office/word/2010/wordml" xmlns:w15="http://schemas.microsoft.com/office/word/2012/wordml" xmlns:w16se="http://schemas.microsoft.com/office/word/2015/wordml/symex" xmlns:wpg="http://schemas.microsoft.com/office/word/2010/wordprocessingGroup" xmlns:wpi="http://schemas.microsoft.com/office/word/2010/wordprocessingInk" xmlns:wne="http://schemas.microsoft.com/office/word/2006/wordml" xmlns:wps="http://schemas.microsoft.com/office/word/2010/wordprocessingShape" mc:Ignorable="w14 w15 w16se wp14">
+<w:ftr xmlns:wpc="http://schemas.microsoft.com/office/word/2010/wordprocessingCanvas" xmlns:cx="http://schemas.microsoft.com/office/drawing/2014/chartex" xmlns:cx1="http://schemas.microsoft.com/office/drawing/2015/9/8/chartex" xmlns:cx2="http://schemas.microsoft.com/office/drawing/2015/10/21/chartex" xmlns:cx3="http://schemas.microsoft.com/office/drawing/2016/5/9/chartex" xmlns:cx4="http://schemas.microsoft.com/office/drawing/2016/5/10/chartex" xmlns:cx5="http://schemas.microsoft.com/office/drawing/2016/5/11/chartex" xmlns:cx6="http://schemas.microsoft.com/office/drawing/2016/5/12/chartex" xmlns:cx7="http://schemas.microsoft.com/office/drawing/2016/5/13/chartex" xmlns:cx8="http://schemas.microsoft.com/office/drawing/2016/5/14/chartex" xmlns:mc="http://schemas.openxmlformats.org/markup-compatibility/2006" xmlns:aink="http://schemas.microsoft.com/office/drawing/2016/ink" xmlns:am3d="http://schemas.microsoft.com/office/drawing/2017/model3d" xmlns:o="urn:schemas-microsoft-com:office:office" xmlns:oel="http://schemas.microsoft.com/office/2019/extlst" xmlns:r="http://schemas.openxmlformats.org/officeDocument/2006/relationships" xmlns:m="http://schemas.openxmlformats.org/officeDocument/2006/math" xmlns:v="urn:schemas-microsoft-com:vml" xmlns:wp14="http://schemas.microsoft.com/office/word/2010/wordprocessingDrawing" xmlns:wp="http://schemas.openxmlformats.org/drawingml/2006/wordprocessingDrawing" xmlns:w10="urn:schemas-microsoft-com:office:word" xmlns:w="http://schemas.openxmlformats.org/wordprocessingml/2006/main" xmlns:w14="http://schemas.microsoft.com/office/word/2010/wordml" xmlns:w15="http://schemas.microsoft.com/office/word/2012/wordml" xmlns:w16cex="http://schemas.microsoft.com/office/word/2018/wordml/cex" xmlns:w16cid="http://schemas.microsoft.com/office/word/2016/wordml/cid" xmlns:w16="http://schemas.microsoft.com/office/word/2018/wordml" xmlns:w16du="http://schemas.microsoft.com/office/word/2023/wordml/word16du" xmlns:w16sdtdh="http://schemas.microsoft.com/office/word/2020/wordml/sdtdatahash" xmlns:w16sdtfl="http://schemas.microsoft.com/office/word/2024/wordml/sdtformatlock" xmlns:w16se="http://schemas.microsoft.com/office/word/2015/wordml/symex" xmlns:wpg="http://schemas.microsoft.com/office/word/2010/wordprocessingGroup" xmlns:wpi="http://schemas.microsoft.com/office/word/2010/wordprocessingInk" xmlns:wne="http://schemas.microsoft.com/office/word/2006/wordml" xmlns:wps="http://schemas.microsoft.com/office/word/2010/wordprocessingShape" mc:Ignorable="w14 w15 w16se w16cid w16 w16cex w16sdtdh w16sdtfl w16du wp14">
   <w:p>
     <w:pPr>
       <w:pStyle w:val="a6"/>
@@ -14025,7 +13126,7 @@
 </file>
 
 <file path=word/footer4.xml><?xml version="1.0" encoding="utf-8"?>
-<w:ftr xmlns:wpc="http://schemas.microsoft.com/office/word/2010/wordprocessingCanvas" xmlns:cx="http://schemas.microsoft.com/office/drawing/2014/chartex" xmlns:cx1="http://schemas.microsoft.com/office/drawing/2015/9/8/chartex" xmlns:mc="http://schemas.openxmlformats.org/markup-compatibility/2006" xmlns:o="urn:schemas-microsoft-com:office:office" xmlns:r="http://schemas.openxmlformats.org/officeDocument/2006/relationships" xmlns:m="http://schemas.openxmlformats.org/officeDocument/2006/math" xmlns:v="urn:schemas-microsoft-com:vml" xmlns:wp14="http://schemas.microsoft.com/office/word/2010/wordprocessingDrawing" xmlns:wp="http://schemas.openxmlformats.org/drawingml/2006/wordprocessingDrawing" xmlns:w10="urn:schemas-microsoft-com:office:word" xmlns:w="http://schemas.openxmlformats.org/wordprocessingml/2006/main" xmlns:w14="http://schemas.microsoft.com/office/word/2010/wordml" xmlns:w15="http://schemas.microsoft.com/office/word/2012/wordml" xmlns:w16se="http://schemas.microsoft.com/office/word/2015/wordml/symex" xmlns:wpg="http://schemas.microsoft.com/office/word/2010/wordprocessingGroup" xmlns:wpi="http://schemas.microsoft.com/office/word/2010/wordprocessingInk" xmlns:wne="http://schemas.microsoft.com/office/word/2006/wordml" xmlns:wps="http://schemas.microsoft.com/office/word/2010/wordprocessingShape" mc:Ignorable="w14 w15 w16se wp14">
+<w:ftr xmlns:wpc="http://schemas.microsoft.com/office/word/2010/wordprocessingCanvas" xmlns:cx="http://schemas.microsoft.com/office/drawing/2014/chartex" xmlns:cx1="http://schemas.microsoft.com/office/drawing/2015/9/8/chartex" xmlns:cx2="http://schemas.microsoft.com/office/drawing/2015/10/21/chartex" xmlns:cx3="http://schemas.microsoft.com/office/drawing/2016/5/9/chartex" xmlns:cx4="http://schemas.microsoft.com/office/drawing/2016/5/10/chartex" xmlns:cx5="http://schemas.microsoft.com/office/drawing/2016/5/11/chartex" xmlns:cx6="http://schemas.microsoft.com/office/drawing/2016/5/12/chartex" xmlns:cx7="http://schemas.microsoft.com/office/drawing/2016/5/13/chartex" xmlns:cx8="http://schemas.microsoft.com/office/drawing/2016/5/14/chartex" xmlns:mc="http://schemas.openxmlformats.org/markup-compatibility/2006" xmlns:aink="http://schemas.microsoft.com/office/drawing/2016/ink" xmlns:am3d="http://schemas.microsoft.com/office/drawing/2017/model3d" xmlns:o="urn:schemas-microsoft-com:office:office" xmlns:oel="http://schemas.microsoft.com/office/2019/extlst" xmlns:r="http://schemas.openxmlformats.org/officeDocument/2006/relationships" xmlns:m="http://schemas.openxmlformats.org/officeDocument/2006/math" xmlns:v="urn:schemas-microsoft-com:vml" xmlns:wp14="http://schemas.microsoft.com/office/word/2010/wordprocessingDrawing" xmlns:wp="http://schemas.openxmlformats.org/drawingml/2006/wordprocessingDrawing" xmlns:w10="urn:schemas-microsoft-com:office:word" xmlns:w="http://schemas.openxmlformats.org/wordprocessingml/2006/main" xmlns:w14="http://schemas.microsoft.com/office/word/2010/wordml" xmlns:w15="http://schemas.microsoft.com/office/word/2012/wordml" xmlns:w16cex="http://schemas.microsoft.com/office/word/2018/wordml/cex" xmlns:w16cid="http://schemas.microsoft.com/office/word/2016/wordml/cid" xmlns:w16="http://schemas.microsoft.com/office/word/2018/wordml" xmlns:w16du="http://schemas.microsoft.com/office/word/2023/wordml/word16du" xmlns:w16sdtdh="http://schemas.microsoft.com/office/word/2020/wordml/sdtdatahash" xmlns:w16sdtfl="http://schemas.microsoft.com/office/word/2024/wordml/sdtformatlock" xmlns:w16se="http://schemas.microsoft.com/office/word/2015/wordml/symex" xmlns:wpg="http://schemas.microsoft.com/office/word/2010/wordprocessingGroup" xmlns:wpi="http://schemas.microsoft.com/office/word/2010/wordprocessingInk" xmlns:wne="http://schemas.microsoft.com/office/word/2006/wordml" xmlns:wps="http://schemas.microsoft.com/office/word/2010/wordprocessingShape" mc:Ignorable="w14 w15 w16se w16cid w16 w16cex w16sdtdh w16sdtfl w16du wp14">
   <w:p>
     <w:pPr>
       <w:pStyle w:val="a6"/>
@@ -14035,7 +13136,7 @@
 </file>
 
 <file path=word/footer5.xml><?xml version="1.0" encoding="utf-8"?>
-<w:ftr xmlns:wpc="http://schemas.microsoft.com/office/word/2010/wordprocessingCanvas" xmlns:cx="http://schemas.microsoft.com/office/drawing/2014/chartex" xmlns:cx1="http://schemas.microsoft.com/office/drawing/2015/9/8/chartex" xmlns:mc="http://schemas.openxmlformats.org/markup-compatibility/2006" xmlns:o="urn:schemas-microsoft-com:office:office" xmlns:r="http://schemas.openxmlformats.org/officeDocument/2006/relationships" xmlns:m="http://schemas.openxmlformats.org/officeDocument/2006/math" xmlns:v="urn:schemas-microsoft-com:vml" xmlns:wp14="http://schemas.microsoft.com/office/word/2010/wordprocessingDrawing" xmlns:wp="http://schemas.openxmlformats.org/drawingml/2006/wordprocessingDrawing" xmlns:w10="urn:schemas-microsoft-com:office:word" xmlns:w="http://schemas.openxmlformats.org/wordprocessingml/2006/main" xmlns:w14="http://schemas.microsoft.com/office/word/2010/wordml" xmlns:w15="http://schemas.microsoft.com/office/word/2012/wordml" xmlns:w16se="http://schemas.microsoft.com/office/word/2015/wordml/symex" xmlns:wpg="http://schemas.microsoft.com/office/word/2010/wordprocessingGroup" xmlns:wpi="http://schemas.microsoft.com/office/word/2010/wordprocessingInk" xmlns:wne="http://schemas.microsoft.com/office/word/2006/wordml" xmlns:wps="http://schemas.microsoft.com/office/word/2010/wordprocessingShape" mc:Ignorable="w14 w15 w16se wp14">
+<w:ftr xmlns:wpc="http://schemas.microsoft.com/office/word/2010/wordprocessingCanvas" xmlns:cx="http://schemas.microsoft.com/office/drawing/2014/chartex" xmlns:cx1="http://schemas.microsoft.com/office/drawing/2015/9/8/chartex" xmlns:cx2="http://schemas.microsoft.com/office/drawing/2015/10/21/chartex" xmlns:cx3="http://schemas.microsoft.com/office/drawing/2016/5/9/chartex" xmlns:cx4="http://schemas.microsoft.com/office/drawing/2016/5/10/chartex" xmlns:cx5="http://schemas.microsoft.com/office/drawing/2016/5/11/chartex" xmlns:cx6="http://schemas.microsoft.com/office/drawing/2016/5/12/chartex" xmlns:cx7="http://schemas.microsoft.com/office/drawing/2016/5/13/chartex" xmlns:cx8="http://schemas.microsoft.com/office/drawing/2016/5/14/chartex" xmlns:mc="http://schemas.openxmlformats.org/markup-compatibility/2006" xmlns:aink="http://schemas.microsoft.com/office/drawing/2016/ink" xmlns:am3d="http://schemas.microsoft.com/office/drawing/2017/model3d" xmlns:o="urn:schemas-microsoft-com:office:office" xmlns:oel="http://schemas.microsoft.com/office/2019/extlst" xmlns:r="http://schemas.openxmlformats.org/officeDocument/2006/relationships" xmlns:m="http://schemas.openxmlformats.org/officeDocument/2006/math" xmlns:v="urn:schemas-microsoft-com:vml" xmlns:wp14="http://schemas.microsoft.com/office/word/2010/wordprocessingDrawing" xmlns:wp="http://schemas.openxmlformats.org/drawingml/2006/wordprocessingDrawing" xmlns:w10="urn:schemas-microsoft-com:office:word" xmlns:w="http://schemas.openxmlformats.org/wordprocessingml/2006/main" xmlns:w14="http://schemas.microsoft.com/office/word/2010/wordml" xmlns:w15="http://schemas.microsoft.com/office/word/2012/wordml" xmlns:w16cex="http://schemas.microsoft.com/office/word/2018/wordml/cex" xmlns:w16cid="http://schemas.microsoft.com/office/word/2016/wordml/cid" xmlns:w16="http://schemas.microsoft.com/office/word/2018/wordml" xmlns:w16du="http://schemas.microsoft.com/office/word/2023/wordml/word16du" xmlns:w16sdtdh="http://schemas.microsoft.com/office/word/2020/wordml/sdtdatahash" xmlns:w16sdtfl="http://schemas.microsoft.com/office/word/2024/wordml/sdtformatlock" xmlns:w16se="http://schemas.microsoft.com/office/word/2015/wordml/symex" xmlns:wpg="http://schemas.microsoft.com/office/word/2010/wordprocessingGroup" xmlns:wpi="http://schemas.microsoft.com/office/word/2010/wordprocessingInk" xmlns:wne="http://schemas.microsoft.com/office/word/2006/wordml" xmlns:wps="http://schemas.microsoft.com/office/word/2010/wordprocessingShape" mc:Ignorable="w14 w15 w16se w16cid w16 w16cex w16sdtdh w16sdtfl w16du wp14">
   <w:tbl>
     <w:tblPr>
       <w:tblStyle w:val="a3"/>
@@ -14133,7 +13234,7 @@
 </file>
 
 <file path=word/footer6.xml><?xml version="1.0" encoding="utf-8"?>
-<w:ftr xmlns:wpc="http://schemas.microsoft.com/office/word/2010/wordprocessingCanvas" xmlns:cx="http://schemas.microsoft.com/office/drawing/2014/chartex" xmlns:cx1="http://schemas.microsoft.com/office/drawing/2015/9/8/chartex" xmlns:mc="http://schemas.openxmlformats.org/markup-compatibility/2006" xmlns:o="urn:schemas-microsoft-com:office:office" xmlns:r="http://schemas.openxmlformats.org/officeDocument/2006/relationships" xmlns:m="http://schemas.openxmlformats.org/officeDocument/2006/math" xmlns:v="urn:schemas-microsoft-com:vml" xmlns:wp14="http://schemas.microsoft.com/office/word/2010/wordprocessingDrawing" xmlns:wp="http://schemas.openxmlformats.org/drawingml/2006/wordprocessingDrawing" xmlns:w10="urn:schemas-microsoft-com:office:word" xmlns:w="http://schemas.openxmlformats.org/wordprocessingml/2006/main" xmlns:w14="http://schemas.microsoft.com/office/word/2010/wordml" xmlns:w15="http://schemas.microsoft.com/office/word/2012/wordml" xmlns:w16se="http://schemas.microsoft.com/office/word/2015/wordml/symex" xmlns:wpg="http://schemas.microsoft.com/office/word/2010/wordprocessingGroup" xmlns:wpi="http://schemas.microsoft.com/office/word/2010/wordprocessingInk" xmlns:wne="http://schemas.microsoft.com/office/word/2006/wordml" xmlns:wps="http://schemas.microsoft.com/office/word/2010/wordprocessingShape" mc:Ignorable="w14 w15 w16se wp14">
+<w:ftr xmlns:wpc="http://schemas.microsoft.com/office/word/2010/wordprocessingCanvas" xmlns:cx="http://schemas.microsoft.com/office/drawing/2014/chartex" xmlns:cx1="http://schemas.microsoft.com/office/drawing/2015/9/8/chartex" xmlns:cx2="http://schemas.microsoft.com/office/drawing/2015/10/21/chartex" xmlns:cx3="http://schemas.microsoft.com/office/drawing/2016/5/9/chartex" xmlns:cx4="http://schemas.microsoft.com/office/drawing/2016/5/10/chartex" xmlns:cx5="http://schemas.microsoft.com/office/drawing/2016/5/11/chartex" xmlns:cx6="http://schemas.microsoft.com/office/drawing/2016/5/12/chartex" xmlns:cx7="http://schemas.microsoft.com/office/drawing/2016/5/13/chartex" xmlns:cx8="http://schemas.microsoft.com/office/drawing/2016/5/14/chartex" xmlns:mc="http://schemas.openxmlformats.org/markup-compatibility/2006" xmlns:aink="http://schemas.microsoft.com/office/drawing/2016/ink" xmlns:am3d="http://schemas.microsoft.com/office/drawing/2017/model3d" xmlns:o="urn:schemas-microsoft-com:office:office" xmlns:oel="http://schemas.microsoft.com/office/2019/extlst" xmlns:r="http://schemas.openxmlformats.org/officeDocument/2006/relationships" xmlns:m="http://schemas.openxmlformats.org/officeDocument/2006/math" xmlns:v="urn:schemas-microsoft-com:vml" xmlns:wp14="http://schemas.microsoft.com/office/word/2010/wordprocessingDrawing" xmlns:wp="http://schemas.openxmlformats.org/drawingml/2006/wordprocessingDrawing" xmlns:w10="urn:schemas-microsoft-com:office:word" xmlns:w="http://schemas.openxmlformats.org/wordprocessingml/2006/main" xmlns:w14="http://schemas.microsoft.com/office/word/2010/wordml" xmlns:w15="http://schemas.microsoft.com/office/word/2012/wordml" xmlns:w16cex="http://schemas.microsoft.com/office/word/2018/wordml/cex" xmlns:w16cid="http://schemas.microsoft.com/office/word/2016/wordml/cid" xmlns:w16="http://schemas.microsoft.com/office/word/2018/wordml" xmlns:w16du="http://schemas.microsoft.com/office/word/2023/wordml/word16du" xmlns:w16sdtdh="http://schemas.microsoft.com/office/word/2020/wordml/sdtdatahash" xmlns:w16sdtfl="http://schemas.microsoft.com/office/word/2024/wordml/sdtformatlock" xmlns:w16se="http://schemas.microsoft.com/office/word/2015/wordml/symex" xmlns:wpg="http://schemas.microsoft.com/office/word/2010/wordprocessingGroup" xmlns:wpi="http://schemas.microsoft.com/office/word/2010/wordprocessingInk" xmlns:wne="http://schemas.microsoft.com/office/word/2006/wordml" xmlns:wps="http://schemas.microsoft.com/office/word/2010/wordprocessingShape" mc:Ignorable="w14 w15 w16se w16cid w16 w16cex w16sdtdh w16sdtfl w16du wp14">
   <w:p>
     <w:pPr>
       <w:pStyle w:val="a6"/>
@@ -14143,7 +13244,7 @@
 </file>
 
 <file path=word/footnotes.xml><?xml version="1.0" encoding="utf-8"?>
-<w:footnotes xmlns:wpc="http://schemas.microsoft.com/office/word/2010/wordprocessingCanvas" xmlns:cx="http://schemas.microsoft.com/office/drawing/2014/chartex" xmlns:cx1="http://schemas.microsoft.com/office/drawing/2015/9/8/chartex" xmlns:mc="http://schemas.openxmlformats.org/markup-compatibility/2006" xmlns:o="urn:schemas-microsoft-com:office:office" xmlns:r="http://schemas.openxmlformats.org/officeDocument/2006/relationships" xmlns:m="http://schemas.openxmlformats.org/officeDocument/2006/math" xmlns:v="urn:schemas-microsoft-com:vml" xmlns:wp14="http://schemas.microsoft.com/office/word/2010/wordprocessingDrawing" xmlns:wp="http://schemas.openxmlformats.org/drawingml/2006/wordprocessingDrawing" xmlns:w10="urn:schemas-microsoft-com:office:word" xmlns:w="http://schemas.openxmlformats.org/wordprocessingml/2006/main" xmlns:w14="http://schemas.microsoft.com/office/word/2010/wordml" xmlns:w15="http://schemas.microsoft.com/office/word/2012/wordml" xmlns:w16se="http://schemas.microsoft.com/office/word/2015/wordml/symex" xmlns:wpg="http://schemas.microsoft.com/office/word/2010/wordprocessingGroup" xmlns:wpi="http://schemas.microsoft.com/office/word/2010/wordprocessingInk" xmlns:wne="http://schemas.microsoft.com/office/word/2006/wordml" xmlns:wps="http://schemas.microsoft.com/office/word/2010/wordprocessingShape" mc:Ignorable="w14 w15 w16se wp14">
+<w:footnotes xmlns:wpc="http://schemas.microsoft.com/office/word/2010/wordprocessingCanvas" xmlns:cx="http://schemas.microsoft.com/office/drawing/2014/chartex" xmlns:cx1="http://schemas.microsoft.com/office/drawing/2015/9/8/chartex" xmlns:cx2="http://schemas.microsoft.com/office/drawing/2015/10/21/chartex" xmlns:cx3="http://schemas.microsoft.com/office/drawing/2016/5/9/chartex" xmlns:cx4="http://schemas.microsoft.com/office/drawing/2016/5/10/chartex" xmlns:cx5="http://schemas.microsoft.com/office/drawing/2016/5/11/chartex" xmlns:cx6="http://schemas.microsoft.com/office/drawing/2016/5/12/chartex" xmlns:cx7="http://schemas.microsoft.com/office/drawing/2016/5/13/chartex" xmlns:cx8="http://schemas.microsoft.com/office/drawing/2016/5/14/chartex" xmlns:mc="http://schemas.openxmlformats.org/markup-compatibility/2006" xmlns:aink="http://schemas.microsoft.com/office/drawing/2016/ink" xmlns:am3d="http://schemas.microsoft.com/office/drawing/2017/model3d" xmlns:o="urn:schemas-microsoft-com:office:office" xmlns:oel="http://schemas.microsoft.com/office/2019/extlst" xmlns:r="http://schemas.openxmlformats.org/officeDocument/2006/relationships" xmlns:m="http://schemas.openxmlformats.org/officeDocument/2006/math" xmlns:v="urn:schemas-microsoft-com:vml" xmlns:wp14="http://schemas.microsoft.com/office/word/2010/wordprocessingDrawing" xmlns:wp="http://schemas.openxmlformats.org/drawingml/2006/wordprocessingDrawing" xmlns:w10="urn:schemas-microsoft-com:office:word" xmlns:w="http://schemas.openxmlformats.org/wordprocessingml/2006/main" xmlns:w14="http://schemas.microsoft.com/office/word/2010/wordml" xmlns:w15="http://schemas.microsoft.com/office/word/2012/wordml" xmlns:w16cex="http://schemas.microsoft.com/office/word/2018/wordml/cex" xmlns:w16cid="http://schemas.microsoft.com/office/word/2016/wordml/cid" xmlns:w16="http://schemas.microsoft.com/office/word/2018/wordml" xmlns:w16du="http://schemas.microsoft.com/office/word/2023/wordml/word16du" xmlns:w16sdtdh="http://schemas.microsoft.com/office/word/2020/wordml/sdtdatahash" xmlns:w16sdtfl="http://schemas.microsoft.com/office/word/2024/wordml/sdtformatlock" xmlns:w16se="http://schemas.microsoft.com/office/word/2015/wordml/symex" xmlns:wpg="http://schemas.microsoft.com/office/word/2010/wordprocessingGroup" xmlns:wpi="http://schemas.microsoft.com/office/word/2010/wordprocessingInk" xmlns:wne="http://schemas.microsoft.com/office/word/2006/wordml" xmlns:wps="http://schemas.microsoft.com/office/word/2010/wordprocessingShape" mc:Ignorable="w14 w15 w16se w16cid w16 w16cex w16sdtdh w16sdtfl w16du wp14">
   <w:footnote w:type="separator" w:id="-1">
     <w:p>
       <w:r>
@@ -14168,7 +13269,7 @@
 </file>
 
 <file path=word/header1.xml><?xml version="1.0" encoding="utf-8"?>
-<w:hdr xmlns:wpc="http://schemas.microsoft.com/office/word/2010/wordprocessingCanvas" xmlns:cx="http://schemas.microsoft.com/office/drawing/2014/chartex" xmlns:cx1="http://schemas.microsoft.com/office/drawing/2015/9/8/chartex" xmlns:mc="http://schemas.openxmlformats.org/markup-compatibility/2006" xmlns:o="urn:schemas-microsoft-com:office:office" xmlns:r="http://schemas.openxmlformats.org/officeDocument/2006/relationships" xmlns:m="http://schemas.openxmlformats.org/officeDocument/2006/math" xmlns:v="urn:schemas-microsoft-com:vml" xmlns:wp14="http://schemas.microsoft.com/office/word/2010/wordprocessingDrawing" xmlns:wp="http://schemas.openxmlformats.org/drawingml/2006/wordprocessingDrawing" xmlns:w10="urn:schemas-microsoft-com:office:word" xmlns:w="http://schemas.openxmlformats.org/wordprocessingml/2006/main" xmlns:w14="http://schemas.microsoft.com/office/word/2010/wordml" xmlns:w15="http://schemas.microsoft.com/office/word/2012/wordml" xmlns:w16se="http://schemas.microsoft.com/office/word/2015/wordml/symex" xmlns:wpg="http://schemas.microsoft.com/office/word/2010/wordprocessingGroup" xmlns:wpi="http://schemas.microsoft.com/office/word/2010/wordprocessingInk" xmlns:wne="http://schemas.microsoft.com/office/word/2006/wordml" xmlns:wps="http://schemas.microsoft.com/office/word/2010/wordprocessingShape" mc:Ignorable="w14 w15 w16se wp14">
+<w:hdr xmlns:wpc="http://schemas.microsoft.com/office/word/2010/wordprocessingCanvas" xmlns:cx="http://schemas.microsoft.com/office/drawing/2014/chartex" xmlns:cx1="http://schemas.microsoft.com/office/drawing/2015/9/8/chartex" xmlns:cx2="http://schemas.microsoft.com/office/drawing/2015/10/21/chartex" xmlns:cx3="http://schemas.microsoft.com/office/drawing/2016/5/9/chartex" xmlns:cx4="http://schemas.microsoft.com/office/drawing/2016/5/10/chartex" xmlns:cx5="http://schemas.microsoft.com/office/drawing/2016/5/11/chartex" xmlns:cx6="http://schemas.microsoft.com/office/drawing/2016/5/12/chartex" xmlns:cx7="http://schemas.microsoft.com/office/drawing/2016/5/13/chartex" xmlns:cx8="http://schemas.microsoft.com/office/drawing/2016/5/14/chartex" xmlns:mc="http://schemas.openxmlformats.org/markup-compatibility/2006" xmlns:aink="http://schemas.microsoft.com/office/drawing/2016/ink" xmlns:am3d="http://schemas.microsoft.com/office/drawing/2017/model3d" xmlns:o="urn:schemas-microsoft-com:office:office" xmlns:oel="http://schemas.microsoft.com/office/2019/extlst" xmlns:r="http://schemas.openxmlformats.org/officeDocument/2006/relationships" xmlns:m="http://schemas.openxmlformats.org/officeDocument/2006/math" xmlns:v="urn:schemas-microsoft-com:vml" xmlns:wp14="http://schemas.microsoft.com/office/word/2010/wordprocessingDrawing" xmlns:wp="http://schemas.openxmlformats.org/drawingml/2006/wordprocessingDrawing" xmlns:w10="urn:schemas-microsoft-com:office:word" xmlns:w="http://schemas.openxmlformats.org/wordprocessingml/2006/main" xmlns:w14="http://schemas.microsoft.com/office/word/2010/wordml" xmlns:w15="http://schemas.microsoft.com/office/word/2012/wordml" xmlns:w16cex="http://schemas.microsoft.com/office/word/2018/wordml/cex" xmlns:w16cid="http://schemas.microsoft.com/office/word/2016/wordml/cid" xmlns:w16="http://schemas.microsoft.com/office/word/2018/wordml" xmlns:w16du="http://schemas.microsoft.com/office/word/2023/wordml/word16du" xmlns:w16sdtdh="http://schemas.microsoft.com/office/word/2020/wordml/sdtdatahash" xmlns:w16sdtfl="http://schemas.microsoft.com/office/word/2024/wordml/sdtformatlock" xmlns:w16se="http://schemas.microsoft.com/office/word/2015/wordml/symex" xmlns:wpg="http://schemas.microsoft.com/office/word/2010/wordprocessingGroup" xmlns:wpi="http://schemas.microsoft.com/office/word/2010/wordprocessingInk" xmlns:wne="http://schemas.microsoft.com/office/word/2006/wordml" xmlns:wps="http://schemas.microsoft.com/office/word/2010/wordprocessingShape" mc:Ignorable="w14 w15 w16se w16cid w16 w16cex w16sdtdh w16sdtfl w16du wp14">
   <w:p>
     <w:pPr>
       <w:pStyle w:val="a4"/>
@@ -14178,7 +13279,7 @@
 </file>
 
 <file path=word/header2.xml><?xml version="1.0" encoding="utf-8"?>
-<w:hdr xmlns:wpc="http://schemas.microsoft.com/office/word/2010/wordprocessingCanvas" xmlns:cx="http://schemas.microsoft.com/office/drawing/2014/chartex" xmlns:cx1="http://schemas.microsoft.com/office/drawing/2015/9/8/chartex" xmlns:mc="http://schemas.openxmlformats.org/markup-compatibility/2006" xmlns:o="urn:schemas-microsoft-com:office:office" xmlns:r="http://schemas.openxmlformats.org/officeDocument/2006/relationships" xmlns:m="http://schemas.openxmlformats.org/officeDocument/2006/math" xmlns:v="urn:schemas-microsoft-com:vml" xmlns:wp14="http://schemas.microsoft.com/office/word/2010/wordprocessingDrawing" xmlns:wp="http://schemas.openxmlformats.org/drawingml/2006/wordprocessingDrawing" xmlns:w10="urn:schemas-microsoft-com:office:word" xmlns:w="http://schemas.openxmlformats.org/wordprocessingml/2006/main" xmlns:w14="http://schemas.microsoft.com/office/word/2010/wordml" xmlns:w15="http://schemas.microsoft.com/office/word/2012/wordml" xmlns:w16se="http://schemas.microsoft.com/office/word/2015/wordml/symex" xmlns:wpg="http://schemas.microsoft.com/office/word/2010/wordprocessingGroup" xmlns:wpi="http://schemas.microsoft.com/office/word/2010/wordprocessingInk" xmlns:wne="http://schemas.microsoft.com/office/word/2006/wordml" xmlns:wps="http://schemas.microsoft.com/office/word/2010/wordprocessingShape" mc:Ignorable="w14 w15 w16se wp14">
+<w:hdr xmlns:wpc="http://schemas.microsoft.com/office/word/2010/wordprocessingCanvas" xmlns:cx="http://schemas.microsoft.com/office/drawing/2014/chartex" xmlns:cx1="http://schemas.microsoft.com/office/drawing/2015/9/8/chartex" xmlns:cx2="http://schemas.microsoft.com/office/drawing/2015/10/21/chartex" xmlns:cx3="http://schemas.microsoft.com/office/drawing/2016/5/9/chartex" xmlns:cx4="http://schemas.microsoft.com/office/drawing/2016/5/10/chartex" xmlns:cx5="http://schemas.microsoft.com/office/drawing/2016/5/11/chartex" xmlns:cx6="http://schemas.microsoft.com/office/drawing/2016/5/12/chartex" xmlns:cx7="http://schemas.microsoft.com/office/drawing/2016/5/13/chartex" xmlns:cx8="http://schemas.microsoft.com/office/drawing/2016/5/14/chartex" xmlns:mc="http://schemas.openxmlformats.org/markup-compatibility/2006" xmlns:aink="http://schemas.microsoft.com/office/drawing/2016/ink" xmlns:am3d="http://schemas.microsoft.com/office/drawing/2017/model3d" xmlns:o="urn:schemas-microsoft-com:office:office" xmlns:oel="http://schemas.microsoft.com/office/2019/extlst" xmlns:r="http://schemas.openxmlformats.org/officeDocument/2006/relationships" xmlns:m="http://schemas.openxmlformats.org/officeDocument/2006/math" xmlns:v="urn:schemas-microsoft-com:vml" xmlns:wp14="http://schemas.microsoft.com/office/word/2010/wordprocessingDrawing" xmlns:wp="http://schemas.openxmlformats.org/drawingml/2006/wordprocessingDrawing" xmlns:w10="urn:schemas-microsoft-com:office:word" xmlns:w="http://schemas.openxmlformats.org/wordprocessingml/2006/main" xmlns:w14="http://schemas.microsoft.com/office/word/2010/wordml" xmlns:w15="http://schemas.microsoft.com/office/word/2012/wordml" xmlns:w16cex="http://schemas.microsoft.com/office/word/2018/wordml/cex" xmlns:w16cid="http://schemas.microsoft.com/office/word/2016/wordml/cid" xmlns:w16="http://schemas.microsoft.com/office/word/2018/wordml" xmlns:w16du="http://schemas.microsoft.com/office/word/2023/wordml/word16du" xmlns:w16sdtdh="http://schemas.microsoft.com/office/word/2020/wordml/sdtdatahash" xmlns:w16sdtfl="http://schemas.microsoft.com/office/word/2024/wordml/sdtformatlock" xmlns:w16se="http://schemas.microsoft.com/office/word/2015/wordml/symex" xmlns:wpg="http://schemas.microsoft.com/office/word/2010/wordprocessingGroup" xmlns:wpi="http://schemas.microsoft.com/office/word/2010/wordprocessingInk" xmlns:wne="http://schemas.microsoft.com/office/word/2006/wordml" xmlns:wps="http://schemas.microsoft.com/office/word/2010/wordprocessingShape" mc:Ignorable="w14 w15 w16se w16cid w16 w16cex w16sdtdh w16sdtfl w16du wp14">
   <w:p>
     <w:pPr>
       <w:pStyle w:val="a4"/>
@@ -14188,7 +13289,7 @@
 </file>
 
 <file path=word/header3.xml><?xml version="1.0" encoding="utf-8"?>
-<w:hdr xmlns:wpc="http://schemas.microsoft.com/office/word/2010/wordprocessingCanvas" xmlns:cx="http://schemas.microsoft.com/office/drawing/2014/chartex" xmlns:cx1="http://schemas.microsoft.com/office/drawing/2015/9/8/chartex" xmlns:mc="http://schemas.openxmlformats.org/markup-compatibility/2006" xmlns:o="urn:schemas-microsoft-com:office:office" xmlns:r="http://schemas.openxmlformats.org/officeDocument/2006/relationships" xmlns:m="http://schemas.openxmlformats.org/officeDocument/2006/math" xmlns:v="urn:schemas-microsoft-com:vml" xmlns:wp14="http://schemas.microsoft.com/office/word/2010/wordprocessingDrawing" xmlns:wp="http://schemas.openxmlformats.org/drawingml/2006/wordprocessingDrawing" xmlns:w10="urn:schemas-microsoft-com:office:word" xmlns:w="http://schemas.openxmlformats.org/wordprocessingml/2006/main" xmlns:w14="http://schemas.microsoft.com/office/word/2010/wordml" xmlns:w15="http://schemas.microsoft.com/office/word/2012/wordml" xmlns:w16se="http://schemas.microsoft.com/office/word/2015/wordml/symex" xmlns:wpg="http://schemas.microsoft.com/office/word/2010/wordprocessingGroup" xmlns:wpi="http://schemas.microsoft.com/office/word/2010/wordprocessingInk" xmlns:wne="http://schemas.microsoft.com/office/word/2006/wordml" xmlns:wps="http://schemas.microsoft.com/office/word/2010/wordprocessingShape" mc:Ignorable="w14 w15 w16se wp14">
+<w:hdr xmlns:wpc="http://schemas.microsoft.com/office/word/2010/wordprocessingCanvas" xmlns:cx="http://schemas.microsoft.com/office/drawing/2014/chartex" xmlns:cx1="http://schemas.microsoft.com/office/drawing/2015/9/8/chartex" xmlns:cx2="http://schemas.microsoft.com/office/drawing/2015/10/21/chartex" xmlns:cx3="http://schemas.microsoft.com/office/drawing/2016/5/9/chartex" xmlns:cx4="http://schemas.microsoft.com/office/drawing/2016/5/10/chartex" xmlns:cx5="http://schemas.microsoft.com/office/drawing/2016/5/11/chartex" xmlns:cx6="http://schemas.microsoft.com/office/drawing/2016/5/12/chartex" xmlns:cx7="http://schemas.microsoft.com/office/drawing/2016/5/13/chartex" xmlns:cx8="http://schemas.microsoft.com/office/drawing/2016/5/14/chartex" xmlns:mc="http://schemas.openxmlformats.org/markup-compatibility/2006" xmlns:aink="http://schemas.microsoft.com/office/drawing/2016/ink" xmlns:am3d="http://schemas.microsoft.com/office/drawing/2017/model3d" xmlns:o="urn:schemas-microsoft-com:office:office" xmlns:oel="http://schemas.microsoft.com/office/2019/extlst" xmlns:r="http://schemas.openxmlformats.org/officeDocument/2006/relationships" xmlns:m="http://schemas.openxmlformats.org/officeDocument/2006/math" xmlns:v="urn:schemas-microsoft-com:vml" xmlns:wp14="http://schemas.microsoft.com/office/word/2010/wordprocessingDrawing" xmlns:wp="http://schemas.openxmlformats.org/drawingml/2006/wordprocessingDrawing" xmlns:w10="urn:schemas-microsoft-com:office:word" xmlns:w="http://schemas.openxmlformats.org/wordprocessingml/2006/main" xmlns:w14="http://schemas.microsoft.com/office/word/2010/wordml" xmlns:w15="http://schemas.microsoft.com/office/word/2012/wordml" xmlns:w16cex="http://schemas.microsoft.com/office/word/2018/wordml/cex" xmlns:w16cid="http://schemas.microsoft.com/office/word/2016/wordml/cid" xmlns:w16="http://schemas.microsoft.com/office/word/2018/wordml" xmlns:w16du="http://schemas.microsoft.com/office/word/2023/wordml/word16du" xmlns:w16sdtdh="http://schemas.microsoft.com/office/word/2020/wordml/sdtdatahash" xmlns:w16sdtfl="http://schemas.microsoft.com/office/word/2024/wordml/sdtformatlock" xmlns:w16se="http://schemas.microsoft.com/office/word/2015/wordml/symex" xmlns:wpg="http://schemas.microsoft.com/office/word/2010/wordprocessingGroup" xmlns:wpi="http://schemas.microsoft.com/office/word/2010/wordprocessingInk" xmlns:wne="http://schemas.microsoft.com/office/word/2006/wordml" xmlns:wps="http://schemas.microsoft.com/office/word/2010/wordprocessingShape" mc:Ignorable="w14 w15 w16se w16cid w16 w16cex w16sdtdh w16sdtfl w16du wp14">
   <w:p>
     <w:pPr>
       <w:pStyle w:val="a4"/>
@@ -14198,7 +13299,7 @@
 </file>
 
 <file path=word/header4.xml><?xml version="1.0" encoding="utf-8"?>
-<w:hdr xmlns:wpc="http://schemas.microsoft.com/office/word/2010/wordprocessingCanvas" xmlns:cx="http://schemas.microsoft.com/office/drawing/2014/chartex" xmlns:cx1="http://schemas.microsoft.com/office/drawing/2015/9/8/chartex" xmlns:mc="http://schemas.openxmlformats.org/markup-compatibility/2006" xmlns:o="urn:schemas-microsoft-com:office:office" xmlns:r="http://schemas.openxmlformats.org/officeDocument/2006/relationships" xmlns:m="http://schemas.openxmlformats.org/officeDocument/2006/math" xmlns:v="urn:schemas-microsoft-com:vml" xmlns:wp14="http://schemas.microsoft.com/office/word/2010/wordprocessingDrawing" xmlns:wp="http://schemas.openxmlformats.org/drawingml/2006/wordprocessingDrawing" xmlns:w10="urn:schemas-microsoft-com:office:word" xmlns:w="http://schemas.openxmlformats.org/wordprocessingml/2006/main" xmlns:w14="http://schemas.microsoft.com/office/word/2010/wordml" xmlns:w15="http://schemas.microsoft.com/office/word/2012/wordml" xmlns:w16se="http://schemas.microsoft.com/office/word/2015/wordml/symex" xmlns:wpg="http://schemas.microsoft.com/office/word/2010/wordprocessingGroup" xmlns:wpi="http://schemas.microsoft.com/office/word/2010/wordprocessingInk" xmlns:wne="http://schemas.microsoft.com/office/word/2006/wordml" xmlns:wps="http://schemas.microsoft.com/office/word/2010/wordprocessingShape" mc:Ignorable="w14 w15 w16se wp14">
+<w:hdr xmlns:wpc="http://schemas.microsoft.com/office/word/2010/wordprocessingCanvas" xmlns:cx="http://schemas.microsoft.com/office/drawing/2014/chartex" xmlns:cx1="http://schemas.microsoft.com/office/drawing/2015/9/8/chartex" xmlns:cx2="http://schemas.microsoft.com/office/drawing/2015/10/21/chartex" xmlns:cx3="http://schemas.microsoft.com/office/drawing/2016/5/9/chartex" xmlns:cx4="http://schemas.microsoft.com/office/drawing/2016/5/10/chartex" xmlns:cx5="http://schemas.microsoft.com/office/drawing/2016/5/11/chartex" xmlns:cx6="http://schemas.microsoft.com/office/drawing/2016/5/12/chartex" xmlns:cx7="http://schemas.microsoft.com/office/drawing/2016/5/13/chartex" xmlns:cx8="http://schemas.microsoft.com/office/drawing/2016/5/14/chartex" xmlns:mc="http://schemas.openxmlformats.org/markup-compatibility/2006" xmlns:aink="http://schemas.microsoft.com/office/drawing/2016/ink" xmlns:am3d="http://schemas.microsoft.com/office/drawing/2017/model3d" xmlns:o="urn:schemas-microsoft-com:office:office" xmlns:oel="http://schemas.microsoft.com/office/2019/extlst" xmlns:r="http://schemas.openxmlformats.org/officeDocument/2006/relationships" xmlns:m="http://schemas.openxmlformats.org/officeDocument/2006/math" xmlns:v="urn:schemas-microsoft-com:vml" xmlns:wp14="http://schemas.microsoft.com/office/word/2010/wordprocessingDrawing" xmlns:wp="http://schemas.openxmlformats.org/drawingml/2006/wordprocessingDrawing" xmlns:w10="urn:schemas-microsoft-com:office:word" xmlns:w="http://schemas.openxmlformats.org/wordprocessingml/2006/main" xmlns:w14="http://schemas.microsoft.com/office/word/2010/wordml" xmlns:w15="http://schemas.microsoft.com/office/word/2012/wordml" xmlns:w16cex="http://schemas.microsoft.com/office/word/2018/wordml/cex" xmlns:w16cid="http://schemas.microsoft.com/office/word/2016/wordml/cid" xmlns:w16="http://schemas.microsoft.com/office/word/2018/wordml" xmlns:w16du="http://schemas.microsoft.com/office/word/2023/wordml/word16du" xmlns:w16sdtdh="http://schemas.microsoft.com/office/word/2020/wordml/sdtdatahash" xmlns:w16sdtfl="http://schemas.microsoft.com/office/word/2024/wordml/sdtformatlock" xmlns:w16se="http://schemas.microsoft.com/office/word/2015/wordml/symex" xmlns:wpg="http://schemas.microsoft.com/office/word/2010/wordprocessingGroup" xmlns:wpi="http://schemas.microsoft.com/office/word/2010/wordprocessingInk" xmlns:wne="http://schemas.microsoft.com/office/word/2006/wordml" xmlns:wps="http://schemas.microsoft.com/office/word/2010/wordprocessingShape" mc:Ignorable="w14 w15 w16se w16cid w16 w16cex w16sdtdh w16sdtfl w16du wp14">
   <w:tbl>
     <w:tblPr>
       <w:tblStyle w:val="a3"/>
@@ -14650,7 +13751,7 @@
 </file>
 
 <file path=word/header5.xml><?xml version="1.0" encoding="utf-8"?>
-<w:hdr xmlns:wpc="http://schemas.microsoft.com/office/word/2010/wordprocessingCanvas" xmlns:cx="http://schemas.microsoft.com/office/drawing/2014/chartex" xmlns:cx1="http://schemas.microsoft.com/office/drawing/2015/9/8/chartex" xmlns:mc="http://schemas.openxmlformats.org/markup-compatibility/2006" xmlns:o="urn:schemas-microsoft-com:office:office" xmlns:r="http://schemas.openxmlformats.org/officeDocument/2006/relationships" xmlns:m="http://schemas.openxmlformats.org/officeDocument/2006/math" xmlns:v="urn:schemas-microsoft-com:vml" xmlns:wp14="http://schemas.microsoft.com/office/word/2010/wordprocessingDrawing" xmlns:wp="http://schemas.openxmlformats.org/drawingml/2006/wordprocessingDrawing" xmlns:w10="urn:schemas-microsoft-com:office:word" xmlns:w="http://schemas.openxmlformats.org/wordprocessingml/2006/main" xmlns:w14="http://schemas.microsoft.com/office/word/2010/wordml" xmlns:w15="http://schemas.microsoft.com/office/word/2012/wordml" xmlns:w16se="http://schemas.microsoft.com/office/word/2015/wordml/symex" xmlns:wpg="http://schemas.microsoft.com/office/word/2010/wordprocessingGroup" xmlns:wpi="http://schemas.microsoft.com/office/word/2010/wordprocessingInk" xmlns:wne="http://schemas.microsoft.com/office/word/2006/wordml" xmlns:wps="http://schemas.microsoft.com/office/word/2010/wordprocessingShape" mc:Ignorable="w14 w15 w16se wp14">
+<w:hdr xmlns:wpc="http://schemas.microsoft.com/office/word/2010/wordprocessingCanvas" xmlns:cx="http://schemas.microsoft.com/office/drawing/2014/chartex" xmlns:cx1="http://schemas.microsoft.com/office/drawing/2015/9/8/chartex" xmlns:cx2="http://schemas.microsoft.com/office/drawing/2015/10/21/chartex" xmlns:cx3="http://schemas.microsoft.com/office/drawing/2016/5/9/chartex" xmlns:cx4="http://schemas.microsoft.com/office/drawing/2016/5/10/chartex" xmlns:cx5="http://schemas.microsoft.com/office/drawing/2016/5/11/chartex" xmlns:cx6="http://schemas.microsoft.com/office/drawing/2016/5/12/chartex" xmlns:cx7="http://schemas.microsoft.com/office/drawing/2016/5/13/chartex" xmlns:cx8="http://schemas.microsoft.com/office/drawing/2016/5/14/chartex" xmlns:mc="http://schemas.openxmlformats.org/markup-compatibility/2006" xmlns:aink="http://schemas.microsoft.com/office/drawing/2016/ink" xmlns:am3d="http://schemas.microsoft.com/office/drawing/2017/model3d" xmlns:o="urn:schemas-microsoft-com:office:office" xmlns:oel="http://schemas.microsoft.com/office/2019/extlst" xmlns:r="http://schemas.openxmlformats.org/officeDocument/2006/relationships" xmlns:m="http://schemas.openxmlformats.org/officeDocument/2006/math" xmlns:v="urn:schemas-microsoft-com:vml" xmlns:wp14="http://schemas.microsoft.com/office/word/2010/wordprocessingDrawing" xmlns:wp="http://schemas.openxmlformats.org/drawingml/2006/wordprocessingDrawing" xmlns:w10="urn:schemas-microsoft-com:office:word" xmlns:w="http://schemas.openxmlformats.org/wordprocessingml/2006/main" xmlns:w14="http://schemas.microsoft.com/office/word/2010/wordml" xmlns:w15="http://schemas.microsoft.com/office/word/2012/wordml" xmlns:w16cex="http://schemas.microsoft.com/office/word/2018/wordml/cex" xmlns:w16cid="http://schemas.microsoft.com/office/word/2016/wordml/cid" xmlns:w16="http://schemas.microsoft.com/office/word/2018/wordml" xmlns:w16du="http://schemas.microsoft.com/office/word/2023/wordml/word16du" xmlns:w16sdtdh="http://schemas.microsoft.com/office/word/2020/wordml/sdtdatahash" xmlns:w16sdtfl="http://schemas.microsoft.com/office/word/2024/wordml/sdtformatlock" xmlns:w16se="http://schemas.microsoft.com/office/word/2015/wordml/symex" xmlns:wpg="http://schemas.microsoft.com/office/word/2010/wordprocessingGroup" xmlns:wpi="http://schemas.microsoft.com/office/word/2010/wordprocessingInk" xmlns:wne="http://schemas.microsoft.com/office/word/2006/wordml" xmlns:wps="http://schemas.microsoft.com/office/word/2010/wordprocessingShape" mc:Ignorable="w14 w15 w16se w16cid w16 w16cex w16sdtdh w16sdtfl w16du wp14">
   <w:p>
     <w:pPr>
       <w:pStyle w:val="a4"/>
@@ -14660,7 +13761,7 @@
 </file>
 
 <file path=word/numbering.xml><?xml version="1.0" encoding="utf-8"?>
-<w:numbering xmlns:wpc="http://schemas.microsoft.com/office/word/2010/wordprocessingCanvas" xmlns:cx="http://schemas.microsoft.com/office/drawing/2014/chartex" xmlns:cx1="http://schemas.microsoft.com/office/drawing/2015/9/8/chartex" xmlns:mc="http://schemas.openxmlformats.org/markup-compatibility/2006" xmlns:o="urn:schemas-microsoft-com:office:office" xmlns:r="http://schemas.openxmlformats.org/officeDocument/2006/relationships" xmlns:m="http://schemas.openxmlformats.org/officeDocument/2006/math" xmlns:v="urn:schemas-microsoft-com:vml" xmlns:wp14="http://schemas.microsoft.com/office/word/2010/wordprocessingDrawing" xmlns:wp="http://schemas.openxmlformats.org/drawingml/2006/wordprocessingDrawing" xmlns:w10="urn:schemas-microsoft-com:office:word" xmlns:w="http://schemas.openxmlformats.org/wordprocessingml/2006/main" xmlns:w14="http://schemas.microsoft.com/office/word/2010/wordml" xmlns:w15="http://schemas.microsoft.com/office/word/2012/wordml" xmlns:w16se="http://schemas.microsoft.com/office/word/2015/wordml/symex" xmlns:wpg="http://schemas.microsoft.com/office/word/2010/wordprocessingGroup" xmlns:wpi="http://schemas.microsoft.com/office/word/2010/wordprocessingInk" xmlns:wne="http://schemas.microsoft.com/office/word/2006/wordml" xmlns:wps="http://schemas.microsoft.com/office/word/2010/wordprocessingShape" mc:Ignorable="w14 w15 w16se wp14">
+<w:numbering xmlns:wpc="http://schemas.microsoft.com/office/word/2010/wordprocessingCanvas" xmlns:cx="http://schemas.microsoft.com/office/drawing/2014/chartex" xmlns:cx1="http://schemas.microsoft.com/office/drawing/2015/9/8/chartex" xmlns:cx2="http://schemas.microsoft.com/office/drawing/2015/10/21/chartex" xmlns:cx3="http://schemas.microsoft.com/office/drawing/2016/5/9/chartex" xmlns:cx4="http://schemas.microsoft.com/office/drawing/2016/5/10/chartex" xmlns:cx5="http://schemas.microsoft.com/office/drawing/2016/5/11/chartex" xmlns:cx6="http://schemas.microsoft.com/office/drawing/2016/5/12/chartex" xmlns:cx7="http://schemas.microsoft.com/office/drawing/2016/5/13/chartex" xmlns:cx8="http://schemas.microsoft.com/office/drawing/2016/5/14/chartex" xmlns:mc="http://schemas.openxmlformats.org/markup-compatibility/2006" xmlns:aink="http://schemas.microsoft.com/office/drawing/2016/ink" xmlns:am3d="http://schemas.microsoft.com/office/drawing/2017/model3d" xmlns:o="urn:schemas-microsoft-com:office:office" xmlns:oel="http://schemas.microsoft.com/office/2019/extlst" xmlns:r="http://schemas.openxmlformats.org/officeDocument/2006/relationships" xmlns:m="http://schemas.openxmlformats.org/officeDocument/2006/math" xmlns:v="urn:schemas-microsoft-com:vml" xmlns:wp14="http://schemas.microsoft.com/office/word/2010/wordprocessingDrawing" xmlns:wp="http://schemas.openxmlformats.org/drawingml/2006/wordprocessingDrawing" xmlns:w10="urn:schemas-microsoft-com:office:word" xmlns:w="http://schemas.openxmlformats.org/wordprocessingml/2006/main" xmlns:w14="http://schemas.microsoft.com/office/word/2010/wordml" xmlns:w15="http://schemas.microsoft.com/office/word/2012/wordml" xmlns:w16cex="http://schemas.microsoft.com/office/word/2018/wordml/cex" xmlns:w16cid="http://schemas.microsoft.com/office/word/2016/wordml/cid" xmlns:w16="http://schemas.microsoft.com/office/word/2018/wordml" xmlns:w16du="http://schemas.microsoft.com/office/word/2023/wordml/word16du" xmlns:w16sdtdh="http://schemas.microsoft.com/office/word/2020/wordml/sdtdatahash" xmlns:w16sdtfl="http://schemas.microsoft.com/office/word/2024/wordml/sdtformatlock" xmlns:w16se="http://schemas.microsoft.com/office/word/2015/wordml/symex" xmlns:wpg="http://schemas.microsoft.com/office/word/2010/wordprocessingGroup" xmlns:wpi="http://schemas.microsoft.com/office/word/2010/wordprocessingInk" xmlns:wne="http://schemas.microsoft.com/office/word/2006/wordml" xmlns:wps="http://schemas.microsoft.com/office/word/2010/wordprocessingShape" mc:Ignorable="w14 w15 w16se w16cid w16 w16cex w16sdtdh w16sdtfl w16du wp14">
   <w:abstractNum w:abstractNumId="0" w15:restartNumberingAfterBreak="0">
     <w:nsid w:val="01D03072"/>
     <w:multiLevelType w:val="hybridMultilevel"/>
@@ -17726,106 +16827,106 @@
       </w:pPr>
     </w:lvl>
   </w:abstractNum>
-  <w:num w:numId="1">
+  <w:num w:numId="1" w16cid:durableId="143284236">
     <w:abstractNumId w:val="23"/>
   </w:num>
-  <w:num w:numId="2">
+  <w:num w:numId="2" w16cid:durableId="535704358">
     <w:abstractNumId w:val="5"/>
   </w:num>
-  <w:num w:numId="3">
+  <w:num w:numId="3" w16cid:durableId="391462701">
     <w:abstractNumId w:val="33"/>
   </w:num>
-  <w:num w:numId="4">
+  <w:num w:numId="4" w16cid:durableId="710962609">
     <w:abstractNumId w:val="7"/>
   </w:num>
-  <w:num w:numId="5">
+  <w:num w:numId="5" w16cid:durableId="1870290571">
     <w:abstractNumId w:val="2"/>
   </w:num>
-  <w:num w:numId="6">
+  <w:num w:numId="6" w16cid:durableId="634527842">
     <w:abstractNumId w:val="28"/>
   </w:num>
-  <w:num w:numId="7">
+  <w:num w:numId="7" w16cid:durableId="1615019521">
     <w:abstractNumId w:val="26"/>
   </w:num>
-  <w:num w:numId="8">
+  <w:num w:numId="8" w16cid:durableId="1919901803">
     <w:abstractNumId w:val="25"/>
   </w:num>
-  <w:num w:numId="9">
+  <w:num w:numId="9" w16cid:durableId="306210165">
     <w:abstractNumId w:val="27"/>
   </w:num>
-  <w:num w:numId="10">
+  <w:num w:numId="10" w16cid:durableId="1404252126">
     <w:abstractNumId w:val="0"/>
   </w:num>
-  <w:num w:numId="11">
+  <w:num w:numId="11" w16cid:durableId="1339309206">
     <w:abstractNumId w:val="16"/>
   </w:num>
-  <w:num w:numId="12">
+  <w:num w:numId="12" w16cid:durableId="463885799">
     <w:abstractNumId w:val="31"/>
   </w:num>
-  <w:num w:numId="13">
+  <w:num w:numId="13" w16cid:durableId="575821774">
     <w:abstractNumId w:val="32"/>
   </w:num>
-  <w:num w:numId="14">
+  <w:num w:numId="14" w16cid:durableId="2110075044">
     <w:abstractNumId w:val="18"/>
   </w:num>
-  <w:num w:numId="15">
+  <w:num w:numId="15" w16cid:durableId="1699315577">
     <w:abstractNumId w:val="13"/>
   </w:num>
-  <w:num w:numId="16">
+  <w:num w:numId="16" w16cid:durableId="1674332839">
     <w:abstractNumId w:val="11"/>
   </w:num>
-  <w:num w:numId="17">
+  <w:num w:numId="17" w16cid:durableId="105077546">
     <w:abstractNumId w:val="20"/>
   </w:num>
-  <w:num w:numId="18">
+  <w:num w:numId="18" w16cid:durableId="1174877029">
     <w:abstractNumId w:val="17"/>
   </w:num>
-  <w:num w:numId="19">
+  <w:num w:numId="19" w16cid:durableId="1770733922">
     <w:abstractNumId w:val="3"/>
   </w:num>
-  <w:num w:numId="20">
+  <w:num w:numId="20" w16cid:durableId="400560269">
     <w:abstractNumId w:val="4"/>
   </w:num>
-  <w:num w:numId="21">
+  <w:num w:numId="21" w16cid:durableId="945237392">
     <w:abstractNumId w:val="14"/>
   </w:num>
-  <w:num w:numId="22">
+  <w:num w:numId="22" w16cid:durableId="1481799756">
     <w:abstractNumId w:val="12"/>
   </w:num>
-  <w:num w:numId="23">
+  <w:num w:numId="23" w16cid:durableId="454568197">
     <w:abstractNumId w:val="10"/>
   </w:num>
-  <w:num w:numId="24">
+  <w:num w:numId="24" w16cid:durableId="1535385676">
     <w:abstractNumId w:val="30"/>
   </w:num>
-  <w:num w:numId="25">
+  <w:num w:numId="25" w16cid:durableId="1743289782">
     <w:abstractNumId w:val="8"/>
   </w:num>
-  <w:num w:numId="26">
+  <w:num w:numId="26" w16cid:durableId="493110043">
     <w:abstractNumId w:val="19"/>
   </w:num>
-  <w:num w:numId="27">
+  <w:num w:numId="27" w16cid:durableId="1064183247">
     <w:abstractNumId w:val="21"/>
   </w:num>
-  <w:num w:numId="28">
+  <w:num w:numId="28" w16cid:durableId="195586009">
     <w:abstractNumId w:val="15"/>
   </w:num>
-  <w:num w:numId="29">
+  <w:num w:numId="29" w16cid:durableId="2071154084">
     <w:abstractNumId w:val="29"/>
   </w:num>
-  <w:num w:numId="30">
+  <w:num w:numId="30" w16cid:durableId="396704292">
     <w:abstractNumId w:val="22"/>
   </w:num>
-  <w:num w:numId="31">
+  <w:num w:numId="31" w16cid:durableId="1314019154">
     <w:abstractNumId w:val="9"/>
   </w:num>
-  <w:num w:numId="32">
+  <w:num w:numId="32" w16cid:durableId="146560543">
     <w:abstractNumId w:val="24"/>
   </w:num>
-  <w:num w:numId="33">
+  <w:num w:numId="33" w16cid:durableId="1851792869">
     <w:abstractNumId w:val="1"/>
   </w:num>
-  <w:num w:numId="34">
+  <w:num w:numId="34" w16cid:durableId="2127383007">
     <w:abstractNumId w:val="6"/>
   </w:num>
   <w:numIdMacAtCleanup w:val="34"/>
@@ -17833,7 +16934,7 @@
 </file>
 
 <file path=word/styles.xml><?xml version="1.0" encoding="utf-8"?>
-<w:styles xmlns:mc="http://schemas.openxmlformats.org/markup-compatibility/2006" xmlns:r="http://schemas.openxmlformats.org/officeDocument/2006/relationships" xmlns:w="http://schemas.openxmlformats.org/wordprocessingml/2006/main" xmlns:w14="http://schemas.microsoft.com/office/word/2010/wordml" xmlns:w15="http://schemas.microsoft.com/office/word/2012/wordml" xmlns:w16se="http://schemas.microsoft.com/office/word/2015/wordml/symex" mc:Ignorable="w14 w15 w16se">
+<w:styles xmlns:mc="http://schemas.openxmlformats.org/markup-compatibility/2006" xmlns:r="http://schemas.openxmlformats.org/officeDocument/2006/relationships" xmlns:w="http://schemas.openxmlformats.org/wordprocessingml/2006/main" xmlns:w14="http://schemas.microsoft.com/office/word/2010/wordml" xmlns:w15="http://schemas.microsoft.com/office/word/2012/wordml" xmlns:w16cex="http://schemas.microsoft.com/office/word/2018/wordml/cex" xmlns:w16cid="http://schemas.microsoft.com/office/word/2016/wordml/cid" xmlns:w16="http://schemas.microsoft.com/office/word/2018/wordml" xmlns:w16du="http://schemas.microsoft.com/office/word/2023/wordml/word16du" xmlns:w16sdtdh="http://schemas.microsoft.com/office/word/2020/wordml/sdtdatahash" xmlns:w16sdtfl="http://schemas.microsoft.com/office/word/2024/wordml/sdtformatlock" xmlns:w16se="http://schemas.microsoft.com/office/word/2015/wordml/symex" mc:Ignorable="w14 w15 w16se w16cid w16 w16cex w16sdtdh w16sdtfl w16du">
   <w:docDefaults>
     <w:rPrDefault>
       <w:rPr>
@@ -17846,7 +16947,7 @@
     </w:rPrDefault>
     <w:pPrDefault/>
   </w:docDefaults>
-  <w:latentStyles w:defLockedState="0" w:defUIPriority="99" w:defSemiHidden="0" w:defUnhideWhenUsed="0" w:defQFormat="0" w:count="371">
+  <w:latentStyles w:defLockedState="0" w:defUIPriority="99" w:defSemiHidden="0" w:defUnhideWhenUsed="0" w:defQFormat="0" w:count="376">
     <w:lsdException w:name="Normal" w:uiPriority="0" w:qFormat="1"/>
     <w:lsdException w:name="heading 1" w:uiPriority="9" w:qFormat="1"/>
     <w:lsdException w:name="heading 2" w:semiHidden="1" w:uiPriority="9" w:unhideWhenUsed="1" w:qFormat="1"/>
@@ -18218,6 +17319,11 @@
     <w:lsdException w:name="List Table 5 Dark Accent 6" w:uiPriority="50"/>
     <w:lsdException w:name="List Table 6 Colorful Accent 6" w:uiPriority="51"/>
     <w:lsdException w:name="List Table 7 Colorful Accent 6" w:uiPriority="52"/>
+    <w:lsdException w:name="Mention" w:semiHidden="1" w:unhideWhenUsed="1"/>
+    <w:lsdException w:name="Smart Hyperlink" w:semiHidden="1" w:unhideWhenUsed="1"/>
+    <w:lsdException w:name="Hashtag" w:semiHidden="1" w:unhideWhenUsed="1"/>
+    <w:lsdException w:name="Unresolved Mention" w:semiHidden="1" w:unhideWhenUsed="1"/>
+    <w:lsdException w:name="Smart Link" w:semiHidden="1" w:unhideWhenUsed="1"/>
   </w:latentStyles>
   <w:style w:type="paragraph" w:default="1" w:styleId="a">
     <w:name w:val="Normal"/>
@@ -18738,7 +17844,7 @@
 </file>
 
 <file path=customXml/itemProps1.xml><?xml version="1.0" encoding="utf-8"?>
-<ds:datastoreItem xmlns:ds="http://schemas.openxmlformats.org/officeDocument/2006/customXml" ds:itemID="{7D94475B-4020-4CEA-AC29-5D8B43B7A3E2}">
+<ds:datastoreItem xmlns:ds="http://schemas.openxmlformats.org/officeDocument/2006/customXml" ds:itemID="{424AA005-5655-48DB-9A14-5595F514090F}">
   <ds:schemaRefs>
     <ds:schemaRef ds:uri="http://schemas.openxmlformats.org/officeDocument/2006/bibliography"/>
   </ds:schemaRefs>
